--- a/contracts/PECH_INTERNSHIP_AGREEMENT.docx
+++ b/contracts/PECH_INTERNSHIP_AGREEMENT.docx
@@ -2,21 +2,108 @@
 <file path=word/document.xml><?xml version="1.0" encoding="utf-8"?>
 <w:document xmlns:w="http://schemas.openxmlformats.org/wordprocessingml/2006/main" xmlns:m="http://schemas.openxmlformats.org/officeDocument/2006/math" xmlns:r="http://schemas.openxmlformats.org/officeDocument/2006/relationships" xmlns:o="urn:schemas-microsoft-com:office:office" xmlns:v="urn:schemas-microsoft-com:vml" xmlns:w10="urn:schemas-microsoft-com:office:word" xmlns:a="http://schemas.openxmlformats.org/drawingml/2006/main" xmlns:pic="http://schemas.openxmlformats.org/drawingml/2006/picture" xmlns:wp="http://schemas.openxmlformats.org/drawingml/2006/wordprocessingDrawing">
   <w:body>
+    <w:p>
+      <w:pPr>
+        <w:pBdr>
+          <w:top w:val="single" w:sz="12" w:space="1" w:color="00BFFF"/>
+          <w:bottom w:val="single" w:sz="36" w:space="0" w:color="F5A623"/>
+        </w:pBdr>
+        <w:spacing w:before="0" w:after="240"/>
+      </w:pPr>
+    </w:p>
+    <w:p>
+      <w:pPr>
+        <w:pBdr>
+          <w:bottom w:val="single" w:sz="6" w:space="1" w:color="00BFFF"/>
+        </w:pBdr>
+        <w:spacing w:before="0" w:after="120"/>
+      </w:pPr>
+    </w:p>
+    <w:p>
+      <w:pPr>
+        <w:jc w:val="center"/>
+        <w:spacing w:before="0" w:after="60"/>
+      </w:pPr>
+      <w:r>
+        <w:rPr>
+          <w:i/>
+          <w:color w:val="E08A00"/>
+          <w:sz w:val="18"/>
+          <w:szCs w:val="18"/>
+        </w:rPr>
+        <w:t>Technology &amp; Infrastructure Enablers for Africa</w:t>
+      </w:r>
+    </w:p>
+    <w:p>
+      <w:pPr>
+        <w:jc w:val="center"/>
+        <w:spacing w:before="200" w:after="40"/>
+      </w:pPr>
+      <w:r>
+        <w:rPr>
+          <w:b/>
+          <w:color w:val="0099CC"/>
+          <w:sz w:val="28"/>
+          <w:szCs w:val="28"/>
+        </w:rPr>
+        <w:t>PECH GROUP HOLDINGS LTD</w:t>
+      </w:r>
+    </w:p>
+    <w:p>
+      <w:pPr>
+        <w:pBdr>
+          <w:top w:val="single" w:sz="36" w:space="0" w:color="F5A623"/>
+          <w:bottom w:val="single" w:sz="12" w:space="1" w:color="00BFFF"/>
+        </w:pBdr>
+        <w:spacing w:after="0"/>
+      </w:pPr>
+    </w:p>
     <w:bookmarkStart w:id="119" w:name="pech-group-holdings-ltd"/>
     <w:p>
       <w:pPr>
         <w:pStyle w:val="Heading1"/>
-      </w:pPr>
-      <w:r>
+        <w:rPr>
+          <w:color w:val="0099CC"/>
+        </w:rPr>
+        <w:pBdr>
+          <w:bottom w:val="single" w:sz="18" w:space="2" w:color="F5A623"/>
+        </w:pBdr>
+      </w:pPr>
+      <w:r>
+        <w:rPr>
+          <w:b/>
+          <w:color w:val="0099CC"/>
+          <w:sz w:val="44"/>
+        </w:rPr>
         <w:t xml:space="preserve">PECH GROUP HOLDINGS LTD</w:t>
       </w:r>
     </w:p>
     <w:bookmarkStart w:id="21" w:name="internship-agreement"/>
     <w:p>
       <w:pPr>
+        <w:pBdr>
+          <w:top w:val="single" w:sz="18" w:space="1" w:color="F5A623"/>
+          <w:bottom w:val="single" w:sz="6" w:space="1" w:color="0099CC"/>
+        </w:pBdr>
+        <w:spacing w:before="200" w:after="200"/>
+      </w:pPr>
+    </w:p>
+    <w:p>
+      <w:pPr>
         <w:pStyle w:val="Heading2"/>
-      </w:pPr>
-      <w:r>
+        <w:rPr>
+          <w:color w:val="0099CC"/>
+        </w:rPr>
+        <w:pBdr>
+          <w:bottom w:val="single" w:sz="6" w:space="2" w:color="00BFFF"/>
+        </w:pBdr>
+      </w:pPr>
+      <w:r>
+        <w:rPr>
+          <w:b/>
+          <w:color w:val="0099CC"/>
+          <w:sz w:val="32"/>
+        </w:rPr>
         <w:t xml:space="preserve">INTERNSHIP AGREEMENT</w:t>
       </w:r>
     </w:p>
@@ -24,8 +111,16 @@
     <w:p>
       <w:pPr>
         <w:pStyle w:val="Heading3"/>
-      </w:pPr>
-      <w:r>
+        <w:rPr>
+          <w:color w:val="E08A00"/>
+        </w:rPr>
+      </w:pPr>
+      <w:r>
+        <w:rPr>
+          <w:b/>
+          <w:color w:val="E08A00"/>
+          <w:sz w:val="26"/>
+        </w:rPr>
         <w:t xml:space="preserve">CONFIDENTIAL</w:t>
       </w:r>
     </w:p>
@@ -84,9 +179,29 @@
     <w:bookmarkStart w:id="22" w:name="table-of-contents"/>
     <w:p>
       <w:pPr>
+        <w:pBdr>
+          <w:top w:val="single" w:sz="18" w:space="1" w:color="F5A623"/>
+          <w:bottom w:val="single" w:sz="6" w:space="1" w:color="0099CC"/>
+        </w:pBdr>
+        <w:spacing w:before="200" w:after="200"/>
+      </w:pPr>
+    </w:p>
+    <w:p>
+      <w:pPr>
         <w:pStyle w:val="Heading2"/>
-      </w:pPr>
-      <w:r>
+        <w:rPr>
+          <w:color w:val="0099CC"/>
+        </w:rPr>
+        <w:pBdr>
+          <w:bottom w:val="single" w:sz="6" w:space="2" w:color="00BFFF"/>
+        </w:pBdr>
+      </w:pPr>
+      <w:r>
+        <w:rPr>
+          <w:b/>
+          <w:color w:val="0099CC"/>
+          <w:sz w:val="32"/>
+        </w:rPr>
         <w:t xml:space="preserve">TABLE OF CONTENTS</w:t>
       </w:r>
     </w:p>
@@ -390,9 +505,29 @@
     <w:bookmarkStart w:id="27" w:name="parties-definitions"/>
     <w:p>
       <w:pPr>
+        <w:pBdr>
+          <w:top w:val="single" w:sz="18" w:space="1" w:color="F5A623"/>
+          <w:bottom w:val="single" w:sz="6" w:space="1" w:color="0099CC"/>
+        </w:pBdr>
+        <w:spacing w:before="200" w:after="200"/>
+      </w:pPr>
+    </w:p>
+    <w:p>
+      <w:pPr>
         <w:pStyle w:val="Heading2"/>
-      </w:pPr>
-      <w:r>
+        <w:rPr>
+          <w:color w:val="0099CC"/>
+        </w:rPr>
+        <w:pBdr>
+          <w:bottom w:val="single" w:sz="6" w:space="2" w:color="00BFFF"/>
+        </w:pBdr>
+      </w:pPr>
+      <w:r>
+        <w:rPr>
+          <w:b/>
+          <w:color w:val="0099CC"/>
+          <w:sz w:val="32"/>
+        </w:rPr>
         <w:t xml:space="preserve">1. PARTIES &amp; DEFINITIONS</w:t>
       </w:r>
     </w:p>
@@ -430,8 +565,16 @@
     <w:p>
       <w:pPr>
         <w:pStyle w:val="Heading3"/>
-      </w:pPr>
-      <w:r>
+        <w:rPr>
+          <w:color w:val="E08A00"/>
+        </w:rPr>
+      </w:pPr>
+      <w:r>
+        <w:rPr>
+          <w:b/>
+          <w:color w:val="E08A00"/>
+          <w:sz w:val="26"/>
+        </w:rPr>
         <w:t xml:space="preserve">1.1 The Company</w:t>
       </w:r>
     </w:p>
@@ -576,8 +719,16 @@
     <w:p>
       <w:pPr>
         <w:pStyle w:val="Heading3"/>
-      </w:pPr>
-      <w:r>
+        <w:rPr>
+          <w:color w:val="E08A00"/>
+        </w:rPr>
+      </w:pPr>
+      <w:r>
+        <w:rPr>
+          <w:b/>
+          <w:color w:val="E08A00"/>
+          <w:sz w:val="26"/>
+        </w:rPr>
         <w:t xml:space="preserve">1.2 The Intern</w:t>
       </w:r>
     </w:p>
@@ -719,8 +870,16 @@
     <w:p>
       <w:pPr>
         <w:pStyle w:val="Heading3"/>
-      </w:pPr>
-      <w:r>
+        <w:rPr>
+          <w:color w:val="E08A00"/>
+        </w:rPr>
+      </w:pPr>
+      <w:r>
+        <w:rPr>
+          <w:b/>
+          <w:color w:val="E08A00"/>
+          <w:sz w:val="26"/>
+        </w:rPr>
         <w:t xml:space="preserve">1.3 Educational Institution (if applicable)</w:t>
       </w:r>
     </w:p>
@@ -855,8 +1014,16 @@
     <w:p>
       <w:pPr>
         <w:pStyle w:val="Heading3"/>
-      </w:pPr>
-      <w:r>
+        <w:rPr>
+          <w:color w:val="E08A00"/>
+        </w:rPr>
+      </w:pPr>
+      <w:r>
+        <w:rPr>
+          <w:b/>
+          <w:color w:val="E08A00"/>
+          <w:sz w:val="26"/>
+        </w:rPr>
         <w:t xml:space="preserve">1.4 Definitions</w:t>
       </w:r>
     </w:p>
@@ -1318,9 +1485,29 @@
     <w:bookmarkStart w:id="33" w:name="internship-purpose-learning-objectives"/>
     <w:p>
       <w:pPr>
+        <w:pBdr>
+          <w:top w:val="single" w:sz="18" w:space="1" w:color="F5A623"/>
+          <w:bottom w:val="single" w:sz="6" w:space="1" w:color="0099CC"/>
+        </w:pBdr>
+        <w:spacing w:before="200" w:after="200"/>
+      </w:pPr>
+    </w:p>
+    <w:p>
+      <w:pPr>
         <w:pStyle w:val="Heading2"/>
-      </w:pPr>
-      <w:r>
+        <w:rPr>
+          <w:color w:val="0099CC"/>
+        </w:rPr>
+        <w:pBdr>
+          <w:bottom w:val="single" w:sz="6" w:space="2" w:color="00BFFF"/>
+        </w:pBdr>
+      </w:pPr>
+      <w:r>
+        <w:rPr>
+          <w:b/>
+          <w:color w:val="0099CC"/>
+          <w:sz w:val="32"/>
+        </w:rPr>
         <w:t xml:space="preserve">2. INTERNSHIP PURPOSE &amp; LEARNING OBJECTIVES</w:t>
       </w:r>
     </w:p>
@@ -1328,8 +1515,16 @@
     <w:p>
       <w:pPr>
         <w:pStyle w:val="Heading3"/>
-      </w:pPr>
-      <w:r>
+        <w:rPr>
+          <w:color w:val="E08A00"/>
+        </w:rPr>
+      </w:pPr>
+      <w:r>
+        <w:rPr>
+          <w:b/>
+          <w:color w:val="E08A00"/>
+          <w:sz w:val="26"/>
+        </w:rPr>
         <w:t xml:space="preserve">2.1 Purpose</w:t>
       </w:r>
     </w:p>
@@ -1346,8 +1541,16 @@
     <w:p>
       <w:pPr>
         <w:pStyle w:val="Heading3"/>
-      </w:pPr>
-      <w:r>
+        <w:rPr>
+          <w:color w:val="E08A00"/>
+        </w:rPr>
+      </w:pPr>
+      <w:r>
+        <w:rPr>
+          <w:b/>
+          <w:color w:val="E08A00"/>
+          <w:sz w:val="26"/>
+        </w:rPr>
         <w:t xml:space="preserve">2.2 Department/Team</w:t>
       </w:r>
     </w:p>
@@ -1400,8 +1603,16 @@
     <w:p>
       <w:pPr>
         <w:pStyle w:val="Heading3"/>
-      </w:pPr>
-      <w:r>
+        <w:rPr>
+          <w:color w:val="E08A00"/>
+        </w:rPr>
+      </w:pPr>
+      <w:r>
+        <w:rPr>
+          <w:b/>
+          <w:color w:val="E08A00"/>
+          <w:sz w:val="26"/>
+        </w:rPr>
         <w:t xml:space="preserve">2.3 Learning Objectives</w:t>
       </w:r>
     </w:p>
@@ -1453,8 +1664,16 @@
     <w:p>
       <w:pPr>
         <w:pStyle w:val="Heading3"/>
-      </w:pPr>
-      <w:r>
+        <w:rPr>
+          <w:color w:val="E08A00"/>
+        </w:rPr>
+      </w:pPr>
+      <w:r>
+        <w:rPr>
+          <w:b/>
+          <w:color w:val="E08A00"/>
+          <w:sz w:val="26"/>
+        </w:rPr>
         <w:t xml:space="preserve">2.4 Deliverables</w:t>
       </w:r>
     </w:p>
@@ -1492,8 +1711,16 @@
     <w:p>
       <w:pPr>
         <w:pStyle w:val="Heading3"/>
-      </w:pPr>
-      <w:r>
+        <w:rPr>
+          <w:color w:val="E08A00"/>
+        </w:rPr>
+      </w:pPr>
+      <w:r>
+        <w:rPr>
+          <w:b/>
+          <w:color w:val="E08A00"/>
+          <w:sz w:val="26"/>
+        </w:rPr>
         <w:t xml:space="preserve">2.5 Skills Development</w:t>
       </w:r>
     </w:p>
@@ -1577,9 +1804,29 @@
     <w:bookmarkStart w:id="38" w:name="duration-of-internship"/>
     <w:p>
       <w:pPr>
+        <w:pBdr>
+          <w:top w:val="single" w:sz="18" w:space="1" w:color="F5A623"/>
+          <w:bottom w:val="single" w:sz="6" w:space="1" w:color="0099CC"/>
+        </w:pBdr>
+        <w:spacing w:before="200" w:after="200"/>
+      </w:pPr>
+    </w:p>
+    <w:p>
+      <w:pPr>
         <w:pStyle w:val="Heading2"/>
-      </w:pPr>
-      <w:r>
+        <w:rPr>
+          <w:color w:val="0099CC"/>
+        </w:rPr>
+        <w:pBdr>
+          <w:bottom w:val="single" w:sz="6" w:space="2" w:color="00BFFF"/>
+        </w:pBdr>
+      </w:pPr>
+      <w:r>
+        <w:rPr>
+          <w:b/>
+          <w:color w:val="0099CC"/>
+          <w:sz w:val="32"/>
+        </w:rPr>
         <w:t xml:space="preserve">3. DURATION OF INTERNSHIP</w:t>
       </w:r>
     </w:p>
@@ -1587,8 +1834,16 @@
     <w:p>
       <w:pPr>
         <w:pStyle w:val="Heading3"/>
-      </w:pPr>
-      <w:r>
+        <w:rPr>
+          <w:color w:val="E08A00"/>
+        </w:rPr>
+      </w:pPr>
+      <w:r>
+        <w:rPr>
+          <w:b/>
+          <w:color w:val="E08A00"/>
+          <w:sz w:val="26"/>
+        </w:rPr>
         <w:t xml:space="preserve">3.1 Fixed Term</w:t>
       </w:r>
     </w:p>
@@ -1675,8 +1930,16 @@
     <w:p>
       <w:pPr>
         <w:pStyle w:val="Heading3"/>
-      </w:pPr>
-      <w:r>
+        <w:rPr>
+          <w:color w:val="E08A00"/>
+        </w:rPr>
+      </w:pPr>
+      <w:r>
+        <w:rPr>
+          <w:b/>
+          <w:color w:val="E08A00"/>
+          <w:sz w:val="26"/>
+        </w:rPr>
         <w:t xml:space="preserve">3.2 Non-Renewable</w:t>
       </w:r>
     </w:p>
@@ -1709,8 +1972,16 @@
     <w:p>
       <w:pPr>
         <w:pStyle w:val="Heading3"/>
-      </w:pPr>
-      <w:r>
+        <w:rPr>
+          <w:color w:val="E08A00"/>
+        </w:rPr>
+      </w:pPr>
+      <w:r>
+        <w:rPr>
+          <w:b/>
+          <w:color w:val="E08A00"/>
+          <w:sz w:val="26"/>
+        </w:rPr>
         <w:t xml:space="preserve">3.3 No Automatic Extension</w:t>
       </w:r>
     </w:p>
@@ -1727,8 +1998,16 @@
     <w:p>
       <w:pPr>
         <w:pStyle w:val="Heading3"/>
-      </w:pPr>
-      <w:r>
+        <w:rPr>
+          <w:color w:val="E08A00"/>
+        </w:rPr>
+      </w:pPr>
+      <w:r>
+        <w:rPr>
+          <w:b/>
+          <w:color w:val="E08A00"/>
+          <w:sz w:val="26"/>
+        </w:rPr>
         <w:t xml:space="preserve">3.4 Probationary Period</w:t>
       </w:r>
     </w:p>
@@ -1752,9 +2031,29 @@
     <w:bookmarkStart w:id="42" w:name="stipend-compensation"/>
     <w:p>
       <w:pPr>
+        <w:pBdr>
+          <w:top w:val="single" w:sz="18" w:space="1" w:color="F5A623"/>
+          <w:bottom w:val="single" w:sz="6" w:space="1" w:color="0099CC"/>
+        </w:pBdr>
+        <w:spacing w:before="200" w:after="200"/>
+      </w:pPr>
+    </w:p>
+    <w:p>
+      <w:pPr>
         <w:pStyle w:val="Heading2"/>
-      </w:pPr>
-      <w:r>
+        <w:rPr>
+          <w:color w:val="0099CC"/>
+        </w:rPr>
+        <w:pBdr>
+          <w:bottom w:val="single" w:sz="6" w:space="2" w:color="00BFFF"/>
+        </w:pBdr>
+      </w:pPr>
+      <w:r>
+        <w:rPr>
+          <w:b/>
+          <w:color w:val="0099CC"/>
+          <w:sz w:val="32"/>
+        </w:rPr>
         <w:t xml:space="preserve">4. STIPEND &amp; COMPENSATION</w:t>
       </w:r>
     </w:p>
@@ -1762,8 +2061,16 @@
     <w:p>
       <w:pPr>
         <w:pStyle w:val="Heading3"/>
-      </w:pPr>
-      <w:r>
+        <w:rPr>
+          <w:color w:val="E08A00"/>
+        </w:rPr>
+      </w:pPr>
+      <w:r>
+        <w:rPr>
+          <w:b/>
+          <w:color w:val="E08A00"/>
+          <w:sz w:val="26"/>
+        </w:rPr>
         <w:t xml:space="preserve">4.1 Monthly Stipend</w:t>
       </w:r>
     </w:p>
@@ -1800,8 +2107,16 @@
     <w:p>
       <w:pPr>
         <w:pStyle w:val="Heading3"/>
-      </w:pPr>
-      <w:r>
+        <w:rPr>
+          <w:color w:val="E08A00"/>
+        </w:rPr>
+      </w:pPr>
+      <w:r>
+        <w:rPr>
+          <w:b/>
+          <w:color w:val="E08A00"/>
+          <w:sz w:val="26"/>
+        </w:rPr>
         <w:t xml:space="preserve">4.2 Nature of Stipend</w:t>
       </w:r>
     </w:p>
@@ -2004,8 +2319,16 @@
     <w:p>
       <w:pPr>
         <w:pStyle w:val="Heading3"/>
-      </w:pPr>
-      <w:r>
+        <w:rPr>
+          <w:color w:val="E08A00"/>
+        </w:rPr>
+      </w:pPr>
+      <w:r>
+        <w:rPr>
+          <w:b/>
+          <w:color w:val="E08A00"/>
+          <w:sz w:val="26"/>
+        </w:rPr>
         <w:t xml:space="preserve">4.3 No Other Compensation</w:t>
       </w:r>
     </w:p>
@@ -2029,9 +2352,29 @@
     <w:bookmarkStart w:id="47" w:name="working-hours"/>
     <w:p>
       <w:pPr>
+        <w:pBdr>
+          <w:top w:val="single" w:sz="18" w:space="1" w:color="F5A623"/>
+          <w:bottom w:val="single" w:sz="6" w:space="1" w:color="0099CC"/>
+        </w:pBdr>
+        <w:spacing w:before="200" w:after="200"/>
+      </w:pPr>
+    </w:p>
+    <w:p>
+      <w:pPr>
         <w:pStyle w:val="Heading2"/>
-      </w:pPr>
-      <w:r>
+        <w:rPr>
+          <w:color w:val="0099CC"/>
+        </w:rPr>
+        <w:pBdr>
+          <w:bottom w:val="single" w:sz="6" w:space="2" w:color="00BFFF"/>
+        </w:pBdr>
+      </w:pPr>
+      <w:r>
+        <w:rPr>
+          <w:b/>
+          <w:color w:val="0099CC"/>
+          <w:sz w:val="32"/>
+        </w:rPr>
         <w:t xml:space="preserve">5. WORKING HOURS</w:t>
       </w:r>
     </w:p>
@@ -2039,8 +2382,16 @@
     <w:p>
       <w:pPr>
         <w:pStyle w:val="Heading3"/>
-      </w:pPr>
-      <w:r>
+        <w:rPr>
+          <w:color w:val="E08A00"/>
+        </w:rPr>
+      </w:pPr>
+      <w:r>
+        <w:rPr>
+          <w:b/>
+          <w:color w:val="E08A00"/>
+          <w:sz w:val="26"/>
+        </w:rPr>
         <w:t xml:space="preserve">5.1 Standard Hours</w:t>
       </w:r>
     </w:p>
@@ -2121,8 +2472,16 @@
     <w:p>
       <w:pPr>
         <w:pStyle w:val="Heading3"/>
-      </w:pPr>
-      <w:r>
+        <w:rPr>
+          <w:color w:val="E08A00"/>
+        </w:rPr>
+      </w:pPr>
+      <w:r>
+        <w:rPr>
+          <w:b/>
+          <w:color w:val="E08A00"/>
+          <w:sz w:val="26"/>
+        </w:rPr>
         <w:t xml:space="preserve">5.2 No Overtime</w:t>
       </w:r>
     </w:p>
@@ -2155,8 +2514,16 @@
     <w:p>
       <w:pPr>
         <w:pStyle w:val="Heading3"/>
-      </w:pPr>
-      <w:r>
+        <w:rPr>
+          <w:color w:val="E08A00"/>
+        </w:rPr>
+      </w:pPr>
+      <w:r>
+        <w:rPr>
+          <w:b/>
+          <w:color w:val="E08A00"/>
+          <w:sz w:val="26"/>
+        </w:rPr>
         <w:t xml:space="preserve">5.3 Remote Work</w:t>
       </w:r>
     </w:p>
@@ -2173,8 +2540,16 @@
     <w:p>
       <w:pPr>
         <w:pStyle w:val="Heading3"/>
-      </w:pPr>
-      <w:r>
+        <w:rPr>
+          <w:color w:val="E08A00"/>
+        </w:rPr>
+      </w:pPr>
+      <w:r>
+        <w:rPr>
+          <w:b/>
+          <w:color w:val="E08A00"/>
+          <w:sz w:val="26"/>
+        </w:rPr>
         <w:t xml:space="preserve">5.4 Absences</w:t>
       </w:r>
     </w:p>
@@ -2198,9 +2573,29 @@
     <w:bookmarkStart w:id="53" w:name="supervision-evaluation"/>
     <w:p>
       <w:pPr>
+        <w:pBdr>
+          <w:top w:val="single" w:sz="18" w:space="1" w:color="F5A623"/>
+          <w:bottom w:val="single" w:sz="6" w:space="1" w:color="0099CC"/>
+        </w:pBdr>
+        <w:spacing w:before="200" w:after="200"/>
+      </w:pPr>
+    </w:p>
+    <w:p>
+      <w:pPr>
         <w:pStyle w:val="Heading2"/>
-      </w:pPr>
-      <w:r>
+        <w:rPr>
+          <w:color w:val="0099CC"/>
+        </w:rPr>
+        <w:pBdr>
+          <w:bottom w:val="single" w:sz="6" w:space="2" w:color="00BFFF"/>
+        </w:pBdr>
+      </w:pPr>
+      <w:r>
+        <w:rPr>
+          <w:b/>
+          <w:color w:val="0099CC"/>
+          <w:sz w:val="32"/>
+        </w:rPr>
         <w:t xml:space="preserve">6. SUPERVISION &amp; EVALUATION</w:t>
       </w:r>
     </w:p>
@@ -2208,8 +2603,16 @@
     <w:p>
       <w:pPr>
         <w:pStyle w:val="Heading3"/>
-      </w:pPr>
-      <w:r>
+        <w:rPr>
+          <w:color w:val="E08A00"/>
+        </w:rPr>
+      </w:pPr>
+      <w:r>
+        <w:rPr>
+          <w:b/>
+          <w:color w:val="E08A00"/>
+          <w:sz w:val="26"/>
+        </w:rPr>
         <w:t xml:space="preserve">6.1 Designated Supervisor</w:t>
       </w:r>
     </w:p>
@@ -2298,8 +2701,16 @@
     <w:p>
       <w:pPr>
         <w:pStyle w:val="Heading3"/>
-      </w:pPr>
-      <w:r>
+        <w:rPr>
+          <w:color w:val="E08A00"/>
+        </w:rPr>
+      </w:pPr>
+      <w:r>
+        <w:rPr>
+          <w:b/>
+          <w:color w:val="E08A00"/>
+          <w:sz w:val="26"/>
+        </w:rPr>
         <w:t xml:space="preserve">6.2 Weekly Check-Ins</w:t>
       </w:r>
     </w:p>
@@ -2392,8 +2803,16 @@
     <w:p>
       <w:pPr>
         <w:pStyle w:val="Heading3"/>
-      </w:pPr>
-      <w:r>
+        <w:rPr>
+          <w:color w:val="E08A00"/>
+        </w:rPr>
+      </w:pPr>
+      <w:r>
+        <w:rPr>
+          <w:b/>
+          <w:color w:val="E08A00"/>
+          <w:sz w:val="26"/>
+        </w:rPr>
         <w:t xml:space="preserve">6.3 Mid-Term Evaluation</w:t>
       </w:r>
     </w:p>
@@ -2494,8 +2913,16 @@
     <w:p>
       <w:pPr>
         <w:pStyle w:val="Heading3"/>
-      </w:pPr>
-      <w:r>
+        <w:rPr>
+          <w:color w:val="E08A00"/>
+        </w:rPr>
+      </w:pPr>
+      <w:r>
+        <w:rPr>
+          <w:b/>
+          <w:color w:val="E08A00"/>
+          <w:sz w:val="26"/>
+        </w:rPr>
         <w:t xml:space="preserve">6.4 Final Evaluation</w:t>
       </w:r>
     </w:p>
@@ -2564,8 +2991,16 @@
     <w:p>
       <w:pPr>
         <w:pStyle w:val="Heading3"/>
-      </w:pPr>
-      <w:r>
+        <w:rPr>
+          <w:color w:val="E08A00"/>
+        </w:rPr>
+      </w:pPr>
+      <w:r>
+        <w:rPr>
+          <w:b/>
+          <w:color w:val="E08A00"/>
+          <w:sz w:val="26"/>
+        </w:rPr>
         <w:t xml:space="preserve">6.5 Academic Reporting</w:t>
       </w:r>
     </w:p>
@@ -2589,9 +3024,29 @@
     <w:bookmarkStart w:id="61" w:name="Xc5e883a45f1cf8cb15e37e03b20fe56d08b236b"/>
     <w:p>
       <w:pPr>
+        <w:pBdr>
+          <w:top w:val="single" w:sz="18" w:space="1" w:color="F5A623"/>
+          <w:bottom w:val="single" w:sz="6" w:space="1" w:color="0099CC"/>
+        </w:pBdr>
+        <w:spacing w:before="200" w:after="200"/>
+      </w:pPr>
+    </w:p>
+    <w:p>
+      <w:pPr>
         <w:pStyle w:val="Heading2"/>
-      </w:pPr>
-      <w:r>
+        <w:rPr>
+          <w:color w:val="0099CC"/>
+        </w:rPr>
+        <w:pBdr>
+          <w:bottom w:val="single" w:sz="6" w:space="2" w:color="00BFFF"/>
+        </w:pBdr>
+      </w:pPr>
+      <w:r>
+        <w:rPr>
+          <w:b/>
+          <w:color w:val="0099CC"/>
+          <w:sz w:val="32"/>
+        </w:rPr>
         <w:t xml:space="preserve">7. INTELLECTUAL PROPERTY &amp; COPYRIGHT ASSIGNMENT</w:t>
       </w:r>
     </w:p>
@@ -2599,8 +3054,16 @@
     <w:p>
       <w:pPr>
         <w:pStyle w:val="Heading3"/>
-      </w:pPr>
-      <w:r>
+        <w:rPr>
+          <w:color w:val="E08A00"/>
+        </w:rPr>
+      </w:pPr>
+      <w:r>
+        <w:rPr>
+          <w:b/>
+          <w:color w:val="E08A00"/>
+          <w:sz w:val="26"/>
+        </w:rPr>
         <w:t xml:space="preserve">7.1 Definitions</w:t>
       </w:r>
     </w:p>
@@ -2647,8 +3110,16 @@
     <w:p>
       <w:pPr>
         <w:pStyle w:val="Heading3"/>
-      </w:pPr>
-      <w:r>
+        <w:rPr>
+          <w:color w:val="E08A00"/>
+        </w:rPr>
+      </w:pPr>
+      <w:r>
+        <w:rPr>
+          <w:b/>
+          <w:color w:val="E08A00"/>
+          <w:sz w:val="26"/>
+        </w:rPr>
         <w:t xml:space="preserve">7.2 Ownership</w:t>
       </w:r>
     </w:p>
@@ -2681,8 +3152,16 @@
     <w:p>
       <w:pPr>
         <w:pStyle w:val="Heading3"/>
-      </w:pPr>
-      <w:r>
+        <w:rPr>
+          <w:color w:val="E08A00"/>
+        </w:rPr>
+      </w:pPr>
+      <w:r>
+        <w:rPr>
+          <w:b/>
+          <w:color w:val="E08A00"/>
+          <w:sz w:val="26"/>
+        </w:rPr>
         <w:t xml:space="preserve">7.3 Express Copyright Assignment</w:t>
       </w:r>
     </w:p>
@@ -2835,8 +3314,16 @@
     <w:p>
       <w:pPr>
         <w:pStyle w:val="Heading3"/>
-      </w:pPr>
-      <w:r>
+        <w:rPr>
+          <w:color w:val="E08A00"/>
+        </w:rPr>
+      </w:pPr>
+      <w:r>
+        <w:rPr>
+          <w:b/>
+          <w:color w:val="E08A00"/>
+          <w:sz w:val="26"/>
+        </w:rPr>
         <w:t xml:space="preserve">7.4 Further Assurance</w:t>
       </w:r>
     </w:p>
@@ -2889,8 +3376,16 @@
     <w:p>
       <w:pPr>
         <w:pStyle w:val="Heading3"/>
-      </w:pPr>
-      <w:r>
+        <w:rPr>
+          <w:color w:val="E08A00"/>
+        </w:rPr>
+      </w:pPr>
+      <w:r>
+        <w:rPr>
+          <w:b/>
+          <w:color w:val="E08A00"/>
+          <w:sz w:val="26"/>
+        </w:rPr>
         <w:t xml:space="preserve">7.5 Irrevocable Power of Attorney</w:t>
       </w:r>
     </w:p>
@@ -2907,8 +3402,16 @@
     <w:p>
       <w:pPr>
         <w:pStyle w:val="Heading3"/>
-      </w:pPr>
-      <w:r>
+        <w:rPr>
+          <w:color w:val="E08A00"/>
+        </w:rPr>
+      </w:pPr>
+      <w:r>
+        <w:rPr>
+          <w:b/>
+          <w:color w:val="E08A00"/>
+          <w:sz w:val="26"/>
+        </w:rPr>
         <w:t xml:space="preserve">7.6 Pre-Existing Intellectual Property</w:t>
       </w:r>
     </w:p>
@@ -2941,8 +3444,16 @@
     <w:p>
       <w:pPr>
         <w:pStyle w:val="Heading3"/>
-      </w:pPr>
-      <w:r>
+        <w:rPr>
+          <w:color w:val="E08A00"/>
+        </w:rPr>
+      </w:pPr>
+      <w:r>
+        <w:rPr>
+          <w:b/>
+          <w:color w:val="E08A00"/>
+          <w:sz w:val="26"/>
+        </w:rPr>
         <w:t xml:space="preserve">7.7 No Licence Back</w:t>
       </w:r>
     </w:p>
@@ -2966,9 +3477,29 @@
     <w:bookmarkStart w:id="68" w:name="confidentiality-non-disclosure"/>
     <w:p>
       <w:pPr>
+        <w:pBdr>
+          <w:top w:val="single" w:sz="18" w:space="1" w:color="F5A623"/>
+          <w:bottom w:val="single" w:sz="6" w:space="1" w:color="0099CC"/>
+        </w:pBdr>
+        <w:spacing w:before="200" w:after="200"/>
+      </w:pPr>
+    </w:p>
+    <w:p>
+      <w:pPr>
         <w:pStyle w:val="Heading2"/>
-      </w:pPr>
-      <w:r>
+        <w:rPr>
+          <w:color w:val="0099CC"/>
+        </w:rPr>
+        <w:pBdr>
+          <w:bottom w:val="single" w:sz="6" w:space="2" w:color="00BFFF"/>
+        </w:pBdr>
+      </w:pPr>
+      <w:r>
+        <w:rPr>
+          <w:b/>
+          <w:color w:val="0099CC"/>
+          <w:sz w:val="32"/>
+        </w:rPr>
         <w:t xml:space="preserve">8. CONFIDENTIALITY &amp; NON-DISCLOSURE</w:t>
       </w:r>
     </w:p>
@@ -2976,8 +3507,16 @@
     <w:p>
       <w:pPr>
         <w:pStyle w:val="Heading3"/>
-      </w:pPr>
-      <w:r>
+        <w:rPr>
+          <w:color w:val="E08A00"/>
+        </w:rPr>
+      </w:pPr>
+      <w:r>
+        <w:rPr>
+          <w:b/>
+          <w:color w:val="E08A00"/>
+          <w:sz w:val="26"/>
+        </w:rPr>
         <w:t xml:space="preserve">8.1 Definition of Confidential Information</w:t>
       </w:r>
     </w:p>
@@ -3246,8 +3785,16 @@
     <w:p>
       <w:pPr>
         <w:pStyle w:val="Heading3"/>
-      </w:pPr>
-      <w:r>
+        <w:rPr>
+          <w:color w:val="E08A00"/>
+        </w:rPr>
+      </w:pPr>
+      <w:r>
+        <w:rPr>
+          <w:b/>
+          <w:color w:val="E08A00"/>
+          <w:sz w:val="26"/>
+        </w:rPr>
         <w:t xml:space="preserve">8.2 Obligations of Confidentiality</w:t>
       </w:r>
     </w:p>
@@ -3390,8 +3937,16 @@
     <w:p>
       <w:pPr>
         <w:pStyle w:val="Heading3"/>
-      </w:pPr>
-      <w:r>
+        <w:rPr>
+          <w:color w:val="E08A00"/>
+        </w:rPr>
+      </w:pPr>
+      <w:r>
+        <w:rPr>
+          <w:b/>
+          <w:color w:val="E08A00"/>
+          <w:sz w:val="26"/>
+        </w:rPr>
         <w:t xml:space="preserve">8.3 Return of Materials</w:t>
       </w:r>
     </w:p>
@@ -3441,8 +3996,16 @@
     <w:p>
       <w:pPr>
         <w:pStyle w:val="Heading3"/>
-      </w:pPr>
-      <w:r>
+        <w:rPr>
+          <w:color w:val="E08A00"/>
+        </w:rPr>
+      </w:pPr>
+      <w:r>
+        <w:rPr>
+          <w:b/>
+          <w:color w:val="E08A00"/>
+          <w:sz w:val="26"/>
+        </w:rPr>
         <w:t xml:space="preserve">8.4 Duration of Confidentiality Obligations</w:t>
       </w:r>
     </w:p>
@@ -3525,8 +4088,16 @@
     <w:p>
       <w:pPr>
         <w:pStyle w:val="Heading3"/>
-      </w:pPr>
-      <w:r>
+        <w:rPr>
+          <w:color w:val="E08A00"/>
+        </w:rPr>
+      </w:pPr>
+      <w:r>
+        <w:rPr>
+          <w:b/>
+          <w:color w:val="E08A00"/>
+          <w:sz w:val="26"/>
+        </w:rPr>
         <w:t xml:space="preserve">8.5 Permitted Disclosures</w:t>
       </w:r>
     </w:p>
@@ -3565,8 +4136,16 @@
     <w:p>
       <w:pPr>
         <w:pStyle w:val="Heading3"/>
-      </w:pPr>
-      <w:r>
+        <w:rPr>
+          <w:color w:val="E08A00"/>
+        </w:rPr>
+      </w:pPr>
+      <w:r>
+        <w:rPr>
+          <w:b/>
+          <w:color w:val="E08A00"/>
+          <w:sz w:val="26"/>
+        </w:rPr>
         <w:t xml:space="preserve">8.6 Injunctive Relief</w:t>
       </w:r>
     </w:p>
@@ -3590,9 +4169,29 @@
     <w:bookmarkStart w:id="72" w:name="media-policy"/>
     <w:p>
       <w:pPr>
+        <w:pBdr>
+          <w:top w:val="single" w:sz="18" w:space="1" w:color="F5A623"/>
+          <w:bottom w:val="single" w:sz="6" w:space="1" w:color="0099CC"/>
+        </w:pBdr>
+        <w:spacing w:before="200" w:after="200"/>
+      </w:pPr>
+    </w:p>
+    <w:p>
+      <w:pPr>
         <w:pStyle w:val="Heading2"/>
-      </w:pPr>
-      <w:r>
+        <w:rPr>
+          <w:color w:val="0099CC"/>
+        </w:rPr>
+        <w:pBdr>
+          <w:bottom w:val="single" w:sz="6" w:space="2" w:color="00BFFF"/>
+        </w:pBdr>
+      </w:pPr>
+      <w:r>
+        <w:rPr>
+          <w:b/>
+          <w:color w:val="0099CC"/>
+          <w:sz w:val="32"/>
+        </w:rPr>
         <w:t xml:space="preserve">9. MEDIA POLICY</w:t>
       </w:r>
     </w:p>
@@ -3600,8 +4199,16 @@
     <w:p>
       <w:pPr>
         <w:pStyle w:val="Heading3"/>
-      </w:pPr>
-      <w:r>
+        <w:rPr>
+          <w:color w:val="E08A00"/>
+        </w:rPr>
+      </w:pPr>
+      <w:r>
+        <w:rPr>
+          <w:b/>
+          <w:color w:val="E08A00"/>
+          <w:sz w:val="26"/>
+        </w:rPr>
         <w:t xml:space="preserve">9.1 Restrictions on Public Communications</w:t>
       </w:r>
     </w:p>
@@ -3782,8 +4389,16 @@
     <w:p>
       <w:pPr>
         <w:pStyle w:val="Heading3"/>
-      </w:pPr>
-      <w:r>
+        <w:rPr>
+          <w:color w:val="E08A00"/>
+        </w:rPr>
+      </w:pPr>
+      <w:r>
+        <w:rPr>
+          <w:b/>
+          <w:color w:val="E08A00"/>
+          <w:sz w:val="26"/>
+        </w:rPr>
         <w:t xml:space="preserve">9.2 Social Media During Internship</w:t>
       </w:r>
     </w:p>
@@ -3833,8 +4448,16 @@
     <w:p>
       <w:pPr>
         <w:pStyle w:val="Heading3"/>
-      </w:pPr>
-      <w:r>
+        <w:rPr>
+          <w:color w:val="E08A00"/>
+        </w:rPr>
+      </w:pPr>
+      <w:r>
+        <w:rPr>
+          <w:b/>
+          <w:color w:val="E08A00"/>
+          <w:sz w:val="26"/>
+        </w:rPr>
         <w:t xml:space="preserve">9.3 Duration</w:t>
       </w:r>
     </w:p>
@@ -3874,9 +4497,29 @@
     <w:bookmarkStart w:id="76" w:name="no-employment-guarantee"/>
     <w:p>
       <w:pPr>
+        <w:pBdr>
+          <w:top w:val="single" w:sz="18" w:space="1" w:color="F5A623"/>
+          <w:bottom w:val="single" w:sz="6" w:space="1" w:color="0099CC"/>
+        </w:pBdr>
+        <w:spacing w:before="200" w:after="200"/>
+      </w:pPr>
+    </w:p>
+    <w:p>
+      <w:pPr>
         <w:pStyle w:val="Heading2"/>
-      </w:pPr>
-      <w:r>
+        <w:rPr>
+          <w:color w:val="0099CC"/>
+        </w:rPr>
+        <w:pBdr>
+          <w:bottom w:val="single" w:sz="6" w:space="2" w:color="00BFFF"/>
+        </w:pBdr>
+      </w:pPr>
+      <w:r>
+        <w:rPr>
+          <w:b/>
+          <w:color w:val="0099CC"/>
+          <w:sz w:val="32"/>
+        </w:rPr>
         <w:t xml:space="preserve">10. NO EMPLOYMENT GUARANTEE</w:t>
       </w:r>
     </w:p>
@@ -3884,8 +4527,16 @@
     <w:p>
       <w:pPr>
         <w:pStyle w:val="Heading3"/>
-      </w:pPr>
-      <w:r>
+        <w:rPr>
+          <w:color w:val="E08A00"/>
+        </w:rPr>
+      </w:pPr>
+      <w:r>
+        <w:rPr>
+          <w:b/>
+          <w:color w:val="E08A00"/>
+          <w:sz w:val="26"/>
+        </w:rPr>
         <w:t xml:space="preserve">10.1 No Employment Relationship</w:t>
       </w:r>
     </w:p>
@@ -3967,8 +4618,16 @@
     <w:p>
       <w:pPr>
         <w:pStyle w:val="Heading3"/>
-      </w:pPr>
-      <w:r>
+        <w:rPr>
+          <w:color w:val="E08A00"/>
+        </w:rPr>
+      </w:pPr>
+      <w:r>
+        <w:rPr>
+          <w:b/>
+          <w:color w:val="E08A00"/>
+          <w:sz w:val="26"/>
+        </w:rPr>
         <w:t xml:space="preserve">10.2 No Expectation of Future Employment</w:t>
       </w:r>
     </w:p>
@@ -4042,8 +4701,16 @@
     <w:p>
       <w:pPr>
         <w:pStyle w:val="Heading3"/>
-      </w:pPr>
-      <w:r>
+        <w:rPr>
+          <w:color w:val="E08A00"/>
+        </w:rPr>
+      </w:pPr>
+      <w:r>
+        <w:rPr>
+          <w:b/>
+          <w:color w:val="E08A00"/>
+          <w:sz w:val="26"/>
+        </w:rPr>
         <w:t xml:space="preserve">10.3 No Authority to Bind</w:t>
       </w:r>
     </w:p>
@@ -4083,9 +4750,29 @@
     <w:bookmarkStart w:id="80" w:name="code-of-conduct"/>
     <w:p>
       <w:pPr>
+        <w:pBdr>
+          <w:top w:val="single" w:sz="18" w:space="1" w:color="F5A623"/>
+          <w:bottom w:val="single" w:sz="6" w:space="1" w:color="0099CC"/>
+        </w:pBdr>
+        <w:spacing w:before="200" w:after="200"/>
+      </w:pPr>
+    </w:p>
+    <w:p>
+      <w:pPr>
         <w:pStyle w:val="Heading2"/>
-      </w:pPr>
-      <w:r>
+        <w:rPr>
+          <w:color w:val="0099CC"/>
+        </w:rPr>
+        <w:pBdr>
+          <w:bottom w:val="single" w:sz="6" w:space="2" w:color="00BFFF"/>
+        </w:pBdr>
+      </w:pPr>
+      <w:r>
+        <w:rPr>
+          <w:b/>
+          <w:color w:val="0099CC"/>
+          <w:sz w:val="32"/>
+        </w:rPr>
         <w:t xml:space="preserve">11. CODE OF CONDUCT</w:t>
       </w:r>
     </w:p>
@@ -4093,8 +4780,16 @@
     <w:p>
       <w:pPr>
         <w:pStyle w:val="Heading3"/>
-      </w:pPr>
-      <w:r>
+        <w:rPr>
+          <w:color w:val="E08A00"/>
+        </w:rPr>
+      </w:pPr>
+      <w:r>
+        <w:rPr>
+          <w:b/>
+          <w:color w:val="E08A00"/>
+          <w:sz w:val="26"/>
+        </w:rPr>
         <w:t xml:space="preserve">11.1 General Standards</w:t>
       </w:r>
     </w:p>
@@ -4292,8 +4987,16 @@
     <w:p>
       <w:pPr>
         <w:pStyle w:val="Heading3"/>
-      </w:pPr>
-      <w:r>
+        <w:rPr>
+          <w:color w:val="E08A00"/>
+        </w:rPr>
+      </w:pPr>
+      <w:r>
+        <w:rPr>
+          <w:b/>
+          <w:color w:val="E08A00"/>
+          <w:sz w:val="26"/>
+        </w:rPr>
         <w:t xml:space="preserve">11.2 Prohibited Conduct</w:t>
       </w:r>
     </w:p>
@@ -4418,8 +5121,16 @@
     <w:p>
       <w:pPr>
         <w:pStyle w:val="Heading3"/>
-      </w:pPr>
-      <w:r>
+        <w:rPr>
+          <w:color w:val="E08A00"/>
+        </w:rPr>
+      </w:pPr>
+      <w:r>
+        <w:rPr>
+          <w:b/>
+          <w:color w:val="E08A00"/>
+          <w:sz w:val="26"/>
+        </w:rPr>
         <w:t xml:space="preserve">11.3 Use of Company Resources</w:t>
       </w:r>
     </w:p>
@@ -4443,9 +5154,29 @@
     <w:bookmarkStart w:id="84" w:name="termination"/>
     <w:p>
       <w:pPr>
+        <w:pBdr>
+          <w:top w:val="single" w:sz="18" w:space="1" w:color="F5A623"/>
+          <w:bottom w:val="single" w:sz="6" w:space="1" w:color="0099CC"/>
+        </w:pBdr>
+        <w:spacing w:before="200" w:after="200"/>
+      </w:pPr>
+    </w:p>
+    <w:p>
+      <w:pPr>
         <w:pStyle w:val="Heading2"/>
-      </w:pPr>
-      <w:r>
+        <w:rPr>
+          <w:color w:val="0099CC"/>
+        </w:rPr>
+        <w:pBdr>
+          <w:bottom w:val="single" w:sz="6" w:space="2" w:color="00BFFF"/>
+        </w:pBdr>
+      </w:pPr>
+      <w:r>
+        <w:rPr>
+          <w:b/>
+          <w:color w:val="0099CC"/>
+          <w:sz w:val="32"/>
+        </w:rPr>
         <w:t xml:space="preserve">12. TERMINATION</w:t>
       </w:r>
     </w:p>
@@ -4453,8 +5184,16 @@
     <w:p>
       <w:pPr>
         <w:pStyle w:val="Heading3"/>
-      </w:pPr>
-      <w:r>
+        <w:rPr>
+          <w:color w:val="E08A00"/>
+        </w:rPr>
+      </w:pPr>
+      <w:r>
+        <w:rPr>
+          <w:b/>
+          <w:color w:val="E08A00"/>
+          <w:sz w:val="26"/>
+        </w:rPr>
         <w:t xml:space="preserve">12.1 Termination by Either Party</w:t>
       </w:r>
     </w:p>
@@ -4487,8 +5226,16 @@
     <w:p>
       <w:pPr>
         <w:pStyle w:val="Heading3"/>
-      </w:pPr>
-      <w:r>
+        <w:rPr>
+          <w:color w:val="E08A00"/>
+        </w:rPr>
+      </w:pPr>
+      <w:r>
+        <w:rPr>
+          <w:b/>
+          <w:color w:val="E08A00"/>
+          <w:sz w:val="26"/>
+        </w:rPr>
         <w:t xml:space="preserve">12.2 Immediate Termination by the Company</w:t>
       </w:r>
     </w:p>
@@ -4590,8 +5337,16 @@
     <w:p>
       <w:pPr>
         <w:pStyle w:val="Heading3"/>
-      </w:pPr>
-      <w:r>
+        <w:rPr>
+          <w:color w:val="E08A00"/>
+        </w:rPr>
+      </w:pPr>
+      <w:r>
+        <w:rPr>
+          <w:b/>
+          <w:color w:val="E08A00"/>
+          <w:sz w:val="26"/>
+        </w:rPr>
         <w:t xml:space="preserve">12.3 Effect of Termination</w:t>
       </w:r>
     </w:p>
@@ -4691,9 +5446,29 @@
     <w:bookmarkStart w:id="89" w:name="certificate-of-completion"/>
     <w:p>
       <w:pPr>
+        <w:pBdr>
+          <w:top w:val="single" w:sz="18" w:space="1" w:color="F5A623"/>
+          <w:bottom w:val="single" w:sz="6" w:space="1" w:color="0099CC"/>
+        </w:pBdr>
+        <w:spacing w:before="200" w:after="200"/>
+      </w:pPr>
+    </w:p>
+    <w:p>
+      <w:pPr>
         <w:pStyle w:val="Heading2"/>
-      </w:pPr>
-      <w:r>
+        <w:rPr>
+          <w:color w:val="0099CC"/>
+        </w:rPr>
+        <w:pBdr>
+          <w:bottom w:val="single" w:sz="6" w:space="2" w:color="00BFFF"/>
+        </w:pBdr>
+      </w:pPr>
+      <w:r>
+        <w:rPr>
+          <w:b/>
+          <w:color w:val="0099CC"/>
+          <w:sz w:val="32"/>
+        </w:rPr>
         <w:t xml:space="preserve">13. CERTIFICATE OF COMPLETION</w:t>
       </w:r>
     </w:p>
@@ -4701,8 +5476,16 @@
     <w:p>
       <w:pPr>
         <w:pStyle w:val="Heading3"/>
-      </w:pPr>
-      <w:r>
+        <w:rPr>
+          <w:color w:val="E08A00"/>
+        </w:rPr>
+      </w:pPr>
+      <w:r>
+        <w:rPr>
+          <w:b/>
+          <w:color w:val="E08A00"/>
+          <w:sz w:val="26"/>
+        </w:rPr>
         <w:t xml:space="preserve">13.1 Eligibility</w:t>
       </w:r>
     </w:p>
@@ -4735,8 +5518,16 @@
     <w:p>
       <w:pPr>
         <w:pStyle w:val="Heading3"/>
-      </w:pPr>
-      <w:r>
+        <w:rPr>
+          <w:color w:val="E08A00"/>
+        </w:rPr>
+      </w:pPr>
+      <w:r>
+        <w:rPr>
+          <w:b/>
+          <w:color w:val="E08A00"/>
+          <w:sz w:val="26"/>
+        </w:rPr>
         <w:t xml:space="preserve">13.2 Content</w:t>
       </w:r>
     </w:p>
@@ -4813,8 +5604,16 @@
     <w:p>
       <w:pPr>
         <w:pStyle w:val="Heading3"/>
-      </w:pPr>
-      <w:r>
+        <w:rPr>
+          <w:color w:val="E08A00"/>
+        </w:rPr>
+      </w:pPr>
+      <w:r>
+        <w:rPr>
+          <w:b/>
+          <w:color w:val="E08A00"/>
+          <w:sz w:val="26"/>
+        </w:rPr>
         <w:t xml:space="preserve">13.3 No Certificate for Early Termination</w:t>
       </w:r>
     </w:p>
@@ -4831,8 +5630,16 @@
     <w:p>
       <w:pPr>
         <w:pStyle w:val="Heading3"/>
-      </w:pPr>
-      <w:r>
+        <w:rPr>
+          <w:color w:val="E08A00"/>
+        </w:rPr>
+      </w:pPr>
+      <w:r>
+        <w:rPr>
+          <w:b/>
+          <w:color w:val="E08A00"/>
+          <w:sz w:val="26"/>
+        </w:rPr>
         <w:t xml:space="preserve">13.4 Reference Requests</w:t>
       </w:r>
     </w:p>
@@ -4856,9 +5663,29 @@
     <w:bookmarkStart w:id="97" w:name="data-protection-consent"/>
     <w:p>
       <w:pPr>
+        <w:pBdr>
+          <w:top w:val="single" w:sz="18" w:space="1" w:color="F5A623"/>
+          <w:bottom w:val="single" w:sz="6" w:space="1" w:color="0099CC"/>
+        </w:pBdr>
+        <w:spacing w:before="200" w:after="200"/>
+      </w:pPr>
+    </w:p>
+    <w:p>
+      <w:pPr>
         <w:pStyle w:val="Heading2"/>
-      </w:pPr>
-      <w:r>
+        <w:rPr>
+          <w:color w:val="0099CC"/>
+        </w:rPr>
+        <w:pBdr>
+          <w:bottom w:val="single" w:sz="6" w:space="2" w:color="00BFFF"/>
+        </w:pBdr>
+      </w:pPr>
+      <w:r>
+        <w:rPr>
+          <w:b/>
+          <w:color w:val="0099CC"/>
+          <w:sz w:val="32"/>
+        </w:rPr>
         <w:t xml:space="preserve">14. DATA PROTECTION CONSENT</w:t>
       </w:r>
     </w:p>
@@ -4866,8 +5693,16 @@
     <w:p>
       <w:pPr>
         <w:pStyle w:val="Heading3"/>
-      </w:pPr>
-      <w:r>
+        <w:rPr>
+          <w:color w:val="E08A00"/>
+        </w:rPr>
+      </w:pPr>
+      <w:r>
+        <w:rPr>
+          <w:b/>
+          <w:color w:val="E08A00"/>
+          <w:sz w:val="26"/>
+        </w:rPr>
         <w:t xml:space="preserve">14.1 Compliance with NDPA 2023</w:t>
       </w:r>
     </w:p>
@@ -4913,8 +5748,16 @@
     <w:p>
       <w:pPr>
         <w:pStyle w:val="Heading3"/>
-      </w:pPr>
-      <w:r>
+        <w:rPr>
+          <w:color w:val="E08A00"/>
+        </w:rPr>
+      </w:pPr>
+      <w:r>
+        <w:rPr>
+          <w:b/>
+          <w:color w:val="E08A00"/>
+          <w:sz w:val="26"/>
+        </w:rPr>
         <w:t xml:space="preserve">14.2 Personal Data Collected</w:t>
       </w:r>
     </w:p>
@@ -5015,8 +5858,16 @@
     <w:p>
       <w:pPr>
         <w:pStyle w:val="Heading3"/>
-      </w:pPr>
-      <w:r>
+        <w:rPr>
+          <w:color w:val="E08A00"/>
+        </w:rPr>
+      </w:pPr>
+      <w:r>
+        <w:rPr>
+          <w:b/>
+          <w:color w:val="E08A00"/>
+          <w:sz w:val="26"/>
+        </w:rPr>
         <w:t xml:space="preserve">14.3 Purpose of Processing</w:t>
       </w:r>
     </w:p>
@@ -5117,8 +5968,16 @@
     <w:p>
       <w:pPr>
         <w:pStyle w:val="Heading3"/>
-      </w:pPr>
-      <w:r>
+        <w:rPr>
+          <w:color w:val="E08A00"/>
+        </w:rPr>
+      </w:pPr>
+      <w:r>
+        <w:rPr>
+          <w:b/>
+          <w:color w:val="E08A00"/>
+          <w:sz w:val="26"/>
+        </w:rPr>
         <w:t xml:space="preserve">14.4 Legal Basis for Processing</w:t>
       </w:r>
     </w:p>
@@ -5183,8 +6042,16 @@
     <w:p>
       <w:pPr>
         <w:pStyle w:val="Heading3"/>
-      </w:pPr>
-      <w:r>
+        <w:rPr>
+          <w:color w:val="E08A00"/>
+        </w:rPr>
+      </w:pPr>
+      <w:r>
+        <w:rPr>
+          <w:b/>
+          <w:color w:val="E08A00"/>
+          <w:sz w:val="26"/>
+        </w:rPr>
         <w:t xml:space="preserve">14.5 Data Retention</w:t>
       </w:r>
     </w:p>
@@ -5201,8 +6068,16 @@
     <w:p>
       <w:pPr>
         <w:pStyle w:val="Heading3"/>
-      </w:pPr>
-      <w:r>
+        <w:rPr>
+          <w:color w:val="E08A00"/>
+        </w:rPr>
+      </w:pPr>
+      <w:r>
+        <w:rPr>
+          <w:b/>
+          <w:color w:val="E08A00"/>
+          <w:sz w:val="26"/>
+        </w:rPr>
         <w:t xml:space="preserve">14.6 Data Subject Rights</w:t>
       </w:r>
     </w:p>
@@ -5291,8 +6166,16 @@
     <w:p>
       <w:pPr>
         <w:pStyle w:val="Heading3"/>
-      </w:pPr>
-      <w:r>
+        <w:rPr>
+          <w:color w:val="E08A00"/>
+        </w:rPr>
+      </w:pPr>
+      <w:r>
+        <w:rPr>
+          <w:b/>
+          <w:color w:val="E08A00"/>
+          <w:sz w:val="26"/>
+        </w:rPr>
         <w:t xml:space="preserve">14.7 Consent</w:t>
       </w:r>
     </w:p>
@@ -5332,9 +6215,29 @@
     <w:bookmarkStart w:id="107" w:name="general-provisions"/>
     <w:p>
       <w:pPr>
+        <w:pBdr>
+          <w:top w:val="single" w:sz="18" w:space="1" w:color="F5A623"/>
+          <w:bottom w:val="single" w:sz="6" w:space="1" w:color="0099CC"/>
+        </w:pBdr>
+        <w:spacing w:before="200" w:after="200"/>
+      </w:pPr>
+    </w:p>
+    <w:p>
+      <w:pPr>
         <w:pStyle w:val="Heading2"/>
-      </w:pPr>
-      <w:r>
+        <w:rPr>
+          <w:color w:val="0099CC"/>
+        </w:rPr>
+        <w:pBdr>
+          <w:bottom w:val="single" w:sz="6" w:space="2" w:color="00BFFF"/>
+        </w:pBdr>
+      </w:pPr>
+      <w:r>
+        <w:rPr>
+          <w:b/>
+          <w:color w:val="0099CC"/>
+          <w:sz w:val="32"/>
+        </w:rPr>
         <w:t xml:space="preserve">15. GENERAL PROVISIONS</w:t>
       </w:r>
     </w:p>
@@ -5342,8 +6245,16 @@
     <w:p>
       <w:pPr>
         <w:pStyle w:val="Heading3"/>
-      </w:pPr>
-      <w:r>
+        <w:rPr>
+          <w:color w:val="E08A00"/>
+        </w:rPr>
+      </w:pPr>
+      <w:r>
+        <w:rPr>
+          <w:b/>
+          <w:color w:val="E08A00"/>
+          <w:sz w:val="26"/>
+        </w:rPr>
         <w:t xml:space="preserve">15.1 Severability</w:t>
       </w:r>
     </w:p>
@@ -5360,8 +6271,16 @@
     <w:p>
       <w:pPr>
         <w:pStyle w:val="Heading3"/>
-      </w:pPr>
-      <w:r>
+        <w:rPr>
+          <w:color w:val="E08A00"/>
+        </w:rPr>
+      </w:pPr>
+      <w:r>
+        <w:rPr>
+          <w:b/>
+          <w:color w:val="E08A00"/>
+          <w:sz w:val="26"/>
+        </w:rPr>
         <w:t xml:space="preserve">15.2 Entire Agreement</w:t>
       </w:r>
     </w:p>
@@ -5394,8 +6313,16 @@
     <w:p>
       <w:pPr>
         <w:pStyle w:val="Heading3"/>
-      </w:pPr>
-      <w:r>
+        <w:rPr>
+          <w:color w:val="E08A00"/>
+        </w:rPr>
+      </w:pPr>
+      <w:r>
+        <w:rPr>
+          <w:b/>
+          <w:color w:val="E08A00"/>
+          <w:sz w:val="26"/>
+        </w:rPr>
         <w:t xml:space="preserve">15.3 Amendments</w:t>
       </w:r>
     </w:p>
@@ -5412,8 +6339,16 @@
     <w:p>
       <w:pPr>
         <w:pStyle w:val="Heading3"/>
-      </w:pPr>
-      <w:r>
+        <w:rPr>
+          <w:color w:val="E08A00"/>
+        </w:rPr>
+      </w:pPr>
+      <w:r>
+        <w:rPr>
+          <w:b/>
+          <w:color w:val="E08A00"/>
+          <w:sz w:val="26"/>
+        </w:rPr>
         <w:t xml:space="preserve">15.4 Waiver</w:t>
       </w:r>
     </w:p>
@@ -5430,8 +6365,16 @@
     <w:p>
       <w:pPr>
         <w:pStyle w:val="Heading3"/>
-      </w:pPr>
-      <w:r>
+        <w:rPr>
+          <w:color w:val="E08A00"/>
+        </w:rPr>
+      </w:pPr>
+      <w:r>
+        <w:rPr>
+          <w:b/>
+          <w:color w:val="E08A00"/>
+          <w:sz w:val="26"/>
+        </w:rPr>
         <w:t xml:space="preserve">15.5 Assignment</w:t>
       </w:r>
     </w:p>
@@ -5448,8 +6391,16 @@
     <w:p>
       <w:pPr>
         <w:pStyle w:val="Heading3"/>
-      </w:pPr>
-      <w:r>
+        <w:rPr>
+          <w:color w:val="E08A00"/>
+        </w:rPr>
+      </w:pPr>
+      <w:r>
+        <w:rPr>
+          <w:b/>
+          <w:color w:val="E08A00"/>
+          <w:sz w:val="26"/>
+        </w:rPr>
         <w:t xml:space="preserve">15.6 Notices</w:t>
       </w:r>
     </w:p>
@@ -5502,8 +6453,16 @@
     <w:p>
       <w:pPr>
         <w:pStyle w:val="Heading3"/>
-      </w:pPr>
-      <w:r>
+        <w:rPr>
+          <w:color w:val="E08A00"/>
+        </w:rPr>
+      </w:pPr>
+      <w:r>
+        <w:rPr>
+          <w:b/>
+          <w:color w:val="E08A00"/>
+          <w:sz w:val="26"/>
+        </w:rPr>
         <w:t xml:space="preserve">15.7 Governing Law</w:t>
       </w:r>
     </w:p>
@@ -5533,8 +6492,16 @@
     <w:p>
       <w:pPr>
         <w:pStyle w:val="Heading3"/>
-      </w:pPr>
-      <w:r>
+        <w:rPr>
+          <w:color w:val="E08A00"/>
+        </w:rPr>
+      </w:pPr>
+      <w:r>
+        <w:rPr>
+          <w:b/>
+          <w:color w:val="E08A00"/>
+          <w:sz w:val="26"/>
+        </w:rPr>
         <w:t xml:space="preserve">15.8 Relationship to Other Agreements</w:t>
       </w:r>
     </w:p>
@@ -5551,8 +6518,16 @@
     <w:p>
       <w:pPr>
         <w:pStyle w:val="Heading3"/>
-      </w:pPr>
-      <w:r>
+        <w:rPr>
+          <w:color w:val="E08A00"/>
+        </w:rPr>
+      </w:pPr>
+      <w:r>
+        <w:rPr>
+          <w:b/>
+          <w:color w:val="E08A00"/>
+          <w:sz w:val="26"/>
+        </w:rPr>
         <w:t xml:space="preserve">15.9 Counterparts</w:t>
       </w:r>
     </w:p>
@@ -5576,9 +6551,29 @@
     <w:bookmarkStart w:id="112" w:name="dispute-resolution"/>
     <w:p>
       <w:pPr>
+        <w:pBdr>
+          <w:top w:val="single" w:sz="18" w:space="1" w:color="F5A623"/>
+          <w:bottom w:val="single" w:sz="6" w:space="1" w:color="0099CC"/>
+        </w:pBdr>
+        <w:spacing w:before="200" w:after="200"/>
+      </w:pPr>
+    </w:p>
+    <w:p>
+      <w:pPr>
         <w:pStyle w:val="Heading2"/>
-      </w:pPr>
-      <w:r>
+        <w:rPr>
+          <w:color w:val="0099CC"/>
+        </w:rPr>
+        <w:pBdr>
+          <w:bottom w:val="single" w:sz="6" w:space="2" w:color="00BFFF"/>
+        </w:pBdr>
+      </w:pPr>
+      <w:r>
+        <w:rPr>
+          <w:b/>
+          <w:color w:val="0099CC"/>
+          <w:sz w:val="32"/>
+        </w:rPr>
         <w:t xml:space="preserve">16. DISPUTE RESOLUTION</w:t>
       </w:r>
     </w:p>
@@ -5586,8 +6581,16 @@
     <w:p>
       <w:pPr>
         <w:pStyle w:val="Heading3"/>
-      </w:pPr>
-      <w:r>
+        <w:rPr>
+          <w:color w:val="E08A00"/>
+        </w:rPr>
+      </w:pPr>
+      <w:r>
+        <w:rPr>
+          <w:b/>
+          <w:color w:val="E08A00"/>
+          <w:sz w:val="26"/>
+        </w:rPr>
         <w:t xml:space="preserve">16.1 Good Faith Negotiation</w:t>
       </w:r>
     </w:p>
@@ -5620,8 +6623,16 @@
     <w:p>
       <w:pPr>
         <w:pStyle w:val="Heading3"/>
-      </w:pPr>
-      <w:r>
+        <w:rPr>
+          <w:color w:val="E08A00"/>
+        </w:rPr>
+      </w:pPr>
+      <w:r>
+        <w:rPr>
+          <w:b/>
+          <w:color w:val="E08A00"/>
+          <w:sz w:val="26"/>
+        </w:rPr>
         <w:t xml:space="preserve">16.2 Mediation</w:t>
       </w:r>
     </w:p>
@@ -5698,8 +6709,16 @@
     <w:p>
       <w:pPr>
         <w:pStyle w:val="Heading3"/>
-      </w:pPr>
-      <w:r>
+        <w:rPr>
+          <w:color w:val="E08A00"/>
+        </w:rPr>
+      </w:pPr>
+      <w:r>
+        <w:rPr>
+          <w:b/>
+          <w:color w:val="E08A00"/>
+          <w:sz w:val="26"/>
+        </w:rPr>
         <w:t xml:space="preserve">16.3 Arbitration</w:t>
       </w:r>
     </w:p>
@@ -5916,8 +6935,16 @@
     <w:p>
       <w:pPr>
         <w:pStyle w:val="Heading3"/>
-      </w:pPr>
-      <w:r>
+        <w:rPr>
+          <w:color w:val="E08A00"/>
+        </w:rPr>
+      </w:pPr>
+      <w:r>
+        <w:rPr>
+          <w:b/>
+          <w:color w:val="E08A00"/>
+          <w:sz w:val="26"/>
+        </w:rPr>
         <w:t xml:space="preserve">16.4 Injunctive Relief</w:t>
       </w:r>
     </w:p>
@@ -5957,9 +6984,29 @@
     <w:bookmarkStart w:id="117" w:name="signature-block"/>
     <w:p>
       <w:pPr>
+        <w:pBdr>
+          <w:top w:val="single" w:sz="18" w:space="1" w:color="F5A623"/>
+          <w:bottom w:val="single" w:sz="6" w:space="1" w:color="0099CC"/>
+        </w:pBdr>
+        <w:spacing w:before="200" w:after="200"/>
+      </w:pPr>
+    </w:p>
+    <w:p>
+      <w:pPr>
         <w:pStyle w:val="Heading2"/>
-      </w:pPr>
-      <w:r>
+        <w:rPr>
+          <w:color w:val="0099CC"/>
+        </w:rPr>
+        <w:pBdr>
+          <w:bottom w:val="single" w:sz="6" w:space="2" w:color="00BFFF"/>
+        </w:pBdr>
+      </w:pPr>
+      <w:r>
+        <w:rPr>
+          <w:b/>
+          <w:color w:val="0099CC"/>
+          <w:sz w:val="32"/>
+        </w:rPr>
         <w:t xml:space="preserve">17. SIGNATURE BLOCK</w:t>
       </w:r>
     </w:p>
@@ -5989,8 +7036,16 @@
     <w:p>
       <w:pPr>
         <w:pStyle w:val="Heading3"/>
-      </w:pPr>
-      <w:r>
+        <w:rPr>
+          <w:color w:val="E08A00"/>
+        </w:rPr>
+      </w:pPr>
+      <w:r>
+        <w:rPr>
+          <w:b/>
+          <w:color w:val="E08A00"/>
+          <w:sz w:val="26"/>
+        </w:rPr>
         <w:t xml:space="preserve">THE COMPANY</w:t>
       </w:r>
     </w:p>
@@ -6012,6 +7067,14 @@
         <w:tblW w:type="auto" w:w="0"/>
         <w:tblLook w:firstRow="0" w:lastRow="0" w:firstColumn="0" w:lastColumn="0" w:noHBand="0" w:noVBand="0" w:val="0000"/>
         <w:jc w:val="start"/>
+        <w:tblBorders>
+          <w:top w:val="single" w:sz="4" w:space="0" w:color="B0D4E8"/>
+          <w:left w:val="single" w:sz="4" w:space="0" w:color="B0D4E8"/>
+          <w:bottom w:val="single" w:sz="4" w:space="0" w:color="B0D4E8"/>
+          <w:right w:val="single" w:sz="4" w:space="0" w:color="B0D4E8"/>
+          <w:insideH w:val="single" w:sz="4" w:space="0" w:color="B0D4E8"/>
+          <w:insideV w:val="single" w:sz="4" w:space="0" w:color="B0D4E8"/>
+        </w:tblBorders>
       </w:tblPr>
       <w:tblGrid>
         <w:gridCol w:w="3960"/>
@@ -6019,7 +7082,9 @@
       </w:tblGrid>
       <w:tr>
         <w:tc>
-          <w:tcPr/>
+          <w:tcPr>
+            <w:shd w:fill="0099CC" w:val="clear"/>
+          </w:tcPr>
           <w:p>
             <w:pPr>
               <w:pStyle w:val="Compact"/>
@@ -6029,19 +7094,28 @@
               <w:rPr>
                 <w:bCs/>
                 <w:b/>
+                <w:color w:val="FFFFFF"/>
+                <w:sz w:val="20"/>
               </w:rPr>
               <w:t xml:space="preserve">Name:</w:t>
             </w:r>
           </w:p>
         </w:tc>
         <w:tc>
-          <w:tcPr/>
+          <w:tcPr>
+            <w:shd w:fill="0099CC" w:val="clear"/>
+          </w:tcPr>
           <w:p>
             <w:pPr>
               <w:pStyle w:val="Compact"/>
               <w:jc w:val="left"/>
             </w:pPr>
             <w:r>
+              <w:rPr>
+                <w:b/>
+                <w:color w:val="FFFFFF"/>
+                <w:sz w:val="20"/>
+              </w:rPr>
               <w:t xml:space="preserve">________________________________________</w:t>
             </w:r>
           </w:p>
@@ -6049,7 +7123,9 @@
       </w:tr>
       <w:tr>
         <w:tc>
-          <w:tcPr/>
+          <w:tcPr>
+            <w:shd w:fill="FFFFFF" w:val="clear"/>
+          </w:tcPr>
           <w:p>
             <w:pPr>
               <w:pStyle w:val="Compact"/>
@@ -6059,19 +7135,27 @@
               <w:rPr>
                 <w:bCs/>
                 <w:b/>
+                <w:color w:val="1A1A1A"/>
+                <w:sz w:val="19"/>
               </w:rPr>
               <w:t xml:space="preserve">Title:</w:t>
             </w:r>
           </w:p>
         </w:tc>
         <w:tc>
-          <w:tcPr/>
+          <w:tcPr>
+            <w:shd w:fill="FFFFFF" w:val="clear"/>
+          </w:tcPr>
           <w:p>
             <w:pPr>
               <w:pStyle w:val="Compact"/>
               <w:jc w:val="left"/>
             </w:pPr>
             <w:r>
+              <w:rPr>
+                <w:color w:val="1A1A1A"/>
+                <w:sz w:val="19"/>
+              </w:rPr>
               <w:t xml:space="preserve">________________________________________</w:t>
             </w:r>
           </w:p>
@@ -6079,7 +7163,9 @@
       </w:tr>
       <w:tr>
         <w:tc>
-          <w:tcPr/>
+          <w:tcPr>
+            <w:shd w:fill="E8F8FF" w:val="clear"/>
+          </w:tcPr>
           <w:p>
             <w:pPr>
               <w:pStyle w:val="Compact"/>
@@ -6089,19 +7175,27 @@
               <w:rPr>
                 <w:bCs/>
                 <w:b/>
+                <w:color w:val="1A1A1A"/>
+                <w:sz w:val="19"/>
               </w:rPr>
               <w:t xml:space="preserve">Signature:</w:t>
             </w:r>
           </w:p>
         </w:tc>
         <w:tc>
-          <w:tcPr/>
+          <w:tcPr>
+            <w:shd w:fill="E8F8FF" w:val="clear"/>
+          </w:tcPr>
           <w:p>
             <w:pPr>
               <w:pStyle w:val="Compact"/>
               <w:jc w:val="left"/>
             </w:pPr>
             <w:r>
+              <w:rPr>
+                <w:color w:val="1A1A1A"/>
+                <w:sz w:val="19"/>
+              </w:rPr>
               <w:t xml:space="preserve">________________________________________</w:t>
             </w:r>
           </w:p>
@@ -6109,7 +7203,9 @@
       </w:tr>
       <w:tr>
         <w:tc>
-          <w:tcPr/>
+          <w:tcPr>
+            <w:shd w:fill="FFFFFF" w:val="clear"/>
+          </w:tcPr>
           <w:p>
             <w:pPr>
               <w:pStyle w:val="Compact"/>
@@ -6119,19 +7215,27 @@
               <w:rPr>
                 <w:bCs/>
                 <w:b/>
+                <w:color w:val="1A1A1A"/>
+                <w:sz w:val="19"/>
               </w:rPr>
               <w:t xml:space="preserve">Date:</w:t>
             </w:r>
           </w:p>
         </w:tc>
         <w:tc>
-          <w:tcPr/>
+          <w:tcPr>
+            <w:shd w:fill="FFFFFF" w:val="clear"/>
+          </w:tcPr>
           <w:p>
             <w:pPr>
               <w:pStyle w:val="Compact"/>
               <w:jc w:val="left"/>
             </w:pPr>
             <w:r>
+              <w:rPr>
+                <w:color w:val="1A1A1A"/>
+                <w:sz w:val="19"/>
+              </w:rPr>
               <w:t xml:space="preserve">________________________________________</w:t>
             </w:r>
           </w:p>
@@ -6139,7 +7243,9 @@
       </w:tr>
       <w:tr>
         <w:tc>
-          <w:tcPr/>
+          <w:tcPr>
+            <w:shd w:fill="E8F8FF" w:val="clear"/>
+          </w:tcPr>
           <w:p>
             <w:pPr>
               <w:pStyle w:val="Compact"/>
@@ -6149,13 +7255,17 @@
               <w:rPr>
                 <w:bCs/>
                 <w:b/>
+                <w:color w:val="1A1A1A"/>
+                <w:sz w:val="19"/>
               </w:rPr>
               <w:t xml:space="preserve">Company Stamp:</w:t>
             </w:r>
           </w:p>
         </w:tc>
         <w:tc>
-          <w:tcPr/>
+          <w:tcPr>
+            <w:shd w:fill="E8F8FF" w:val="clear"/>
+          </w:tcPr>
           <w:p>
             <w:pPr>
               <w:pStyle w:val="Compact"/>
@@ -6176,8 +7286,16 @@
     <w:p>
       <w:pPr>
         <w:pStyle w:val="Heading3"/>
-      </w:pPr>
-      <w:r>
+        <w:rPr>
+          <w:color w:val="E08A00"/>
+        </w:rPr>
+      </w:pPr>
+      <w:r>
+        <w:rPr>
+          <w:b/>
+          <w:color w:val="E08A00"/>
+          <w:sz w:val="26"/>
+        </w:rPr>
         <w:t xml:space="preserve">THE INTERN</w:t>
       </w:r>
     </w:p>
@@ -6187,6 +7305,14 @@
         <w:tblW w:type="auto" w:w="0"/>
         <w:tblLook w:firstRow="0" w:lastRow="0" w:firstColumn="0" w:lastColumn="0" w:noHBand="0" w:noVBand="0" w:val="0000"/>
         <w:jc w:val="start"/>
+        <w:tblBorders>
+          <w:top w:val="single" w:sz="4" w:space="0" w:color="B0D4E8"/>
+          <w:left w:val="single" w:sz="4" w:space="0" w:color="B0D4E8"/>
+          <w:bottom w:val="single" w:sz="4" w:space="0" w:color="B0D4E8"/>
+          <w:right w:val="single" w:sz="4" w:space="0" w:color="B0D4E8"/>
+          <w:insideH w:val="single" w:sz="4" w:space="0" w:color="B0D4E8"/>
+          <w:insideV w:val="single" w:sz="4" w:space="0" w:color="B0D4E8"/>
+        </w:tblBorders>
       </w:tblPr>
       <w:tblGrid>
         <w:gridCol w:w="3960"/>
@@ -6194,7 +7320,9 @@
       </w:tblGrid>
       <w:tr>
         <w:tc>
-          <w:tcPr/>
+          <w:tcPr>
+            <w:shd w:fill="0099CC" w:val="clear"/>
+          </w:tcPr>
           <w:p>
             <w:pPr>
               <w:pStyle w:val="Compact"/>
@@ -6204,19 +7332,28 @@
               <w:rPr>
                 <w:bCs/>
                 <w:b/>
+                <w:color w:val="FFFFFF"/>
+                <w:sz w:val="20"/>
               </w:rPr>
               <w:t xml:space="preserve">Full Name:</w:t>
             </w:r>
           </w:p>
         </w:tc>
         <w:tc>
-          <w:tcPr/>
+          <w:tcPr>
+            <w:shd w:fill="0099CC" w:val="clear"/>
+          </w:tcPr>
           <w:p>
             <w:pPr>
               <w:pStyle w:val="Compact"/>
               <w:jc w:val="left"/>
             </w:pPr>
             <w:r>
+              <w:rPr>
+                <w:b/>
+                <w:color w:val="FFFFFF"/>
+                <w:sz w:val="20"/>
+              </w:rPr>
               <w:t xml:space="preserve">________________________________________</w:t>
             </w:r>
           </w:p>
@@ -6224,7 +7361,9 @@
       </w:tr>
       <w:tr>
         <w:tc>
-          <w:tcPr/>
+          <w:tcPr>
+            <w:shd w:fill="FFFFFF" w:val="clear"/>
+          </w:tcPr>
           <w:p>
             <w:pPr>
               <w:pStyle w:val="Compact"/>
@@ -6234,19 +7373,27 @@
               <w:rPr>
                 <w:bCs/>
                 <w:b/>
+                <w:color w:val="1A1A1A"/>
+                <w:sz w:val="19"/>
               </w:rPr>
               <w:t xml:space="preserve">Signature:</w:t>
             </w:r>
           </w:p>
         </w:tc>
         <w:tc>
-          <w:tcPr/>
+          <w:tcPr>
+            <w:shd w:fill="FFFFFF" w:val="clear"/>
+          </w:tcPr>
           <w:p>
             <w:pPr>
               <w:pStyle w:val="Compact"/>
               <w:jc w:val="left"/>
             </w:pPr>
             <w:r>
+              <w:rPr>
+                <w:color w:val="1A1A1A"/>
+                <w:sz w:val="19"/>
+              </w:rPr>
               <w:t xml:space="preserve">________________________________________</w:t>
             </w:r>
           </w:p>
@@ -6254,7 +7401,9 @@
       </w:tr>
       <w:tr>
         <w:tc>
-          <w:tcPr/>
+          <w:tcPr>
+            <w:shd w:fill="E8F8FF" w:val="clear"/>
+          </w:tcPr>
           <w:p>
             <w:pPr>
               <w:pStyle w:val="Compact"/>
@@ -6264,19 +7413,27 @@
               <w:rPr>
                 <w:bCs/>
                 <w:b/>
+                <w:color w:val="1A1A1A"/>
+                <w:sz w:val="19"/>
               </w:rPr>
               <w:t xml:space="preserve">Date:</w:t>
             </w:r>
           </w:p>
         </w:tc>
         <w:tc>
-          <w:tcPr/>
+          <w:tcPr>
+            <w:shd w:fill="E8F8FF" w:val="clear"/>
+          </w:tcPr>
           <w:p>
             <w:pPr>
               <w:pStyle w:val="Compact"/>
               <w:jc w:val="left"/>
             </w:pPr>
             <w:r>
+              <w:rPr>
+                <w:color w:val="1A1A1A"/>
+                <w:sz w:val="19"/>
+              </w:rPr>
               <w:t xml:space="preserve">________________________________________</w:t>
             </w:r>
           </w:p>
@@ -6295,8 +7452,16 @@
     <w:p>
       <w:pPr>
         <w:pStyle w:val="Heading3"/>
-      </w:pPr>
-      <w:r>
+        <w:rPr>
+          <w:color w:val="E08A00"/>
+        </w:rPr>
+      </w:pPr>
+      <w:r>
+        <w:rPr>
+          <w:b/>
+          <w:color w:val="E08A00"/>
+          <w:sz w:val="26"/>
+        </w:rPr>
         <w:t xml:space="preserve">PARENT / GUARDIAN CONSENT (Required if the Intern is under 18 years of age)</w:t>
       </w:r>
     </w:p>
@@ -6314,6 +7479,14 @@
         <w:tblW w:type="pct" w:w="5000"/>
         <w:tblLook w:firstRow="0" w:lastRow="0" w:firstColumn="0" w:lastColumn="0" w:noHBand="0" w:noVBand="0" w:val="0000"/>
         <w:jc w:val="start"/>
+        <w:tblBorders>
+          <w:top w:val="single" w:sz="4" w:space="0" w:color="B0D4E8"/>
+          <w:left w:val="single" w:sz="4" w:space="0" w:color="B0D4E8"/>
+          <w:bottom w:val="single" w:sz="4" w:space="0" w:color="B0D4E8"/>
+          <w:right w:val="single" w:sz="4" w:space="0" w:color="B0D4E8"/>
+          <w:insideH w:val="single" w:sz="4" w:space="0" w:color="B0D4E8"/>
+          <w:insideV w:val="single" w:sz="4" w:space="0" w:color="B0D4E8"/>
+        </w:tblBorders>
       </w:tblPr>
       <w:tblGrid>
         <w:gridCol w:w="3960"/>
@@ -6321,7 +7494,9 @@
       </w:tblGrid>
       <w:tr>
         <w:tc>
-          <w:tcPr/>
+          <w:tcPr>
+            <w:shd w:fill="0099CC" w:val="clear"/>
+          </w:tcPr>
           <w:p>
             <w:pPr>
               <w:pStyle w:val="Compact"/>
@@ -6331,19 +7506,28 @@
               <w:rPr>
                 <w:bCs/>
                 <w:b/>
+                <w:color w:val="FFFFFF"/>
+                <w:sz w:val="20"/>
               </w:rPr>
               <w:t xml:space="preserve">Full Name:</w:t>
             </w:r>
           </w:p>
         </w:tc>
         <w:tc>
-          <w:tcPr/>
+          <w:tcPr>
+            <w:shd w:fill="0099CC" w:val="clear"/>
+          </w:tcPr>
           <w:p>
             <w:pPr>
               <w:pStyle w:val="Compact"/>
               <w:jc w:val="left"/>
             </w:pPr>
             <w:r>
+              <w:rPr>
+                <w:b/>
+                <w:color w:val="FFFFFF"/>
+                <w:sz w:val="20"/>
+              </w:rPr>
               <w:t xml:space="preserve">________________________________________</w:t>
             </w:r>
           </w:p>
@@ -6351,7 +7535,9 @@
       </w:tr>
       <w:tr>
         <w:tc>
-          <w:tcPr/>
+          <w:tcPr>
+            <w:shd w:fill="FFFFFF" w:val="clear"/>
+          </w:tcPr>
           <w:p>
             <w:pPr>
               <w:pStyle w:val="Compact"/>
@@ -6361,19 +7547,27 @@
               <w:rPr>
                 <w:bCs/>
                 <w:b/>
+                <w:color w:val="1A1A1A"/>
+                <w:sz w:val="19"/>
               </w:rPr>
               <w:t xml:space="preserve">Relationship to Intern:</w:t>
             </w:r>
           </w:p>
         </w:tc>
         <w:tc>
-          <w:tcPr/>
+          <w:tcPr>
+            <w:shd w:fill="FFFFFF" w:val="clear"/>
+          </w:tcPr>
           <w:p>
             <w:pPr>
               <w:pStyle w:val="Compact"/>
               <w:jc w:val="left"/>
             </w:pPr>
             <w:r>
+              <w:rPr>
+                <w:color w:val="1A1A1A"/>
+                <w:sz w:val="19"/>
+              </w:rPr>
               <w:t xml:space="preserve">________________________________________</w:t>
             </w:r>
           </w:p>
@@ -6381,7 +7575,9 @@
       </w:tr>
       <w:tr>
         <w:tc>
-          <w:tcPr/>
+          <w:tcPr>
+            <w:shd w:fill="E8F8FF" w:val="clear"/>
+          </w:tcPr>
           <w:p>
             <w:pPr>
               <w:pStyle w:val="Compact"/>
@@ -6391,19 +7587,27 @@
               <w:rPr>
                 <w:bCs/>
                 <w:b/>
+                <w:color w:val="1A1A1A"/>
+                <w:sz w:val="19"/>
               </w:rPr>
               <w:t xml:space="preserve">Address:</w:t>
             </w:r>
           </w:p>
         </w:tc>
         <w:tc>
-          <w:tcPr/>
+          <w:tcPr>
+            <w:shd w:fill="E8F8FF" w:val="clear"/>
+          </w:tcPr>
           <w:p>
             <w:pPr>
               <w:pStyle w:val="Compact"/>
               <w:jc w:val="left"/>
             </w:pPr>
             <w:r>
+              <w:rPr>
+                <w:color w:val="1A1A1A"/>
+                <w:sz w:val="19"/>
+              </w:rPr>
               <w:t xml:space="preserve">________________________________________</w:t>
             </w:r>
           </w:p>
@@ -6411,7 +7615,9 @@
       </w:tr>
       <w:tr>
         <w:tc>
-          <w:tcPr/>
+          <w:tcPr>
+            <w:shd w:fill="FFFFFF" w:val="clear"/>
+          </w:tcPr>
           <w:p>
             <w:pPr>
               <w:pStyle w:val="Compact"/>
@@ -6421,19 +7627,27 @@
               <w:rPr>
                 <w:bCs/>
                 <w:b/>
+                <w:color w:val="1A1A1A"/>
+                <w:sz w:val="19"/>
               </w:rPr>
               <w:t xml:space="preserve">Phone Number:</w:t>
             </w:r>
           </w:p>
         </w:tc>
         <w:tc>
-          <w:tcPr/>
+          <w:tcPr>
+            <w:shd w:fill="FFFFFF" w:val="clear"/>
+          </w:tcPr>
           <w:p>
             <w:pPr>
               <w:pStyle w:val="Compact"/>
               <w:jc w:val="left"/>
             </w:pPr>
             <w:r>
+              <w:rPr>
+                <w:color w:val="1A1A1A"/>
+                <w:sz w:val="19"/>
+              </w:rPr>
               <w:t xml:space="preserve">________________________________________</w:t>
             </w:r>
           </w:p>
@@ -6441,7 +7655,9 @@
       </w:tr>
       <w:tr>
         <w:tc>
-          <w:tcPr/>
+          <w:tcPr>
+            <w:shd w:fill="E8F8FF" w:val="clear"/>
+          </w:tcPr>
           <w:p>
             <w:pPr>
               <w:pStyle w:val="Compact"/>
@@ -6451,19 +7667,27 @@
               <w:rPr>
                 <w:bCs/>
                 <w:b/>
+                <w:color w:val="1A1A1A"/>
+                <w:sz w:val="19"/>
               </w:rPr>
               <w:t xml:space="preserve">Signature:</w:t>
             </w:r>
           </w:p>
         </w:tc>
         <w:tc>
-          <w:tcPr/>
+          <w:tcPr>
+            <w:shd w:fill="E8F8FF" w:val="clear"/>
+          </w:tcPr>
           <w:p>
             <w:pPr>
               <w:pStyle w:val="Compact"/>
               <w:jc w:val="left"/>
             </w:pPr>
             <w:r>
+              <w:rPr>
+                <w:color w:val="1A1A1A"/>
+                <w:sz w:val="19"/>
+              </w:rPr>
               <w:t xml:space="preserve">________________________________________</w:t>
             </w:r>
           </w:p>
@@ -6471,7 +7695,9 @@
       </w:tr>
       <w:tr>
         <w:tc>
-          <w:tcPr/>
+          <w:tcPr>
+            <w:shd w:fill="FFFFFF" w:val="clear"/>
+          </w:tcPr>
           <w:p>
             <w:pPr>
               <w:pStyle w:val="Compact"/>
@@ -6481,19 +7707,27 @@
               <w:rPr>
                 <w:bCs/>
                 <w:b/>
+                <w:color w:val="1A1A1A"/>
+                <w:sz w:val="19"/>
               </w:rPr>
               <w:t xml:space="preserve">Date:</w:t>
             </w:r>
           </w:p>
         </w:tc>
         <w:tc>
-          <w:tcPr/>
+          <w:tcPr>
+            <w:shd w:fill="FFFFFF" w:val="clear"/>
+          </w:tcPr>
           <w:p>
             <w:pPr>
               <w:pStyle w:val="Compact"/>
               <w:jc w:val="left"/>
             </w:pPr>
             <w:r>
+              <w:rPr>
+                <w:color w:val="1A1A1A"/>
+                <w:sz w:val="19"/>
+              </w:rPr>
               <w:t xml:space="preserve">________________________________________</w:t>
             </w:r>
           </w:p>
@@ -6512,8 +7746,16 @@
     <w:p>
       <w:pPr>
         <w:pStyle w:val="Heading3"/>
-      </w:pPr>
-      <w:r>
+        <w:rPr>
+          <w:color w:val="E08A00"/>
+        </w:rPr>
+      </w:pPr>
+      <w:r>
+        <w:rPr>
+          <w:b/>
+          <w:color w:val="E08A00"/>
+          <w:sz w:val="26"/>
+        </w:rPr>
         <w:t xml:space="preserve">WITNESS</w:t>
       </w:r>
     </w:p>
@@ -6523,6 +7765,14 @@
         <w:tblW w:type="auto" w:w="0"/>
         <w:tblLook w:firstRow="0" w:lastRow="0" w:firstColumn="0" w:lastColumn="0" w:noHBand="0" w:noVBand="0" w:val="0000"/>
         <w:jc w:val="start"/>
+        <w:tblBorders>
+          <w:top w:val="single" w:sz="4" w:space="0" w:color="B0D4E8"/>
+          <w:left w:val="single" w:sz="4" w:space="0" w:color="B0D4E8"/>
+          <w:bottom w:val="single" w:sz="4" w:space="0" w:color="B0D4E8"/>
+          <w:right w:val="single" w:sz="4" w:space="0" w:color="B0D4E8"/>
+          <w:insideH w:val="single" w:sz="4" w:space="0" w:color="B0D4E8"/>
+          <w:insideV w:val="single" w:sz="4" w:space="0" w:color="B0D4E8"/>
+        </w:tblBorders>
       </w:tblPr>
       <w:tblGrid>
         <w:gridCol w:w="3960"/>
@@ -6530,7 +7780,9 @@
       </w:tblGrid>
       <w:tr>
         <w:tc>
-          <w:tcPr/>
+          <w:tcPr>
+            <w:shd w:fill="0099CC" w:val="clear"/>
+          </w:tcPr>
           <w:p>
             <w:pPr>
               <w:pStyle w:val="Compact"/>
@@ -6540,19 +7792,28 @@
               <w:rPr>
                 <w:bCs/>
                 <w:b/>
+                <w:color w:val="FFFFFF"/>
+                <w:sz w:val="20"/>
               </w:rPr>
               <w:t xml:space="preserve">Full Name:</w:t>
             </w:r>
           </w:p>
         </w:tc>
         <w:tc>
-          <w:tcPr/>
+          <w:tcPr>
+            <w:shd w:fill="0099CC" w:val="clear"/>
+          </w:tcPr>
           <w:p>
             <w:pPr>
               <w:pStyle w:val="Compact"/>
               <w:jc w:val="left"/>
             </w:pPr>
             <w:r>
+              <w:rPr>
+                <w:b/>
+                <w:color w:val="FFFFFF"/>
+                <w:sz w:val="20"/>
+              </w:rPr>
               <w:t xml:space="preserve">________________________________________</w:t>
             </w:r>
           </w:p>
@@ -6560,7 +7821,9 @@
       </w:tr>
       <w:tr>
         <w:tc>
-          <w:tcPr/>
+          <w:tcPr>
+            <w:shd w:fill="FFFFFF" w:val="clear"/>
+          </w:tcPr>
           <w:p>
             <w:pPr>
               <w:pStyle w:val="Compact"/>
@@ -6570,19 +7833,27 @@
               <w:rPr>
                 <w:bCs/>
                 <w:b/>
+                <w:color w:val="1A1A1A"/>
+                <w:sz w:val="19"/>
               </w:rPr>
               <w:t xml:space="preserve">Address:</w:t>
             </w:r>
           </w:p>
         </w:tc>
         <w:tc>
-          <w:tcPr/>
+          <w:tcPr>
+            <w:shd w:fill="FFFFFF" w:val="clear"/>
+          </w:tcPr>
           <w:p>
             <w:pPr>
               <w:pStyle w:val="Compact"/>
               <w:jc w:val="left"/>
             </w:pPr>
             <w:r>
+              <w:rPr>
+                <w:color w:val="1A1A1A"/>
+                <w:sz w:val="19"/>
+              </w:rPr>
               <w:t xml:space="preserve">________________________________________</w:t>
             </w:r>
           </w:p>
@@ -6590,7 +7861,9 @@
       </w:tr>
       <w:tr>
         <w:tc>
-          <w:tcPr/>
+          <w:tcPr>
+            <w:shd w:fill="E8F8FF" w:val="clear"/>
+          </w:tcPr>
           <w:p>
             <w:pPr>
               <w:pStyle w:val="Compact"/>
@@ -6600,19 +7873,27 @@
               <w:rPr>
                 <w:bCs/>
                 <w:b/>
+                <w:color w:val="1A1A1A"/>
+                <w:sz w:val="19"/>
               </w:rPr>
               <w:t xml:space="preserve">Occupation:</w:t>
             </w:r>
           </w:p>
         </w:tc>
         <w:tc>
-          <w:tcPr/>
+          <w:tcPr>
+            <w:shd w:fill="E8F8FF" w:val="clear"/>
+          </w:tcPr>
           <w:p>
             <w:pPr>
               <w:pStyle w:val="Compact"/>
               <w:jc w:val="left"/>
             </w:pPr>
             <w:r>
+              <w:rPr>
+                <w:color w:val="1A1A1A"/>
+                <w:sz w:val="19"/>
+              </w:rPr>
               <w:t xml:space="preserve">________________________________________</w:t>
             </w:r>
           </w:p>
@@ -6620,7 +7901,9 @@
       </w:tr>
       <w:tr>
         <w:tc>
-          <w:tcPr/>
+          <w:tcPr>
+            <w:shd w:fill="FFFFFF" w:val="clear"/>
+          </w:tcPr>
           <w:p>
             <w:pPr>
               <w:pStyle w:val="Compact"/>
@@ -6630,19 +7913,27 @@
               <w:rPr>
                 <w:bCs/>
                 <w:b/>
+                <w:color w:val="1A1A1A"/>
+                <w:sz w:val="19"/>
               </w:rPr>
               <w:t xml:space="preserve">Signature:</w:t>
             </w:r>
           </w:p>
         </w:tc>
         <w:tc>
-          <w:tcPr/>
+          <w:tcPr>
+            <w:shd w:fill="FFFFFF" w:val="clear"/>
+          </w:tcPr>
           <w:p>
             <w:pPr>
               <w:pStyle w:val="Compact"/>
               <w:jc w:val="left"/>
             </w:pPr>
             <w:r>
+              <w:rPr>
+                <w:color w:val="1A1A1A"/>
+                <w:sz w:val="19"/>
+              </w:rPr>
               <w:t xml:space="preserve">________________________________________</w:t>
             </w:r>
           </w:p>
@@ -6650,7 +7941,9 @@
       </w:tr>
       <w:tr>
         <w:tc>
-          <w:tcPr/>
+          <w:tcPr>
+            <w:shd w:fill="E8F8FF" w:val="clear"/>
+          </w:tcPr>
           <w:p>
             <w:pPr>
               <w:pStyle w:val="Compact"/>
@@ -6660,19 +7953,27 @@
               <w:rPr>
                 <w:bCs/>
                 <w:b/>
+                <w:color w:val="1A1A1A"/>
+                <w:sz w:val="19"/>
               </w:rPr>
               <w:t xml:space="preserve">Date:</w:t>
             </w:r>
           </w:p>
         </w:tc>
         <w:tc>
-          <w:tcPr/>
+          <w:tcPr>
+            <w:shd w:fill="E8F8FF" w:val="clear"/>
+          </w:tcPr>
           <w:p>
             <w:pPr>
               <w:pStyle w:val="Compact"/>
               <w:jc w:val="left"/>
             </w:pPr>
             <w:r>
+              <w:rPr>
+                <w:color w:val="1A1A1A"/>
+                <w:sz w:val="19"/>
+              </w:rPr>
               <w:t xml:space="preserve">________________________________________</w:t>
             </w:r>
           </w:p>
@@ -6691,9 +7992,29 @@
     <w:bookmarkStart w:id="118" w:name="X119fde79b1a3444de37b45d1c76b31f470dc127"/>
     <w:p>
       <w:pPr>
+        <w:pBdr>
+          <w:top w:val="single" w:sz="18" w:space="1" w:color="F5A623"/>
+          <w:bottom w:val="single" w:sz="6" w:space="1" w:color="0099CC"/>
+        </w:pBdr>
+        <w:spacing w:before="200" w:after="200"/>
+      </w:pPr>
+    </w:p>
+    <w:p>
+      <w:pPr>
         <w:pStyle w:val="Heading2"/>
-      </w:pPr>
-      <w:r>
+        <w:rPr>
+          <w:color w:val="0099CC"/>
+        </w:rPr>
+        <w:pBdr>
+          <w:bottom w:val="single" w:sz="6" w:space="2" w:color="00BFFF"/>
+        </w:pBdr>
+      </w:pPr>
+      <w:r>
+        <w:rPr>
+          <w:b/>
+          <w:color w:val="0099CC"/>
+          <w:sz w:val="32"/>
+        </w:rPr>
         <w:t xml:space="preserve">SCHEDULE A — PRE-EXISTING INTELLECTUAL PROPERTY</w:t>
       </w:r>
     </w:p>
@@ -6711,6 +8032,14 @@
         <w:tblW w:type="pct" w:w="5000"/>
         <w:tblLook w:firstRow="1" w:lastRow="0" w:firstColumn="0" w:lastColumn="0" w:noHBand="0" w:noVBand="0" w:val="0020"/>
         <w:jc w:val="start"/>
+        <w:tblBorders>
+          <w:top w:val="single" w:sz="4" w:space="0" w:color="B0D4E8"/>
+          <w:left w:val="single" w:sz="4" w:space="0" w:color="B0D4E8"/>
+          <w:bottom w:val="single" w:sz="4" w:space="0" w:color="B0D4E8"/>
+          <w:right w:val="single" w:sz="4" w:space="0" w:color="B0D4E8"/>
+          <w:insideH w:val="single" w:sz="4" w:space="0" w:color="B0D4E8"/>
+          <w:insideV w:val="single" w:sz="4" w:space="0" w:color="B0D4E8"/>
+        </w:tblBorders>
       </w:tblPr>
       <w:tblGrid>
         <w:gridCol w:w="600"/>
@@ -6723,49 +8052,77 @@
           <w:tblHeader w:val="true"/>
         </w:trPr>
         <w:tc>
-          <w:tcPr/>
+          <w:tcPr>
+            <w:shd w:fill="0099CC" w:val="clear"/>
+          </w:tcPr>
           <w:p>
             <w:pPr>
               <w:pStyle w:val="Compact"/>
               <w:jc w:val="left"/>
             </w:pPr>
             <w:r>
+              <w:rPr>
+                <w:b/>
+                <w:color w:val="FFFFFF"/>
+                <w:sz w:val="20"/>
+              </w:rPr>
               <w:t xml:space="preserve">No.</w:t>
             </w:r>
           </w:p>
         </w:tc>
         <w:tc>
-          <w:tcPr/>
+          <w:tcPr>
+            <w:shd w:fill="0099CC" w:val="clear"/>
+          </w:tcPr>
           <w:p>
             <w:pPr>
               <w:pStyle w:val="Compact"/>
               <w:jc w:val="left"/>
             </w:pPr>
             <w:r>
+              <w:rPr>
+                <w:b/>
+                <w:color w:val="FFFFFF"/>
+                <w:sz w:val="20"/>
+              </w:rPr>
               <w:t xml:space="preserve">Description of Pre-Existing IP</w:t>
             </w:r>
           </w:p>
         </w:tc>
         <w:tc>
-          <w:tcPr/>
+          <w:tcPr>
+            <w:shd w:fill="0099CC" w:val="clear"/>
+          </w:tcPr>
           <w:p>
             <w:pPr>
               <w:pStyle w:val="Compact"/>
               <w:jc w:val="left"/>
             </w:pPr>
             <w:r>
+              <w:rPr>
+                <w:b/>
+                <w:color w:val="FFFFFF"/>
+                <w:sz w:val="20"/>
+              </w:rPr>
               <w:t xml:space="preserve">Date of Creation</w:t>
             </w:r>
           </w:p>
         </w:tc>
         <w:tc>
-          <w:tcPr/>
+          <w:tcPr>
+            <w:shd w:fill="0099CC" w:val="clear"/>
+          </w:tcPr>
           <w:p>
             <w:pPr>
               <w:pStyle w:val="Compact"/>
               <w:jc w:val="left"/>
             </w:pPr>
             <w:r>
+              <w:rPr>
+                <w:b/>
+                <w:color w:val="FFFFFF"/>
+                <w:sz w:val="20"/>
+              </w:rPr>
               <w:t xml:space="preserve">Nature of IP</w:t>
             </w:r>
           </w:p>
@@ -6773,49 +8130,73 @@
       </w:tr>
       <w:tr>
         <w:tc>
-          <w:tcPr/>
+          <w:tcPr>
+            <w:shd w:fill="FFFFFF" w:val="clear"/>
+          </w:tcPr>
           <w:p>
             <w:pPr>
               <w:pStyle w:val="Compact"/>
               <w:jc w:val="left"/>
             </w:pPr>
             <w:r>
+              <w:rPr>
+                <w:color w:val="1A1A1A"/>
+                <w:sz w:val="19"/>
+              </w:rPr>
               <w:t xml:space="preserve">1.</w:t>
             </w:r>
           </w:p>
         </w:tc>
         <w:tc>
-          <w:tcPr/>
+          <w:tcPr>
+            <w:shd w:fill="FFFFFF" w:val="clear"/>
+          </w:tcPr>
           <w:p>
             <w:pPr>
               <w:pStyle w:val="Compact"/>
               <w:jc w:val="left"/>
             </w:pPr>
             <w:r>
+              <w:rPr>
+                <w:color w:val="1A1A1A"/>
+                <w:sz w:val="19"/>
+              </w:rPr>
               <w:t xml:space="preserve">_____________________________</w:t>
             </w:r>
           </w:p>
         </w:tc>
         <w:tc>
-          <w:tcPr/>
+          <w:tcPr>
+            <w:shd w:fill="FFFFFF" w:val="clear"/>
+          </w:tcPr>
           <w:p>
             <w:pPr>
               <w:pStyle w:val="Compact"/>
               <w:jc w:val="left"/>
             </w:pPr>
             <w:r>
+              <w:rPr>
+                <w:color w:val="1A1A1A"/>
+                <w:sz w:val="19"/>
+              </w:rPr>
               <w:t xml:space="preserve">________________</w:t>
             </w:r>
           </w:p>
         </w:tc>
         <w:tc>
-          <w:tcPr/>
+          <w:tcPr>
+            <w:shd w:fill="FFFFFF" w:val="clear"/>
+          </w:tcPr>
           <w:p>
             <w:pPr>
               <w:pStyle w:val="Compact"/>
               <w:jc w:val="left"/>
             </w:pPr>
             <w:r>
+              <w:rPr>
+                <w:color w:val="1A1A1A"/>
+                <w:sz w:val="19"/>
+              </w:rPr>
               <w:t xml:space="preserve">____________</w:t>
             </w:r>
           </w:p>
@@ -6823,49 +8204,73 @@
       </w:tr>
       <w:tr>
         <w:tc>
-          <w:tcPr/>
+          <w:tcPr>
+            <w:shd w:fill="E8F8FF" w:val="clear"/>
+          </w:tcPr>
           <w:p>
             <w:pPr>
               <w:pStyle w:val="Compact"/>
               <w:jc w:val="left"/>
             </w:pPr>
             <w:r>
+              <w:rPr>
+                <w:color w:val="1A1A1A"/>
+                <w:sz w:val="19"/>
+              </w:rPr>
               <w:t xml:space="preserve">2.</w:t>
             </w:r>
           </w:p>
         </w:tc>
         <w:tc>
-          <w:tcPr/>
+          <w:tcPr>
+            <w:shd w:fill="E8F8FF" w:val="clear"/>
+          </w:tcPr>
           <w:p>
             <w:pPr>
               <w:pStyle w:val="Compact"/>
               <w:jc w:val="left"/>
             </w:pPr>
             <w:r>
+              <w:rPr>
+                <w:color w:val="1A1A1A"/>
+                <w:sz w:val="19"/>
+              </w:rPr>
               <w:t xml:space="preserve">_____________________________</w:t>
             </w:r>
           </w:p>
         </w:tc>
         <w:tc>
-          <w:tcPr/>
+          <w:tcPr>
+            <w:shd w:fill="E8F8FF" w:val="clear"/>
+          </w:tcPr>
           <w:p>
             <w:pPr>
               <w:pStyle w:val="Compact"/>
               <w:jc w:val="left"/>
             </w:pPr>
             <w:r>
+              <w:rPr>
+                <w:color w:val="1A1A1A"/>
+                <w:sz w:val="19"/>
+              </w:rPr>
               <w:t xml:space="preserve">________________</w:t>
             </w:r>
           </w:p>
         </w:tc>
         <w:tc>
-          <w:tcPr/>
+          <w:tcPr>
+            <w:shd w:fill="E8F8FF" w:val="clear"/>
+          </w:tcPr>
           <w:p>
             <w:pPr>
               <w:pStyle w:val="Compact"/>
               <w:jc w:val="left"/>
             </w:pPr>
             <w:r>
+              <w:rPr>
+                <w:color w:val="1A1A1A"/>
+                <w:sz w:val="19"/>
+              </w:rPr>
               <w:t xml:space="preserve">____________</w:t>
             </w:r>
           </w:p>
@@ -6873,49 +8278,73 @@
       </w:tr>
       <w:tr>
         <w:tc>
-          <w:tcPr/>
+          <w:tcPr>
+            <w:shd w:fill="FFFFFF" w:val="clear"/>
+          </w:tcPr>
           <w:p>
             <w:pPr>
               <w:pStyle w:val="Compact"/>
               <w:jc w:val="left"/>
             </w:pPr>
             <w:r>
+              <w:rPr>
+                <w:color w:val="1A1A1A"/>
+                <w:sz w:val="19"/>
+              </w:rPr>
               <w:t xml:space="preserve">3.</w:t>
             </w:r>
           </w:p>
         </w:tc>
         <w:tc>
-          <w:tcPr/>
+          <w:tcPr>
+            <w:shd w:fill="FFFFFF" w:val="clear"/>
+          </w:tcPr>
           <w:p>
             <w:pPr>
               <w:pStyle w:val="Compact"/>
               <w:jc w:val="left"/>
             </w:pPr>
             <w:r>
+              <w:rPr>
+                <w:color w:val="1A1A1A"/>
+                <w:sz w:val="19"/>
+              </w:rPr>
               <w:t xml:space="preserve">_____________________________</w:t>
             </w:r>
           </w:p>
         </w:tc>
         <w:tc>
-          <w:tcPr/>
+          <w:tcPr>
+            <w:shd w:fill="FFFFFF" w:val="clear"/>
+          </w:tcPr>
           <w:p>
             <w:pPr>
               <w:pStyle w:val="Compact"/>
               <w:jc w:val="left"/>
             </w:pPr>
             <w:r>
+              <w:rPr>
+                <w:color w:val="1A1A1A"/>
+                <w:sz w:val="19"/>
+              </w:rPr>
               <w:t xml:space="preserve">________________</w:t>
             </w:r>
           </w:p>
         </w:tc>
         <w:tc>
-          <w:tcPr/>
+          <w:tcPr>
+            <w:shd w:fill="FFFFFF" w:val="clear"/>
+          </w:tcPr>
           <w:p>
             <w:pPr>
               <w:pStyle w:val="Compact"/>
               <w:jc w:val="left"/>
             </w:pPr>
             <w:r>
+              <w:rPr>
+                <w:color w:val="1A1A1A"/>
+                <w:sz w:val="19"/>
+              </w:rPr>
               <w:t xml:space="preserve">____________</w:t>
             </w:r>
           </w:p>
@@ -7012,6 +8441,29 @@
         <w:right w:val="single" w:sz="18" w:space="24" w:color="E08A00"/>
       </w:pgBorders>
     </w:sectPr>
+    <w:p>
+      <w:pPr>
+        <w:pBdr>
+          <w:top w:val="single" w:sz="36" w:space="1" w:color="F5A623"/>
+          <w:bottom w:val="single" w:sz="12" w:space="0" w:color="00BFFF"/>
+        </w:pBdr>
+        <w:spacing w:before="300" w:after="0"/>
+      </w:pPr>
+    </w:p>
+    <w:p>
+      <w:pPr>
+        <w:jc w:val="center"/>
+        <w:spacing w:before="60" w:after="0"/>
+      </w:pPr>
+      <w:r>
+        <w:rPr>
+          <w:color w:val="0099CC"/>
+          <w:sz w:val="16"/>
+          <w:szCs w:val="16"/>
+        </w:rPr>
+        <w:t xml:space="preserve">PECH Group Holdings Ltd  |  Lagos, Nigeria  |  pechgroupholdings.tech</w:t>
+      </w:r>
+    </w:p>
   </w:body>
 </w:document>
 </file>

--- a/contracts/PECH_INTERNSHIP_AGREEMENT.docx
+++ b/contracts/PECH_INTERNSHIP_AGREEMENT.docx
@@ -58,71 +58,34 @@
         <w:spacing w:after="0"/>
       </w:pPr>
     </w:p>
-    <w:bookmarkStart w:id="119" w:name="pech-group-holdings-ltd"/>
-    <w:p>
-      <w:pPr>
-        <w:pStyle w:val="Heading1"/>
-        <w:rPr>
-          <w:color w:val="0099CC"/>
-        </w:rPr>
-        <w:pBdr>
-          <w:bottom w:val="single" w:sz="18" w:space="2" w:color="F5A623"/>
-        </w:pBdr>
-      </w:pPr>
-      <w:r>
-        <w:rPr>
-          <w:b/>
-          <w:color w:val="0099CC"/>
-          <w:sz w:val="44"/>
-        </w:rPr>
-        <w:t xml:space="preserve">PECH GROUP HOLDINGS LTD</w:t>
-      </w:r>
-    </w:p>
-    <w:bookmarkStart w:id="21" w:name="internship-agreement"/>
-    <w:p>
-      <w:pPr>
-        <w:pBdr>
-          <w:top w:val="single" w:sz="18" w:space="1" w:color="F5A623"/>
-          <w:bottom w:val="single" w:sz="6" w:space="1" w:color="0099CC"/>
-        </w:pBdr>
-        <w:spacing w:before="200" w:after="200"/>
-      </w:pPr>
-    </w:p>
-    <w:p>
-      <w:pPr>
-        <w:pStyle w:val="Heading2"/>
-        <w:rPr>
-          <w:color w:val="0099CC"/>
-        </w:rPr>
-        <w:pBdr>
-          <w:bottom w:val="single" w:sz="6" w:space="2" w:color="00BFFF"/>
-        </w:pBdr>
-      </w:pPr>
-      <w:r>
-        <w:rPr>
-          <w:b/>
-          <w:color w:val="0099CC"/>
-          <w:sz w:val="32"/>
-        </w:rPr>
+    <w:p>
+      <w:pPr>
+        <w:pStyle w:val="FirstParagraph"/>
+      </w:pPr>
+      <w:r>
+        <w:t xml:space="preserve">🎓</w:t>
+      </w:r>
+    </w:p>
+    <w:p>
+      <w:pPr>
+        <w:pStyle w:val="BodyText"/>
+      </w:pPr>
+      <w:r>
         <w:t xml:space="preserve">INTERNSHIP AGREEMENT</w:t>
       </w:r>
     </w:p>
-    <w:bookmarkStart w:id="20" w:name="confidential"/>
-    <w:p>
-      <w:pPr>
-        <w:pStyle w:val="Heading3"/>
-        <w:rPr>
-          <w:color w:val="E08A00"/>
-        </w:rPr>
-      </w:pPr>
-      <w:r>
-        <w:rPr>
-          <w:b/>
-          <w:color w:val="E08A00"/>
-          <w:sz w:val="26"/>
-        </w:rPr>
-        <w:t xml:space="preserve">CONFIDENTIAL</w:t>
-      </w:r>
+    <w:p>
+      <w:pPr>
+        <w:pStyle w:val="BodyText"/>
+      </w:pPr>
+      <w:r>
+        <w:t xml:space="preserve"> </w:t>
+      </w:r>
+    </w:p>
+    <w:p>
+      <w:pPr>
+        <w:pStyle w:val="BodyText"/>
+      </w:pPr>
     </w:p>
     <w:p>
       <w:r>
@@ -131,52 +94,7 @@
         </w:pict>
       </w:r>
     </w:p>
-    <w:p>
-      <w:pPr>
-        <w:pStyle w:val="FirstParagraph"/>
-      </w:pPr>
-      <w:r>
-        <w:rPr>
-          <w:bCs/>
-          <w:b/>
-        </w:rPr>
-        <w:t xml:space="preserve">Agreement Reference No.:</w:t>
-      </w:r>
-      <w:r>
-        <w:t xml:space="preserve"> </w:t>
-      </w:r>
-      <w:r>
-        <w:t xml:space="preserve">PECH/INT/________</w:t>
-      </w:r>
-    </w:p>
-    <w:p>
-      <w:pPr>
-        <w:pStyle w:val="BodyText"/>
-      </w:pPr>
-      <w:r>
-        <w:rPr>
-          <w:bCs/>
-          <w:b/>
-        </w:rPr>
-        <w:t xml:space="preserve">Date of Agreement:</w:t>
-      </w:r>
-      <w:r>
-        <w:t xml:space="preserve"> </w:t>
-      </w:r>
-      <w:r>
-        <w:t xml:space="preserve">________________________</w:t>
-      </w:r>
-    </w:p>
-    <w:p>
-      <w:r>
-        <w:pict>
-          <v:rect style="width:0;height:1.5pt" o:hralign="center" o:hrstd="t" o:hr="t"/>
-        </w:pict>
-      </w:r>
-    </w:p>
-    <w:bookmarkEnd w:id="20"/>
-    <w:bookmarkEnd w:id="21"/>
-    <w:bookmarkStart w:id="22" w:name="table-of-contents"/>
+    <w:bookmarkStart w:id="20" w:name="table-of-contents"/>
     <w:p>
       <w:pPr>
         <w:pBdr>
@@ -501,8 +419,8 @@
         </w:pict>
       </w:r>
     </w:p>
-    <w:bookmarkEnd w:id="22"/>
-    <w:bookmarkStart w:id="27" w:name="parties-definitions"/>
+    <w:bookmarkEnd w:id="20"/>
+    <w:bookmarkStart w:id="25" w:name="parties-definitions"/>
     <w:p>
       <w:pPr>
         <w:pBdr>
@@ -561,7 +479,7 @@
         <w:t xml:space="preserve">) is entered into on the date stated above by and between:</w:t>
       </w:r>
     </w:p>
-    <w:bookmarkStart w:id="23" w:name="the-company"/>
+    <w:bookmarkStart w:id="21" w:name="the-company"/>
     <w:p>
       <w:pPr>
         <w:pStyle w:val="Heading3"/>
@@ -714,8 +632,8 @@
         <w:t xml:space="preserve">________________________________________________</w:t>
       </w:r>
     </w:p>
-    <w:bookmarkEnd w:id="23"/>
-    <w:bookmarkStart w:id="24" w:name="the-intern"/>
+    <w:bookmarkEnd w:id="21"/>
+    <w:bookmarkStart w:id="22" w:name="the-intern"/>
     <w:p>
       <w:pPr>
         <w:pStyle w:val="Heading3"/>
@@ -865,8 +783,8 @@
         <w:t xml:space="preserve">________________________</w:t>
       </w:r>
     </w:p>
-    <w:bookmarkEnd w:id="24"/>
-    <w:bookmarkStart w:id="25" w:name="educational-institution-if-applicable"/>
+    <w:bookmarkEnd w:id="22"/>
+    <w:bookmarkStart w:id="23" w:name="educational-institution-if-applicable"/>
     <w:p>
       <w:pPr>
         <w:pStyle w:val="Heading3"/>
@@ -1009,8 +927,8 @@
         <w:t xml:space="preserve">_______________________________</w:t>
       </w:r>
     </w:p>
-    <w:bookmarkEnd w:id="25"/>
-    <w:bookmarkStart w:id="26" w:name="definitions"/>
+    <w:bookmarkEnd w:id="23"/>
+    <w:bookmarkStart w:id="24" w:name="definitions"/>
     <w:p>
       <w:pPr>
         <w:pStyle w:val="Heading3"/>
@@ -1480,9 +1398,9 @@
         </w:pict>
       </w:r>
     </w:p>
-    <w:bookmarkEnd w:id="26"/>
-    <w:bookmarkEnd w:id="27"/>
-    <w:bookmarkStart w:id="33" w:name="internship-purpose-learning-objectives"/>
+    <w:bookmarkEnd w:id="24"/>
+    <w:bookmarkEnd w:id="25"/>
+    <w:bookmarkStart w:id="31" w:name="internship-purpose-learning-objectives"/>
     <w:p>
       <w:pPr>
         <w:pBdr>
@@ -1511,7 +1429,7 @@
         <w:t xml:space="preserve">2. INTERNSHIP PURPOSE &amp; LEARNING OBJECTIVES</w:t>
       </w:r>
     </w:p>
-    <w:bookmarkStart w:id="28" w:name="purpose"/>
+    <w:bookmarkStart w:id="26" w:name="purpose"/>
     <w:p>
       <w:pPr>
         <w:pStyle w:val="Heading3"/>
@@ -1536,8 +1454,8 @@
         <w:t xml:space="preserve">The purpose of this Internship is to provide the Intern with practical, supervised work experience in the fields of IoT (Internet of Things), smart systems, software development, platform engineering, renewable energy technology, and/or such other domains as are relevant to the Company’s operations in Africa. The Internship is designed to complement the Intern’s academic education and/or professional development and is not intended to constitute an employment relationship.</w:t>
       </w:r>
     </w:p>
-    <w:bookmarkEnd w:id="28"/>
-    <w:bookmarkStart w:id="29" w:name="departmentteam"/>
+    <w:bookmarkEnd w:id="26"/>
+    <w:bookmarkStart w:id="27" w:name="departmentteam"/>
     <w:p>
       <w:pPr>
         <w:pStyle w:val="Heading3"/>
@@ -1598,8 +1516,8 @@
         <w:t xml:space="preserve">______________________________________________</w:t>
       </w:r>
     </w:p>
-    <w:bookmarkEnd w:id="29"/>
-    <w:bookmarkStart w:id="30" w:name="learning-objectives"/>
+    <w:bookmarkEnd w:id="27"/>
+    <w:bookmarkStart w:id="28" w:name="learning-objectives"/>
     <w:p>
       <w:pPr>
         <w:pStyle w:val="Heading3"/>
@@ -1659,8 +1577,8 @@
         </w:pict>
       </w:r>
     </w:p>
-    <w:bookmarkEnd w:id="30"/>
-    <w:bookmarkStart w:id="31" w:name="deliverables"/>
+    <w:bookmarkEnd w:id="28"/>
+    <w:bookmarkStart w:id="29" w:name="deliverables"/>
     <w:p>
       <w:pPr>
         <w:pStyle w:val="Heading3"/>
@@ -1706,8 +1624,8 @@
         </w:pict>
       </w:r>
     </w:p>
-    <w:bookmarkEnd w:id="31"/>
-    <w:bookmarkStart w:id="32" w:name="skills-development"/>
+    <w:bookmarkEnd w:id="29"/>
+    <w:bookmarkStart w:id="30" w:name="skills-development"/>
     <w:p>
       <w:pPr>
         <w:pStyle w:val="Heading3"/>
@@ -1799,9 +1717,9 @@
         </w:pict>
       </w:r>
     </w:p>
-    <w:bookmarkEnd w:id="32"/>
-    <w:bookmarkEnd w:id="33"/>
-    <w:bookmarkStart w:id="38" w:name="duration-of-internship"/>
+    <w:bookmarkEnd w:id="30"/>
+    <w:bookmarkEnd w:id="31"/>
+    <w:bookmarkStart w:id="36" w:name="duration-of-internship"/>
     <w:p>
       <w:pPr>
         <w:pBdr>
@@ -1830,7 +1748,7 @@
         <w:t xml:space="preserve">3. DURATION OF INTERNSHIP</w:t>
       </w:r>
     </w:p>
-    <w:bookmarkStart w:id="34" w:name="fixed-term"/>
+    <w:bookmarkStart w:id="32" w:name="fixed-term"/>
     <w:p>
       <w:pPr>
         <w:pStyle w:val="Heading3"/>
@@ -1925,76 +1843,76 @@
         <w:t xml:space="preserve">___________ months (minimum 3 months, maximum 6 months)</w:t>
       </w:r>
     </w:p>
+    <w:bookmarkEnd w:id="32"/>
+    <w:bookmarkStart w:id="33" w:name="non-renewable"/>
+    <w:p>
+      <w:pPr>
+        <w:pStyle w:val="Heading3"/>
+        <w:rPr>
+          <w:color w:val="E08A00"/>
+        </w:rPr>
+      </w:pPr>
+      <w:r>
+        <w:rPr>
+          <w:b/>
+          <w:color w:val="E08A00"/>
+          <w:sz w:val="26"/>
+        </w:rPr>
+        <w:t xml:space="preserve">3.2 Non-Renewable</w:t>
+      </w:r>
+    </w:p>
+    <w:p>
+      <w:pPr>
+        <w:pStyle w:val="FirstParagraph"/>
+      </w:pPr>
+      <w:r>
+        <w:t xml:space="preserve">This Internship shall automatically expire on the Completion Date without the need for notice by either Party. The Internship is</w:t>
+      </w:r>
+      <w:r>
+        <w:t xml:space="preserve"> </w:t>
+      </w:r>
+      <w:r>
+        <w:rPr>
+          <w:bCs/>
+          <w:b/>
+        </w:rPr>
+        <w:t xml:space="preserve">non-renewable</w:t>
+      </w:r>
+      <w:r>
+        <w:t xml:space="preserve"> </w:t>
+      </w:r>
+      <w:r>
+        <w:t xml:space="preserve">and shall not be extended beyond the Completion Date except by the execution of a new, separate internship agreement at the sole discretion of the Company.</w:t>
+      </w:r>
+    </w:p>
+    <w:bookmarkEnd w:id="33"/>
+    <w:bookmarkStart w:id="34" w:name="no-automatic-extension"/>
+    <w:p>
+      <w:pPr>
+        <w:pStyle w:val="Heading3"/>
+        <w:rPr>
+          <w:color w:val="E08A00"/>
+        </w:rPr>
+      </w:pPr>
+      <w:r>
+        <w:rPr>
+          <w:b/>
+          <w:color w:val="E08A00"/>
+          <w:sz w:val="26"/>
+        </w:rPr>
+        <w:t xml:space="preserve">3.3 No Automatic Extension</w:t>
+      </w:r>
+    </w:p>
+    <w:p>
+      <w:pPr>
+        <w:pStyle w:val="FirstParagraph"/>
+      </w:pPr>
+      <w:r>
+        <w:t xml:space="preserve">The Intern’s continued presence at the Company’s premises or involvement in any activities after the Completion Date shall not constitute an extension of this Agreement, nor shall it create any employment relationship, implied or otherwise, between the Parties.</w:t>
+      </w:r>
+    </w:p>
     <w:bookmarkEnd w:id="34"/>
-    <w:bookmarkStart w:id="35" w:name="non-renewable"/>
-    <w:p>
-      <w:pPr>
-        <w:pStyle w:val="Heading3"/>
-        <w:rPr>
-          <w:color w:val="E08A00"/>
-        </w:rPr>
-      </w:pPr>
-      <w:r>
-        <w:rPr>
-          <w:b/>
-          <w:color w:val="E08A00"/>
-          <w:sz w:val="26"/>
-        </w:rPr>
-        <w:t xml:space="preserve">3.2 Non-Renewable</w:t>
-      </w:r>
-    </w:p>
-    <w:p>
-      <w:pPr>
-        <w:pStyle w:val="FirstParagraph"/>
-      </w:pPr>
-      <w:r>
-        <w:t xml:space="preserve">This Internship shall automatically expire on the Completion Date without the need for notice by either Party. The Internship is</w:t>
-      </w:r>
-      <w:r>
-        <w:t xml:space="preserve"> </w:t>
-      </w:r>
-      <w:r>
-        <w:rPr>
-          <w:bCs/>
-          <w:b/>
-        </w:rPr>
-        <w:t xml:space="preserve">non-renewable</w:t>
-      </w:r>
-      <w:r>
-        <w:t xml:space="preserve"> </w:t>
-      </w:r>
-      <w:r>
-        <w:t xml:space="preserve">and shall not be extended beyond the Completion Date except by the execution of a new, separate internship agreement at the sole discretion of the Company.</w:t>
-      </w:r>
-    </w:p>
-    <w:bookmarkEnd w:id="35"/>
-    <w:bookmarkStart w:id="36" w:name="no-automatic-extension"/>
-    <w:p>
-      <w:pPr>
-        <w:pStyle w:val="Heading3"/>
-        <w:rPr>
-          <w:color w:val="E08A00"/>
-        </w:rPr>
-      </w:pPr>
-      <w:r>
-        <w:rPr>
-          <w:b/>
-          <w:color w:val="E08A00"/>
-          <w:sz w:val="26"/>
-        </w:rPr>
-        <w:t xml:space="preserve">3.3 No Automatic Extension</w:t>
-      </w:r>
-    </w:p>
-    <w:p>
-      <w:pPr>
-        <w:pStyle w:val="FirstParagraph"/>
-      </w:pPr>
-      <w:r>
-        <w:t xml:space="preserve">The Intern’s continued presence at the Company’s premises or involvement in any activities after the Completion Date shall not constitute an extension of this Agreement, nor shall it create any employment relationship, implied or otherwise, between the Parties.</w:t>
-      </w:r>
-    </w:p>
-    <w:bookmarkEnd w:id="36"/>
-    <w:bookmarkStart w:id="37" w:name="probationary-period"/>
+    <w:bookmarkStart w:id="35" w:name="probationary-period"/>
     <w:p>
       <w:pPr>
         <w:pStyle w:val="Heading3"/>
@@ -2026,9 +1944,9 @@
         </w:pict>
       </w:r>
     </w:p>
-    <w:bookmarkEnd w:id="37"/>
-    <w:bookmarkEnd w:id="38"/>
-    <w:bookmarkStart w:id="42" w:name="stipend-compensation"/>
+    <w:bookmarkEnd w:id="35"/>
+    <w:bookmarkEnd w:id="36"/>
+    <w:bookmarkStart w:id="40" w:name="stipend-compensation"/>
     <w:p>
       <w:pPr>
         <w:pBdr>
@@ -2057,7 +1975,7 @@
         <w:t xml:space="preserve">4. STIPEND &amp; COMPENSATION</w:t>
       </w:r>
     </w:p>
-    <w:bookmarkStart w:id="39" w:name="monthly-stipend"/>
+    <w:bookmarkStart w:id="37" w:name="monthly-stipend"/>
     <w:p>
       <w:pPr>
         <w:pStyle w:val="Heading3"/>
@@ -2102,8 +2020,8 @@
         <w:t xml:space="preserve">The stipend shall be paid on or before the last Business Day of each calendar month, pro-rated for any partial month of service.</w:t>
       </w:r>
     </w:p>
-    <w:bookmarkEnd w:id="39"/>
-    <w:bookmarkStart w:id="40" w:name="nature-of-stipend"/>
+    <w:bookmarkEnd w:id="37"/>
+    <w:bookmarkStart w:id="38" w:name="nature-of-stipend"/>
     <w:p>
       <w:pPr>
         <w:pStyle w:val="Heading3"/>
@@ -2314,8 +2232,8 @@
         <w:t xml:space="preserve">Any tax obligations arising from the stipend shall be the sole responsibility of the Intern.</w:t>
       </w:r>
     </w:p>
-    <w:bookmarkEnd w:id="40"/>
-    <w:bookmarkStart w:id="41" w:name="no-other-compensation"/>
+    <w:bookmarkEnd w:id="38"/>
+    <w:bookmarkStart w:id="39" w:name="no-other-compensation"/>
     <w:p>
       <w:pPr>
         <w:pStyle w:val="Heading3"/>
@@ -2347,9 +2265,9 @@
         </w:pict>
       </w:r>
     </w:p>
-    <w:bookmarkEnd w:id="41"/>
-    <w:bookmarkEnd w:id="42"/>
-    <w:bookmarkStart w:id="47" w:name="working-hours"/>
+    <w:bookmarkEnd w:id="39"/>
+    <w:bookmarkEnd w:id="40"/>
+    <w:bookmarkStart w:id="45" w:name="working-hours"/>
     <w:p>
       <w:pPr>
         <w:pBdr>
@@ -2378,7 +2296,7 @@
         <w:t xml:space="preserve">5. WORKING HOURS</w:t>
       </w:r>
     </w:p>
-    <w:bookmarkStart w:id="43" w:name="standard-hours"/>
+    <w:bookmarkStart w:id="41" w:name="standard-hours"/>
     <w:p>
       <w:pPr>
         <w:pStyle w:val="Heading3"/>
@@ -2467,76 +2385,76 @@
         <w:t xml:space="preserve">________ a.m. to ________ p.m., inclusive of a one (1) hour break</w:t>
       </w:r>
     </w:p>
+    <w:bookmarkEnd w:id="41"/>
+    <w:bookmarkStart w:id="42" w:name="no-overtime"/>
+    <w:p>
+      <w:pPr>
+        <w:pStyle w:val="Heading3"/>
+        <w:rPr>
+          <w:color w:val="E08A00"/>
+        </w:rPr>
+      </w:pPr>
+      <w:r>
+        <w:rPr>
+          <w:b/>
+          <w:color w:val="E08A00"/>
+          <w:sz w:val="26"/>
+        </w:rPr>
+        <w:t xml:space="preserve">5.2 No Overtime</w:t>
+      </w:r>
+    </w:p>
+    <w:p>
+      <w:pPr>
+        <w:pStyle w:val="FirstParagraph"/>
+      </w:pPr>
+      <w:r>
+        <w:t xml:space="preserve">The Intern shall</w:t>
+      </w:r>
+      <w:r>
+        <w:t xml:space="preserve"> </w:t>
+      </w:r>
+      <w:r>
+        <w:rPr>
+          <w:bCs/>
+          <w:b/>
+        </w:rPr>
+        <w:t xml:space="preserve">not</w:t>
+      </w:r>
+      <w:r>
+        <w:t xml:space="preserve"> </w:t>
+      </w:r>
+      <w:r>
+        <w:t xml:space="preserve">be required or permitted to work overtime, weekend shifts, or public holiday shifts. Any time worked beyond the maximum eight (8) hours per day shall not attract additional compensation and shall not be encouraged by the Company.</w:t>
+      </w:r>
+    </w:p>
+    <w:bookmarkEnd w:id="42"/>
+    <w:bookmarkStart w:id="43" w:name="remote-work"/>
+    <w:p>
+      <w:pPr>
+        <w:pStyle w:val="Heading3"/>
+        <w:rPr>
+          <w:color w:val="E08A00"/>
+        </w:rPr>
+      </w:pPr>
+      <w:r>
+        <w:rPr>
+          <w:b/>
+          <w:color w:val="E08A00"/>
+          <w:sz w:val="26"/>
+        </w:rPr>
+        <w:t xml:space="preserve">5.3 Remote Work</w:t>
+      </w:r>
+    </w:p>
+    <w:p>
+      <w:pPr>
+        <w:pStyle w:val="FirstParagraph"/>
+      </w:pPr>
+      <w:r>
+        <w:t xml:space="preserve">Where applicable, the Intern may be permitted to perform duties remotely, subject to the prior written approval of the Supervisor and compliance with the Company’s remote work policies. Remote work arrangements do not alter any other term of this Agreement.</w:t>
+      </w:r>
+    </w:p>
     <w:bookmarkEnd w:id="43"/>
-    <w:bookmarkStart w:id="44" w:name="no-overtime"/>
-    <w:p>
-      <w:pPr>
-        <w:pStyle w:val="Heading3"/>
-        <w:rPr>
-          <w:color w:val="E08A00"/>
-        </w:rPr>
-      </w:pPr>
-      <w:r>
-        <w:rPr>
-          <w:b/>
-          <w:color w:val="E08A00"/>
-          <w:sz w:val="26"/>
-        </w:rPr>
-        <w:t xml:space="preserve">5.2 No Overtime</w:t>
-      </w:r>
-    </w:p>
-    <w:p>
-      <w:pPr>
-        <w:pStyle w:val="FirstParagraph"/>
-      </w:pPr>
-      <w:r>
-        <w:t xml:space="preserve">The Intern shall</w:t>
-      </w:r>
-      <w:r>
-        <w:t xml:space="preserve"> </w:t>
-      </w:r>
-      <w:r>
-        <w:rPr>
-          <w:bCs/>
-          <w:b/>
-        </w:rPr>
-        <w:t xml:space="preserve">not</w:t>
-      </w:r>
-      <w:r>
-        <w:t xml:space="preserve"> </w:t>
-      </w:r>
-      <w:r>
-        <w:t xml:space="preserve">be required or permitted to work overtime, weekend shifts, or public holiday shifts. Any time worked beyond the maximum eight (8) hours per day shall not attract additional compensation and shall not be encouraged by the Company.</w:t>
-      </w:r>
-    </w:p>
-    <w:bookmarkEnd w:id="44"/>
-    <w:bookmarkStart w:id="45" w:name="remote-work"/>
-    <w:p>
-      <w:pPr>
-        <w:pStyle w:val="Heading3"/>
-        <w:rPr>
-          <w:color w:val="E08A00"/>
-        </w:rPr>
-      </w:pPr>
-      <w:r>
-        <w:rPr>
-          <w:b/>
-          <w:color w:val="E08A00"/>
-          <w:sz w:val="26"/>
-        </w:rPr>
-        <w:t xml:space="preserve">5.3 Remote Work</w:t>
-      </w:r>
-    </w:p>
-    <w:p>
-      <w:pPr>
-        <w:pStyle w:val="FirstParagraph"/>
-      </w:pPr>
-      <w:r>
-        <w:t xml:space="preserve">Where applicable, the Intern may be permitted to perform duties remotely, subject to the prior written approval of the Supervisor and compliance with the Company’s remote work policies. Remote work arrangements do not alter any other term of this Agreement.</w:t>
-      </w:r>
-    </w:p>
-    <w:bookmarkEnd w:id="45"/>
-    <w:bookmarkStart w:id="46" w:name="absences"/>
+    <w:bookmarkStart w:id="44" w:name="absences"/>
     <w:p>
       <w:pPr>
         <w:pStyle w:val="Heading3"/>
@@ -2568,9 +2486,9 @@
         </w:pict>
       </w:r>
     </w:p>
-    <w:bookmarkEnd w:id="46"/>
-    <w:bookmarkEnd w:id="47"/>
-    <w:bookmarkStart w:id="53" w:name="supervision-evaluation"/>
+    <w:bookmarkEnd w:id="44"/>
+    <w:bookmarkEnd w:id="45"/>
+    <w:bookmarkStart w:id="51" w:name="supervision-evaluation"/>
     <w:p>
       <w:pPr>
         <w:pBdr>
@@ -2599,7 +2517,7 @@
         <w:t xml:space="preserve">6. SUPERVISION &amp; EVALUATION</w:t>
       </w:r>
     </w:p>
-    <w:bookmarkStart w:id="48" w:name="designated-supervisor"/>
+    <w:bookmarkStart w:id="46" w:name="designated-supervisor"/>
     <w:p>
       <w:pPr>
         <w:pStyle w:val="Heading3"/>
@@ -2696,8 +2614,220 @@
         <w:t xml:space="preserve">________________________________________</w:t>
       </w:r>
     </w:p>
+    <w:bookmarkEnd w:id="46"/>
+    <w:bookmarkStart w:id="47" w:name="weekly-check-ins"/>
+    <w:p>
+      <w:pPr>
+        <w:pStyle w:val="Heading3"/>
+        <w:rPr>
+          <w:color w:val="E08A00"/>
+        </w:rPr>
+      </w:pPr>
+      <w:r>
+        <w:rPr>
+          <w:b/>
+          <w:color w:val="E08A00"/>
+          <w:sz w:val="26"/>
+        </w:rPr>
+        <w:t xml:space="preserve">6.2 Weekly Check-Ins</w:t>
+      </w:r>
+    </w:p>
+    <w:p>
+      <w:pPr>
+        <w:pStyle w:val="FirstParagraph"/>
+      </w:pPr>
+      <w:r>
+        <w:t xml:space="preserve">The Supervisor shall conduct</w:t>
+      </w:r>
+      <w:r>
+        <w:t xml:space="preserve"> </w:t>
+      </w:r>
+      <w:r>
+        <w:rPr>
+          <w:bCs/>
+          <w:b/>
+        </w:rPr>
+        <w:t xml:space="preserve">weekly check-in meetings</w:t>
+      </w:r>
+      <w:r>
+        <w:t xml:space="preserve"> </w:t>
+      </w:r>
+      <w:r>
+        <w:t xml:space="preserve">with the Intern to:</w:t>
+      </w:r>
+    </w:p>
+    <w:p>
+      <w:pPr>
+        <w:numPr>
+          <w:ilvl w:val="0"/>
+          <w:numId w:val="1010"/>
+        </w:numPr>
+        <w:pStyle w:val="Compact"/>
+      </w:pPr>
+      <w:r>
+        <w:t xml:space="preserve">Review progress on assigned tasks and projects;</w:t>
+      </w:r>
+    </w:p>
+    <w:p>
+      <w:pPr>
+        <w:numPr>
+          <w:ilvl w:val="0"/>
+          <w:numId w:val="1010"/>
+        </w:numPr>
+        <w:pStyle w:val="Compact"/>
+      </w:pPr>
+      <w:r>
+        <w:t xml:space="preserve">Provide feedback, guidance, and mentorship;</w:t>
+      </w:r>
+    </w:p>
+    <w:p>
+      <w:pPr>
+        <w:numPr>
+          <w:ilvl w:val="0"/>
+          <w:numId w:val="1010"/>
+        </w:numPr>
+        <w:pStyle w:val="Compact"/>
+      </w:pPr>
+      <w:r>
+        <w:t xml:space="preserve">Address any questions, concerns, or difficulties the Intern may be experiencing;</w:t>
+      </w:r>
+    </w:p>
+    <w:p>
+      <w:pPr>
+        <w:numPr>
+          <w:ilvl w:val="0"/>
+          <w:numId w:val="1010"/>
+        </w:numPr>
+        <w:pStyle w:val="Compact"/>
+      </w:pPr>
+      <w:r>
+        <w:t xml:space="preserve">Adjust learning objectives and deliverables as needed; and</w:t>
+      </w:r>
+    </w:p>
+    <w:p>
+      <w:pPr>
+        <w:numPr>
+          <w:ilvl w:val="0"/>
+          <w:numId w:val="1010"/>
+        </w:numPr>
+        <w:pStyle w:val="Compact"/>
+      </w:pPr>
+      <w:r>
+        <w:t xml:space="preserve">Document the Intern’s performance and development.</w:t>
+      </w:r>
+    </w:p>
+    <w:bookmarkEnd w:id="47"/>
+    <w:bookmarkStart w:id="48" w:name="mid-term-evaluation"/>
+    <w:p>
+      <w:pPr>
+        <w:pStyle w:val="Heading3"/>
+        <w:rPr>
+          <w:color w:val="E08A00"/>
+        </w:rPr>
+      </w:pPr>
+      <w:r>
+        <w:rPr>
+          <w:b/>
+          <w:color w:val="E08A00"/>
+          <w:sz w:val="26"/>
+        </w:rPr>
+        <w:t xml:space="preserve">6.3 Mid-Term Evaluation</w:t>
+      </w:r>
+    </w:p>
+    <w:p>
+      <w:pPr>
+        <w:pStyle w:val="FirstParagraph"/>
+      </w:pPr>
+      <w:r>
+        <w:t xml:space="preserve">A formal</w:t>
+      </w:r>
+      <w:r>
+        <w:t xml:space="preserve"> </w:t>
+      </w:r>
+      <w:r>
+        <w:rPr>
+          <w:bCs/>
+          <w:b/>
+        </w:rPr>
+        <w:t xml:space="preserve">mid-term evaluation</w:t>
+      </w:r>
+      <w:r>
+        <w:t xml:space="preserve"> </w:t>
+      </w:r>
+      <w:r>
+        <w:t xml:space="preserve">shall be conducted at the approximate midpoint of the Internship. The mid-term evaluation shall assess:</w:t>
+      </w:r>
+    </w:p>
+    <w:p>
+      <w:pPr>
+        <w:numPr>
+          <w:ilvl w:val="0"/>
+          <w:numId w:val="1011"/>
+        </w:numPr>
+        <w:pStyle w:val="Compact"/>
+      </w:pPr>
+      <w:r>
+        <w:t xml:space="preserve">Progress toward learning objectives;</w:t>
+      </w:r>
+    </w:p>
+    <w:p>
+      <w:pPr>
+        <w:numPr>
+          <w:ilvl w:val="0"/>
+          <w:numId w:val="1011"/>
+        </w:numPr>
+        <w:pStyle w:val="Compact"/>
+      </w:pPr>
+      <w:r>
+        <w:t xml:space="preserve">Quality and timeliness of work product;</w:t>
+      </w:r>
+    </w:p>
+    <w:p>
+      <w:pPr>
+        <w:numPr>
+          <w:ilvl w:val="0"/>
+          <w:numId w:val="1011"/>
+        </w:numPr>
+        <w:pStyle w:val="Compact"/>
+      </w:pPr>
+      <w:r>
+        <w:t xml:space="preserve">Professional conduct and attitude;</w:t>
+      </w:r>
+    </w:p>
+    <w:p>
+      <w:pPr>
+        <w:numPr>
+          <w:ilvl w:val="0"/>
+          <w:numId w:val="1011"/>
+        </w:numPr>
+        <w:pStyle w:val="Compact"/>
+      </w:pPr>
+      <w:r>
+        <w:t xml:space="preserve">Technical skill development; and</w:t>
+      </w:r>
+    </w:p>
+    <w:p>
+      <w:pPr>
+        <w:numPr>
+          <w:ilvl w:val="0"/>
+          <w:numId w:val="1011"/>
+        </w:numPr>
+        <w:pStyle w:val="Compact"/>
+      </w:pPr>
+      <w:r>
+        <w:t xml:space="preserve">Areas for improvement.</w:t>
+      </w:r>
+    </w:p>
+    <w:p>
+      <w:pPr>
+        <w:pStyle w:val="FirstParagraph"/>
+      </w:pPr>
+      <w:r>
+        <w:t xml:space="preserve">The Intern shall receive a written summary of the mid-term evaluation and shall have the opportunity to provide written comments or responses.</w:t>
+      </w:r>
+    </w:p>
     <w:bookmarkEnd w:id="48"/>
-    <w:bookmarkStart w:id="49" w:name="weekly-check-ins"/>
+    <w:bookmarkStart w:id="49" w:name="final-evaluation"/>
     <w:p>
       <w:pPr>
         <w:pStyle w:val="Heading3"/>
@@ -2711,7 +2841,7 @@
           <w:color w:val="E08A00"/>
           <w:sz w:val="26"/>
         </w:rPr>
-        <w:t xml:space="preserve">6.2 Weekly Check-Ins</w:t>
+        <w:t xml:space="preserve">6.4 Final Evaluation</w:t>
       </w:r>
     </w:p>
     <w:p>
@@ -2719,275 +2849,63 @@
         <w:pStyle w:val="FirstParagraph"/>
       </w:pPr>
       <w:r>
-        <w:t xml:space="preserve">The Supervisor shall conduct</w:t>
-      </w:r>
-      <w:r>
-        <w:t xml:space="preserve"> </w:t>
-      </w:r>
-      <w:r>
-        <w:rPr>
-          <w:bCs/>
-          <w:b/>
-        </w:rPr>
-        <w:t xml:space="preserve">weekly check-in meetings</w:t>
-      </w:r>
-      <w:r>
-        <w:t xml:space="preserve"> </w:t>
-      </w:r>
-      <w:r>
-        <w:t xml:space="preserve">with the Intern to:</w:t>
-      </w:r>
-    </w:p>
-    <w:p>
-      <w:pPr>
-        <w:numPr>
-          <w:ilvl w:val="0"/>
-          <w:numId w:val="1010"/>
-        </w:numPr>
-        <w:pStyle w:val="Compact"/>
-      </w:pPr>
-      <w:r>
-        <w:t xml:space="preserve">Review progress on assigned tasks and projects;</w:t>
-      </w:r>
-    </w:p>
-    <w:p>
-      <w:pPr>
-        <w:numPr>
-          <w:ilvl w:val="0"/>
-          <w:numId w:val="1010"/>
-        </w:numPr>
-        <w:pStyle w:val="Compact"/>
-      </w:pPr>
-      <w:r>
-        <w:t xml:space="preserve">Provide feedback, guidance, and mentorship;</w:t>
-      </w:r>
-    </w:p>
-    <w:p>
-      <w:pPr>
-        <w:numPr>
-          <w:ilvl w:val="0"/>
-          <w:numId w:val="1010"/>
-        </w:numPr>
-        <w:pStyle w:val="Compact"/>
-      </w:pPr>
-      <w:r>
-        <w:t xml:space="preserve">Address any questions, concerns, or difficulties the Intern may be experiencing;</w:t>
-      </w:r>
-    </w:p>
-    <w:p>
-      <w:pPr>
-        <w:numPr>
-          <w:ilvl w:val="0"/>
-          <w:numId w:val="1010"/>
-        </w:numPr>
-        <w:pStyle w:val="Compact"/>
-      </w:pPr>
-      <w:r>
-        <w:t xml:space="preserve">Adjust learning objectives and deliverables as needed; and</w:t>
-      </w:r>
-    </w:p>
-    <w:p>
-      <w:pPr>
-        <w:numPr>
-          <w:ilvl w:val="0"/>
-          <w:numId w:val="1010"/>
-        </w:numPr>
-        <w:pStyle w:val="Compact"/>
-      </w:pPr>
-      <w:r>
-        <w:t xml:space="preserve">Document the Intern’s performance and development.</w:t>
+        <w:t xml:space="preserve">A formal</w:t>
+      </w:r>
+      <w:r>
+        <w:t xml:space="preserve"> </w:t>
+      </w:r>
+      <w:r>
+        <w:rPr>
+          <w:bCs/>
+          <w:b/>
+        </w:rPr>
+        <w:t xml:space="preserve">final evaluation</w:t>
+      </w:r>
+      <w:r>
+        <w:t xml:space="preserve"> </w:t>
+      </w:r>
+      <w:r>
+        <w:t xml:space="preserve">shall be conducted no later than five (5) Business Days before the Completion Date. The final evaluation shall assess all criteria listed in Section 6.3 and shall additionally include:</w:t>
+      </w:r>
+    </w:p>
+    <w:p>
+      <w:pPr>
+        <w:numPr>
+          <w:ilvl w:val="0"/>
+          <w:numId w:val="1012"/>
+        </w:numPr>
+        <w:pStyle w:val="Compact"/>
+      </w:pPr>
+      <w:r>
+        <w:t xml:space="preserve">An overall assessment of the Intern’s performance;</w:t>
+      </w:r>
+    </w:p>
+    <w:p>
+      <w:pPr>
+        <w:numPr>
+          <w:ilvl w:val="0"/>
+          <w:numId w:val="1012"/>
+        </w:numPr>
+        <w:pStyle w:val="Compact"/>
+      </w:pPr>
+      <w:r>
+        <w:t xml:space="preserve">A recommendation regarding the issuance of a Certificate of Completion; and</w:t>
+      </w:r>
+    </w:p>
+    <w:p>
+      <w:pPr>
+        <w:numPr>
+          <w:ilvl w:val="0"/>
+          <w:numId w:val="1012"/>
+        </w:numPr>
+        <w:pStyle w:val="Compact"/>
+      </w:pPr>
+      <w:r>
+        <w:t xml:space="preserve">General feedback for the Intern’s future professional development.</w:t>
       </w:r>
     </w:p>
     <w:bookmarkEnd w:id="49"/>
-    <w:bookmarkStart w:id="50" w:name="mid-term-evaluation"/>
-    <w:p>
-      <w:pPr>
-        <w:pStyle w:val="Heading3"/>
-        <w:rPr>
-          <w:color w:val="E08A00"/>
-        </w:rPr>
-      </w:pPr>
-      <w:r>
-        <w:rPr>
-          <w:b/>
-          <w:color w:val="E08A00"/>
-          <w:sz w:val="26"/>
-        </w:rPr>
-        <w:t xml:space="preserve">6.3 Mid-Term Evaluation</w:t>
-      </w:r>
-    </w:p>
-    <w:p>
-      <w:pPr>
-        <w:pStyle w:val="FirstParagraph"/>
-      </w:pPr>
-      <w:r>
-        <w:t xml:space="preserve">A formal</w:t>
-      </w:r>
-      <w:r>
-        <w:t xml:space="preserve"> </w:t>
-      </w:r>
-      <w:r>
-        <w:rPr>
-          <w:bCs/>
-          <w:b/>
-        </w:rPr>
-        <w:t xml:space="preserve">mid-term evaluation</w:t>
-      </w:r>
-      <w:r>
-        <w:t xml:space="preserve"> </w:t>
-      </w:r>
-      <w:r>
-        <w:t xml:space="preserve">shall be conducted at the approximate midpoint of the Internship. The mid-term evaluation shall assess:</w:t>
-      </w:r>
-    </w:p>
-    <w:p>
-      <w:pPr>
-        <w:numPr>
-          <w:ilvl w:val="0"/>
-          <w:numId w:val="1011"/>
-        </w:numPr>
-        <w:pStyle w:val="Compact"/>
-      </w:pPr>
-      <w:r>
-        <w:t xml:space="preserve">Progress toward learning objectives;</w:t>
-      </w:r>
-    </w:p>
-    <w:p>
-      <w:pPr>
-        <w:numPr>
-          <w:ilvl w:val="0"/>
-          <w:numId w:val="1011"/>
-        </w:numPr>
-        <w:pStyle w:val="Compact"/>
-      </w:pPr>
-      <w:r>
-        <w:t xml:space="preserve">Quality and timeliness of work product;</w:t>
-      </w:r>
-    </w:p>
-    <w:p>
-      <w:pPr>
-        <w:numPr>
-          <w:ilvl w:val="0"/>
-          <w:numId w:val="1011"/>
-        </w:numPr>
-        <w:pStyle w:val="Compact"/>
-      </w:pPr>
-      <w:r>
-        <w:t xml:space="preserve">Professional conduct and attitude;</w:t>
-      </w:r>
-    </w:p>
-    <w:p>
-      <w:pPr>
-        <w:numPr>
-          <w:ilvl w:val="0"/>
-          <w:numId w:val="1011"/>
-        </w:numPr>
-        <w:pStyle w:val="Compact"/>
-      </w:pPr>
-      <w:r>
-        <w:t xml:space="preserve">Technical skill development; and</w:t>
-      </w:r>
-    </w:p>
-    <w:p>
-      <w:pPr>
-        <w:numPr>
-          <w:ilvl w:val="0"/>
-          <w:numId w:val="1011"/>
-        </w:numPr>
-        <w:pStyle w:val="Compact"/>
-      </w:pPr>
-      <w:r>
-        <w:t xml:space="preserve">Areas for improvement.</w:t>
-      </w:r>
-    </w:p>
-    <w:p>
-      <w:pPr>
-        <w:pStyle w:val="FirstParagraph"/>
-      </w:pPr>
-      <w:r>
-        <w:t xml:space="preserve">The Intern shall receive a written summary of the mid-term evaluation and shall have the opportunity to provide written comments or responses.</w:t>
-      </w:r>
-    </w:p>
-    <w:bookmarkEnd w:id="50"/>
-    <w:bookmarkStart w:id="51" w:name="final-evaluation"/>
-    <w:p>
-      <w:pPr>
-        <w:pStyle w:val="Heading3"/>
-        <w:rPr>
-          <w:color w:val="E08A00"/>
-        </w:rPr>
-      </w:pPr>
-      <w:r>
-        <w:rPr>
-          <w:b/>
-          <w:color w:val="E08A00"/>
-          <w:sz w:val="26"/>
-        </w:rPr>
-        <w:t xml:space="preserve">6.4 Final Evaluation</w:t>
-      </w:r>
-    </w:p>
-    <w:p>
-      <w:pPr>
-        <w:pStyle w:val="FirstParagraph"/>
-      </w:pPr>
-      <w:r>
-        <w:t xml:space="preserve">A formal</w:t>
-      </w:r>
-      <w:r>
-        <w:t xml:space="preserve"> </w:t>
-      </w:r>
-      <w:r>
-        <w:rPr>
-          <w:bCs/>
-          <w:b/>
-        </w:rPr>
-        <w:t xml:space="preserve">final evaluation</w:t>
-      </w:r>
-      <w:r>
-        <w:t xml:space="preserve"> </w:t>
-      </w:r>
-      <w:r>
-        <w:t xml:space="preserve">shall be conducted no later than five (5) Business Days before the Completion Date. The final evaluation shall assess all criteria listed in Section 6.3 and shall additionally include:</w:t>
-      </w:r>
-    </w:p>
-    <w:p>
-      <w:pPr>
-        <w:numPr>
-          <w:ilvl w:val="0"/>
-          <w:numId w:val="1012"/>
-        </w:numPr>
-        <w:pStyle w:val="Compact"/>
-      </w:pPr>
-      <w:r>
-        <w:t xml:space="preserve">An overall assessment of the Intern’s performance;</w:t>
-      </w:r>
-    </w:p>
-    <w:p>
-      <w:pPr>
-        <w:numPr>
-          <w:ilvl w:val="0"/>
-          <w:numId w:val="1012"/>
-        </w:numPr>
-        <w:pStyle w:val="Compact"/>
-      </w:pPr>
-      <w:r>
-        <w:t xml:space="preserve">A recommendation regarding the issuance of a Certificate of Completion; and</w:t>
-      </w:r>
-    </w:p>
-    <w:p>
-      <w:pPr>
-        <w:numPr>
-          <w:ilvl w:val="0"/>
-          <w:numId w:val="1012"/>
-        </w:numPr>
-        <w:pStyle w:val="Compact"/>
-      </w:pPr>
-      <w:r>
-        <w:t xml:space="preserve">General feedback for the Intern’s future professional development.</w:t>
-      </w:r>
-    </w:p>
-    <w:bookmarkEnd w:id="51"/>
-    <w:bookmarkStart w:id="52" w:name="academic-reporting"/>
+    <w:bookmarkStart w:id="50" w:name="academic-reporting"/>
     <w:p>
       <w:pPr>
         <w:pStyle w:val="Heading3"/>
@@ -3019,9 +2937,9 @@
         </w:pict>
       </w:r>
     </w:p>
-    <w:bookmarkEnd w:id="52"/>
-    <w:bookmarkEnd w:id="53"/>
-    <w:bookmarkStart w:id="61" w:name="Xc5e883a45f1cf8cb15e37e03b20fe56d08b236b"/>
+    <w:bookmarkEnd w:id="50"/>
+    <w:bookmarkEnd w:id="51"/>
+    <w:bookmarkStart w:id="59" w:name="Xc5e883a45f1cf8cb15e37e03b20fe56d08b236b"/>
     <w:p>
       <w:pPr>
         <w:pBdr>
@@ -3050,7 +2968,7 @@
         <w:t xml:space="preserve">7. INTELLECTUAL PROPERTY &amp; COPYRIGHT ASSIGNMENT</w:t>
       </w:r>
     </w:p>
-    <w:bookmarkStart w:id="54" w:name="definitions-1"/>
+    <w:bookmarkStart w:id="52" w:name="definitions-1"/>
     <w:p>
       <w:pPr>
         <w:pStyle w:val="Heading3"/>
@@ -3105,8 +3023,212 @@
         <w:t xml:space="preserve">means all works, inventions, discoveries, improvements, designs, software (including source code and object code), algorithms, databases, documentation, reports, presentations, graphics, trade marks, trade names, domain names, methodologies, processes, ideas, concepts, know-how, and any other intellectual property or materials of any kind, whether or not protectable by intellectual property rights, that the Intern creates, develops, conceives, reduces to practice, or contributes to, whether alone or jointly with others, during the term of this Internship and in connection with or arising out of the Intern’s activities at the Company.</w:t>
       </w:r>
     </w:p>
+    <w:bookmarkEnd w:id="52"/>
+    <w:bookmarkStart w:id="53" w:name="ownership"/>
+    <w:p>
+      <w:pPr>
+        <w:pStyle w:val="Heading3"/>
+        <w:rPr>
+          <w:color w:val="E08A00"/>
+        </w:rPr>
+      </w:pPr>
+      <w:r>
+        <w:rPr>
+          <w:b/>
+          <w:color w:val="E08A00"/>
+          <w:sz w:val="26"/>
+        </w:rPr>
+        <w:t xml:space="preserve">7.2 Ownership</w:t>
+      </w:r>
+    </w:p>
+    <w:p>
+      <w:pPr>
+        <w:pStyle w:val="FirstParagraph"/>
+      </w:pPr>
+      <w:r>
+        <w:t xml:space="preserve">The Intern acknowledges and agrees that</w:t>
+      </w:r>
+      <w:r>
+        <w:t xml:space="preserve"> </w:t>
+      </w:r>
+      <w:r>
+        <w:rPr>
+          <w:bCs/>
+          <w:b/>
+        </w:rPr>
+        <w:t xml:space="preserve">all Work Product shall be the sole and exclusive property of PECH Group Holdings Ltd</w:t>
+      </w:r>
+      <w:r>
+        <w:t xml:space="preserve"> </w:t>
+      </w:r>
+      <w:r>
+        <w:t xml:space="preserve">from the moment of its creation. The Company shall own all right, title, and interest in and to the Work Product worldwide, including all intellectual property rights therein, in perpetuity.</w:t>
+      </w:r>
+    </w:p>
+    <w:bookmarkEnd w:id="53"/>
+    <w:bookmarkStart w:id="54" w:name="express-copyright-assignment"/>
+    <w:p>
+      <w:pPr>
+        <w:pStyle w:val="Heading3"/>
+        <w:rPr>
+          <w:color w:val="E08A00"/>
+        </w:rPr>
+      </w:pPr>
+      <w:r>
+        <w:rPr>
+          <w:b/>
+          <w:color w:val="E08A00"/>
+          <w:sz w:val="26"/>
+        </w:rPr>
+        <w:t xml:space="preserve">7.3 Express Copyright Assignment</w:t>
+      </w:r>
+    </w:p>
+    <w:p>
+      <w:pPr>
+        <w:pStyle w:val="FirstParagraph"/>
+      </w:pPr>
+      <w:r>
+        <w:rPr>
+          <w:bCs/>
+          <w:b/>
+        </w:rPr>
+        <w:t xml:space="preserve">CRITICAL PROVISION — READ CAREFULLY:</w:t>
+      </w:r>
+    </w:p>
+    <w:p>
+      <w:pPr>
+        <w:numPr>
+          <w:ilvl w:val="0"/>
+          <w:numId w:val="1013"/>
+        </w:numPr>
+      </w:pPr>
+      <w:r>
+        <w:t xml:space="preserve">The Intern acknowledges that, under the Copyright Act, Cap C28, Laws of the Federation of Nigeria, 2004 (as amended), copyright in a work may, in certain circumstances, vest initially in the author or creator of the work. To the extent that any copyright in any Work Product vests initially in the Intern by operation of law, statute, or otherwise,</w:t>
+      </w:r>
+      <w:r>
+        <w:t xml:space="preserve"> </w:t>
+      </w:r>
+      <w:r>
+        <w:rPr>
+          <w:bCs/>
+          <w:b/>
+        </w:rPr>
+        <w:t xml:space="preserve">the Intern hereby irrevocably and unconditionally assigns to PECH Group Holdings Ltd, with full title guarantee, all copyright and related rights</w:t>
+      </w:r>
+      <w:r>
+        <w:t xml:space="preserve"> </w:t>
+      </w:r>
+      <w:r>
+        <w:t xml:space="preserve">in and to such Work Product, for the full duration of such rights and all renewals, extensions, and revivals thereof, throughout the world.</w:t>
+      </w:r>
+    </w:p>
+    <w:p>
+      <w:pPr>
+        <w:numPr>
+          <w:ilvl w:val="0"/>
+          <w:numId w:val="1013"/>
+        </w:numPr>
+      </w:pPr>
+      <w:r>
+        <w:t xml:space="preserve">This assignment is made</w:t>
+      </w:r>
+      <w:r>
+        <w:t xml:space="preserve"> </w:t>
+      </w:r>
+      <w:r>
+        <w:rPr>
+          <w:bCs/>
+          <w:b/>
+        </w:rPr>
+        <w:t xml:space="preserve">in consideration of the Internship opportunity, the stipend, the training and mentorship provided, and other good and valuable consideration</w:t>
+      </w:r>
+      <w:r>
+        <w:t xml:space="preserve">, the receipt and sufficiency of which the Intern hereby acknowledges.</w:t>
+      </w:r>
+    </w:p>
+    <w:p>
+      <w:pPr>
+        <w:numPr>
+          <w:ilvl w:val="0"/>
+          <w:numId w:val="1013"/>
+        </w:numPr>
+      </w:pPr>
+      <w:r>
+        <w:t xml:space="preserve">The Intern</w:t>
+      </w:r>
+      <w:r>
+        <w:t xml:space="preserve"> </w:t>
+      </w:r>
+      <w:r>
+        <w:rPr>
+          <w:bCs/>
+          <w:b/>
+        </w:rPr>
+        <w:t xml:space="preserve">waives all moral rights</w:t>
+      </w:r>
+      <w:r>
+        <w:t xml:space="preserve"> </w:t>
+      </w:r>
+      <w:r>
+        <w:t xml:space="preserve">(including the right to be identified as the author and the right to object to derogatory treatment of the work) in and to the Work Product to the fullest extent permitted by applicable law, including but not limited to the provisions of the Copyright Act, Cap C28.</w:t>
+      </w:r>
+    </w:p>
+    <w:p>
+      <w:pPr>
+        <w:numPr>
+          <w:ilvl w:val="0"/>
+          <w:numId w:val="1013"/>
+        </w:numPr>
+      </w:pPr>
+      <w:r>
+        <w:t xml:space="preserve">To the extent that any moral rights cannot be waived under applicable law, the Intern agrees</w:t>
+      </w:r>
+      <w:r>
+        <w:t xml:space="preserve"> </w:t>
+      </w:r>
+      <w:r>
+        <w:rPr>
+          <w:bCs/>
+          <w:b/>
+        </w:rPr>
+        <w:t xml:space="preserve">not to assert</w:t>
+      </w:r>
+      <w:r>
+        <w:t xml:space="preserve"> </w:t>
+      </w:r>
+      <w:r>
+        <w:t xml:space="preserve">any such moral rights against the Company, its successors, assigns, licensees, or any person authorized by the Company to use the Work Product.</w:t>
+      </w:r>
+    </w:p>
+    <w:p>
+      <w:pPr>
+        <w:numPr>
+          <w:ilvl w:val="0"/>
+          <w:numId w:val="1013"/>
+        </w:numPr>
+      </w:pPr>
+      <w:r>
+        <w:t xml:space="preserve">This assignment operates as a</w:t>
+      </w:r>
+      <w:r>
+        <w:t xml:space="preserve"> </w:t>
+      </w:r>
+      <w:r>
+        <w:rPr>
+          <w:bCs/>
+          <w:b/>
+        </w:rPr>
+        <w:t xml:space="preserve">present assignment of future copyright</w:t>
+      </w:r>
+      <w:r>
+        <w:t xml:space="preserve"> </w:t>
+      </w:r>
+      <w:r>
+        <w:t xml:space="preserve">— that is, copyright in Work Product not yet created at the date of this Agreement shall vest in the Company immediately upon its creation, without the need for any further act, instrument, or consideration.</w:t>
+      </w:r>
+    </w:p>
     <w:bookmarkEnd w:id="54"/>
-    <w:bookmarkStart w:id="55" w:name="ownership"/>
+    <w:bookmarkStart w:id="55" w:name="further-assurance"/>
     <w:p>
       <w:pPr>
         <w:pStyle w:val="Heading3"/>
@@ -3120,7 +3242,7 @@
           <w:color w:val="E08A00"/>
           <w:sz w:val="26"/>
         </w:rPr>
-        <w:t xml:space="preserve">7.2 Ownership</w:t>
+        <w:t xml:space="preserve">7.4 Further Assurance</w:t>
       </w:r>
     </w:p>
     <w:p>
@@ -3128,27 +3250,47 @@
         <w:pStyle w:val="FirstParagraph"/>
       </w:pPr>
       <w:r>
-        <w:t xml:space="preserve">The Intern acknowledges and agrees that</w:t>
-      </w:r>
-      <w:r>
-        <w:t xml:space="preserve"> </w:t>
-      </w:r>
-      <w:r>
-        <w:rPr>
-          <w:bCs/>
-          <w:b/>
-        </w:rPr>
-        <w:t xml:space="preserve">all Work Product shall be the sole and exclusive property of PECH Group Holdings Ltd</w:t>
-      </w:r>
-      <w:r>
-        <w:t xml:space="preserve"> </w:t>
-      </w:r>
-      <w:r>
-        <w:t xml:space="preserve">from the moment of its creation. The Company shall own all right, title, and interest in and to the Work Product worldwide, including all intellectual property rights therein, in perpetuity.</w:t>
+        <w:t xml:space="preserve">The Intern agrees to execute, at the Company’s request and expense, all documents, instruments, and applications, and to perform all acts and things, as may be necessary or desirable to:</w:t>
+      </w:r>
+    </w:p>
+    <w:p>
+      <w:pPr>
+        <w:numPr>
+          <w:ilvl w:val="0"/>
+          <w:numId w:val="1014"/>
+        </w:numPr>
+        <w:pStyle w:val="Compact"/>
+      </w:pPr>
+      <w:r>
+        <w:t xml:space="preserve">Perfect, register, or enforce the Company’s rights in the Work Product in any jurisdiction;</w:t>
+      </w:r>
+    </w:p>
+    <w:p>
+      <w:pPr>
+        <w:numPr>
+          <w:ilvl w:val="0"/>
+          <w:numId w:val="1014"/>
+        </w:numPr>
+        <w:pStyle w:val="Compact"/>
+      </w:pPr>
+      <w:r>
+        <w:t xml:space="preserve">Apply for and obtain patent, copyright, trade mark, or other intellectual property protection for the Work Product; and</w:t>
+      </w:r>
+    </w:p>
+    <w:p>
+      <w:pPr>
+        <w:numPr>
+          <w:ilvl w:val="0"/>
+          <w:numId w:val="1014"/>
+        </w:numPr>
+        <w:pStyle w:val="Compact"/>
+      </w:pPr>
+      <w:r>
+        <w:t xml:space="preserve">Assist in any proceedings relating to the Work Product.</w:t>
       </w:r>
     </w:p>
     <w:bookmarkEnd w:id="55"/>
-    <w:bookmarkStart w:id="56" w:name="express-copyright-assignment"/>
+    <w:bookmarkStart w:id="56" w:name="irrevocable-power-of-attorney"/>
     <w:p>
       <w:pPr>
         <w:pStyle w:val="Heading3"/>
@@ -3162,7 +3304,7 @@
           <w:color w:val="E08A00"/>
           <w:sz w:val="26"/>
         </w:rPr>
-        <w:t xml:space="preserve">7.3 Express Copyright Assignment</w:t>
+        <w:t xml:space="preserve">7.5 Irrevocable Power of Attorney</w:t>
       </w:r>
     </w:p>
     <w:p>
@@ -3170,147 +3312,11 @@
         <w:pStyle w:val="FirstParagraph"/>
       </w:pPr>
       <w:r>
-        <w:rPr>
-          <w:bCs/>
-          <w:b/>
-        </w:rPr>
-        <w:t xml:space="preserve">CRITICAL PROVISION — READ CAREFULLY:</w:t>
-      </w:r>
-    </w:p>
-    <w:p>
-      <w:pPr>
-        <w:numPr>
-          <w:ilvl w:val="0"/>
-          <w:numId w:val="1013"/>
-        </w:numPr>
-      </w:pPr>
-      <w:r>
-        <w:t xml:space="preserve">The Intern acknowledges that, under the Copyright Act, Cap C28, Laws of the Federation of Nigeria, 2004 (as amended), copyright in a work may, in certain circumstances, vest initially in the author or creator of the work. To the extent that any copyright in any Work Product vests initially in the Intern by operation of law, statute, or otherwise,</w:t>
-      </w:r>
-      <w:r>
-        <w:t xml:space="preserve"> </w:t>
-      </w:r>
-      <w:r>
-        <w:rPr>
-          <w:bCs/>
-          <w:b/>
-        </w:rPr>
-        <w:t xml:space="preserve">the Intern hereby irrevocably and unconditionally assigns to PECH Group Holdings Ltd, with full title guarantee, all copyright and related rights</w:t>
-      </w:r>
-      <w:r>
-        <w:t xml:space="preserve"> </w:t>
-      </w:r>
-      <w:r>
-        <w:t xml:space="preserve">in and to such Work Product, for the full duration of such rights and all renewals, extensions, and revivals thereof, throughout the world.</w:t>
-      </w:r>
-    </w:p>
-    <w:p>
-      <w:pPr>
-        <w:numPr>
-          <w:ilvl w:val="0"/>
-          <w:numId w:val="1013"/>
-        </w:numPr>
-      </w:pPr>
-      <w:r>
-        <w:t xml:space="preserve">This assignment is made</w:t>
-      </w:r>
-      <w:r>
-        <w:t xml:space="preserve"> </w:t>
-      </w:r>
-      <w:r>
-        <w:rPr>
-          <w:bCs/>
-          <w:b/>
-        </w:rPr>
-        <w:t xml:space="preserve">in consideration of the Internship opportunity, the stipend, the training and mentorship provided, and other good and valuable consideration</w:t>
-      </w:r>
-      <w:r>
-        <w:t xml:space="preserve">, the receipt and sufficiency of which the Intern hereby acknowledges.</w:t>
-      </w:r>
-    </w:p>
-    <w:p>
-      <w:pPr>
-        <w:numPr>
-          <w:ilvl w:val="0"/>
-          <w:numId w:val="1013"/>
-        </w:numPr>
-      </w:pPr>
-      <w:r>
-        <w:t xml:space="preserve">The Intern</w:t>
-      </w:r>
-      <w:r>
-        <w:t xml:space="preserve"> </w:t>
-      </w:r>
-      <w:r>
-        <w:rPr>
-          <w:bCs/>
-          <w:b/>
-        </w:rPr>
-        <w:t xml:space="preserve">waives all moral rights</w:t>
-      </w:r>
-      <w:r>
-        <w:t xml:space="preserve"> </w:t>
-      </w:r>
-      <w:r>
-        <w:t xml:space="preserve">(including the right to be identified as the author and the right to object to derogatory treatment of the work) in and to the Work Product to the fullest extent permitted by applicable law, including but not limited to the provisions of the Copyright Act, Cap C28.</w:t>
-      </w:r>
-    </w:p>
-    <w:p>
-      <w:pPr>
-        <w:numPr>
-          <w:ilvl w:val="0"/>
-          <w:numId w:val="1013"/>
-        </w:numPr>
-      </w:pPr>
-      <w:r>
-        <w:t xml:space="preserve">To the extent that any moral rights cannot be waived under applicable law, the Intern agrees</w:t>
-      </w:r>
-      <w:r>
-        <w:t xml:space="preserve"> </w:t>
-      </w:r>
-      <w:r>
-        <w:rPr>
-          <w:bCs/>
-          <w:b/>
-        </w:rPr>
-        <w:t xml:space="preserve">not to assert</w:t>
-      </w:r>
-      <w:r>
-        <w:t xml:space="preserve"> </w:t>
-      </w:r>
-      <w:r>
-        <w:t xml:space="preserve">any such moral rights against the Company, its successors, assigns, licensees, or any person authorized by the Company to use the Work Product.</w:t>
-      </w:r>
-    </w:p>
-    <w:p>
-      <w:pPr>
-        <w:numPr>
-          <w:ilvl w:val="0"/>
-          <w:numId w:val="1013"/>
-        </w:numPr>
-      </w:pPr>
-      <w:r>
-        <w:t xml:space="preserve">This assignment operates as a</w:t>
-      </w:r>
-      <w:r>
-        <w:t xml:space="preserve"> </w:t>
-      </w:r>
-      <w:r>
-        <w:rPr>
-          <w:bCs/>
-          <w:b/>
-        </w:rPr>
-        <w:t xml:space="preserve">present assignment of future copyright</w:t>
-      </w:r>
-      <w:r>
-        <w:t xml:space="preserve"> </w:t>
-      </w:r>
-      <w:r>
-        <w:t xml:space="preserve">— that is, copyright in Work Product not yet created at the date of this Agreement shall vest in the Company immediately upon its creation, without the need for any further act, instrument, or consideration.</w:t>
+        <w:t xml:space="preserve">In the event that the Intern is unable or unwilling to execute any document or perform any act required under Section 7.4, the Intern hereby irrevocably appoints the Company (and any officer of the Company) as the Intern’s attorney-in-fact, with full power to act in the Intern’s name and on the Intern’s behalf, for the sole purpose of executing such documents and performing such acts. This power of attorney is coupled with an interest and shall survive the termination or expiration of this Agreement.</w:t>
       </w:r>
     </w:p>
     <w:bookmarkEnd w:id="56"/>
-    <w:bookmarkStart w:id="57" w:name="further-assurance"/>
+    <w:bookmarkStart w:id="57" w:name="pre-existing-intellectual-property"/>
     <w:p>
       <w:pPr>
         <w:pStyle w:val="Heading3"/>
@@ -3324,7 +3330,7 @@
           <w:color w:val="E08A00"/>
           <w:sz w:val="26"/>
         </w:rPr>
-        <w:t xml:space="preserve">7.4 Further Assurance</w:t>
+        <w:t xml:space="preserve">7.6 Pre-Existing Intellectual Property</w:t>
       </w:r>
     </w:p>
     <w:p>
@@ -3332,115 +3338,27 @@
         <w:pStyle w:val="FirstParagraph"/>
       </w:pPr>
       <w:r>
-        <w:t xml:space="preserve">The Intern agrees to execute, at the Company’s request and expense, all documents, instruments, and applications, and to perform all acts and things, as may be necessary or desirable to:</w:t>
-      </w:r>
-    </w:p>
-    <w:p>
-      <w:pPr>
-        <w:numPr>
-          <w:ilvl w:val="0"/>
-          <w:numId w:val="1014"/>
-        </w:numPr>
-        <w:pStyle w:val="Compact"/>
-      </w:pPr>
-      <w:r>
-        <w:t xml:space="preserve">Perfect, register, or enforce the Company’s rights in the Work Product in any jurisdiction;</w:t>
-      </w:r>
-    </w:p>
-    <w:p>
-      <w:pPr>
-        <w:numPr>
-          <w:ilvl w:val="0"/>
-          <w:numId w:val="1014"/>
-        </w:numPr>
-        <w:pStyle w:val="Compact"/>
-      </w:pPr>
-      <w:r>
-        <w:t xml:space="preserve">Apply for and obtain patent, copyright, trade mark, or other intellectual property protection for the Work Product; and</w:t>
-      </w:r>
-    </w:p>
-    <w:p>
-      <w:pPr>
-        <w:numPr>
-          <w:ilvl w:val="0"/>
-          <w:numId w:val="1014"/>
-        </w:numPr>
-        <w:pStyle w:val="Compact"/>
-      </w:pPr>
-      <w:r>
-        <w:t xml:space="preserve">Assist in any proceedings relating to the Work Product.</w:t>
+        <w:t xml:space="preserve">The Intern shall identify in</w:t>
+      </w:r>
+      <w:r>
+        <w:t xml:space="preserve"> </w:t>
+      </w:r>
+      <w:r>
+        <w:rPr>
+          <w:bCs/>
+          <w:b/>
+        </w:rPr>
+        <w:t xml:space="preserve">Schedule A</w:t>
+      </w:r>
+      <w:r>
+        <w:t xml:space="preserve"> </w:t>
+      </w:r>
+      <w:r>
+        <w:t xml:space="preserve">(attached hereto) any pre-existing intellectual property that the Intern wishes to exclude from the scope of this assignment. Any intellectual property not listed in Schedule A shall be presumed to have been created during and in connection with the Internship and shall be subject to the assignment provisions of this Section 7.</w:t>
       </w:r>
     </w:p>
     <w:bookmarkEnd w:id="57"/>
-    <w:bookmarkStart w:id="58" w:name="irrevocable-power-of-attorney"/>
-    <w:p>
-      <w:pPr>
-        <w:pStyle w:val="Heading3"/>
-        <w:rPr>
-          <w:color w:val="E08A00"/>
-        </w:rPr>
-      </w:pPr>
-      <w:r>
-        <w:rPr>
-          <w:b/>
-          <w:color w:val="E08A00"/>
-          <w:sz w:val="26"/>
-        </w:rPr>
-        <w:t xml:space="preserve">7.5 Irrevocable Power of Attorney</w:t>
-      </w:r>
-    </w:p>
-    <w:p>
-      <w:pPr>
-        <w:pStyle w:val="FirstParagraph"/>
-      </w:pPr>
-      <w:r>
-        <w:t xml:space="preserve">In the event that the Intern is unable or unwilling to execute any document or perform any act required under Section 7.4, the Intern hereby irrevocably appoints the Company (and any officer of the Company) as the Intern’s attorney-in-fact, with full power to act in the Intern’s name and on the Intern’s behalf, for the sole purpose of executing such documents and performing such acts. This power of attorney is coupled with an interest and shall survive the termination or expiration of this Agreement.</w:t>
-      </w:r>
-    </w:p>
-    <w:bookmarkEnd w:id="58"/>
-    <w:bookmarkStart w:id="59" w:name="pre-existing-intellectual-property"/>
-    <w:p>
-      <w:pPr>
-        <w:pStyle w:val="Heading3"/>
-        <w:rPr>
-          <w:color w:val="E08A00"/>
-        </w:rPr>
-      </w:pPr>
-      <w:r>
-        <w:rPr>
-          <w:b/>
-          <w:color w:val="E08A00"/>
-          <w:sz w:val="26"/>
-        </w:rPr>
-        <w:t xml:space="preserve">7.6 Pre-Existing Intellectual Property</w:t>
-      </w:r>
-    </w:p>
-    <w:p>
-      <w:pPr>
-        <w:pStyle w:val="FirstParagraph"/>
-      </w:pPr>
-      <w:r>
-        <w:t xml:space="preserve">The Intern shall identify in</w:t>
-      </w:r>
-      <w:r>
-        <w:t xml:space="preserve"> </w:t>
-      </w:r>
-      <w:r>
-        <w:rPr>
-          <w:bCs/>
-          <w:b/>
-        </w:rPr>
-        <w:t xml:space="preserve">Schedule A</w:t>
-      </w:r>
-      <w:r>
-        <w:t xml:space="preserve"> </w:t>
-      </w:r>
-      <w:r>
-        <w:t xml:space="preserve">(attached hereto) any pre-existing intellectual property that the Intern wishes to exclude from the scope of this assignment. Any intellectual property not listed in Schedule A shall be presumed to have been created during and in connection with the Internship and shall be subject to the assignment provisions of this Section 7.</w:t>
-      </w:r>
-    </w:p>
-    <w:bookmarkEnd w:id="59"/>
-    <w:bookmarkStart w:id="60" w:name="no-licence-back"/>
+    <w:bookmarkStart w:id="58" w:name="no-licence-back"/>
     <w:p>
       <w:pPr>
         <w:pStyle w:val="Heading3"/>
@@ -3472,9 +3390,9 @@
         </w:pict>
       </w:r>
     </w:p>
-    <w:bookmarkEnd w:id="60"/>
-    <w:bookmarkEnd w:id="61"/>
-    <w:bookmarkStart w:id="68" w:name="confidentiality-non-disclosure"/>
+    <w:bookmarkEnd w:id="58"/>
+    <w:bookmarkEnd w:id="59"/>
+    <w:bookmarkStart w:id="66" w:name="confidentiality-non-disclosure"/>
     <w:p>
       <w:pPr>
         <w:pBdr>
@@ -3503,7 +3421,7 @@
         <w:t xml:space="preserve">8. CONFIDENTIALITY &amp; NON-DISCLOSURE</w:t>
       </w:r>
     </w:p>
-    <w:bookmarkStart w:id="62" w:name="definition-of-confidential-information"/>
+    <w:bookmarkStart w:id="60" w:name="definition-of-confidential-information"/>
     <w:p>
       <w:pPr>
         <w:pStyle w:val="Heading3"/>
@@ -3780,8 +3698,219 @@
         <w:t xml:space="preserve">Is independently developed by the Intern without use of or reference to the Confidential Information.</w:t>
       </w:r>
     </w:p>
+    <w:bookmarkEnd w:id="60"/>
+    <w:bookmarkStart w:id="61" w:name="obligations-of-confidentiality"/>
+    <w:p>
+      <w:pPr>
+        <w:pStyle w:val="Heading3"/>
+        <w:rPr>
+          <w:color w:val="E08A00"/>
+        </w:rPr>
+      </w:pPr>
+      <w:r>
+        <w:rPr>
+          <w:b/>
+          <w:color w:val="E08A00"/>
+          <w:sz w:val="26"/>
+        </w:rPr>
+        <w:t xml:space="preserve">8.2 Obligations of Confidentiality</w:t>
+      </w:r>
+    </w:p>
+    <w:p>
+      <w:pPr>
+        <w:pStyle w:val="FirstParagraph"/>
+      </w:pPr>
+      <w:r>
+        <w:t xml:space="preserve">The Intern agrees to:</w:t>
+      </w:r>
+    </w:p>
+    <w:p>
+      <w:pPr>
+        <w:numPr>
+          <w:ilvl w:val="0"/>
+          <w:numId w:val="1017"/>
+        </w:numPr>
+      </w:pPr>
+      <w:r>
+        <w:rPr>
+          <w:bCs/>
+          <w:b/>
+        </w:rPr>
+        <w:t xml:space="preserve">Hold all Confidential Information in strict confidence</w:t>
+      </w:r>
+      <w:r>
+        <w:t xml:space="preserve"> </w:t>
+      </w:r>
+      <w:r>
+        <w:t xml:space="preserve">and not disclose, publish, or otherwise disseminate it to any third party without the prior written consent of the Company;</w:t>
+      </w:r>
+    </w:p>
+    <w:p>
+      <w:pPr>
+        <w:numPr>
+          <w:ilvl w:val="0"/>
+          <w:numId w:val="1017"/>
+        </w:numPr>
+      </w:pPr>
+      <w:r>
+        <w:rPr>
+          <w:bCs/>
+          <w:b/>
+        </w:rPr>
+        <w:t xml:space="preserve">Use Confidential Information solely</w:t>
+      </w:r>
+      <w:r>
+        <w:t xml:space="preserve"> </w:t>
+      </w:r>
+      <w:r>
+        <w:t xml:space="preserve">for the purpose of performing duties and tasks assigned during the Internship;</w:t>
+      </w:r>
+    </w:p>
+    <w:p>
+      <w:pPr>
+        <w:numPr>
+          <w:ilvl w:val="0"/>
+          <w:numId w:val="1017"/>
+        </w:numPr>
+      </w:pPr>
+      <w:r>
+        <w:rPr>
+          <w:bCs/>
+          <w:b/>
+        </w:rPr>
+        <w:t xml:space="preserve">Take all reasonable measures</w:t>
+      </w:r>
+      <w:r>
+        <w:t xml:space="preserve"> </w:t>
+      </w:r>
+      <w:r>
+        <w:t xml:space="preserve">to protect the secrecy and prevent the unauthorized disclosure or use of Confidential Information, using at least the same degree of care that the Intern uses to protect their own confidential information, but in no event less than reasonable care;</w:t>
+      </w:r>
+    </w:p>
+    <w:p>
+      <w:pPr>
+        <w:numPr>
+          <w:ilvl w:val="0"/>
+          <w:numId w:val="1017"/>
+        </w:numPr>
+      </w:pPr>
+      <w:r>
+        <w:rPr>
+          <w:bCs/>
+          <w:b/>
+        </w:rPr>
+        <w:t xml:space="preserve">Not copy, reproduce, or store</w:t>
+      </w:r>
+      <w:r>
+        <w:t xml:space="preserve"> </w:t>
+      </w:r>
+      <w:r>
+        <w:t xml:space="preserve">Confidential Information except as necessary for the performance of Internship duties and with the Supervisor’s authorization;</w:t>
+      </w:r>
+    </w:p>
+    <w:p>
+      <w:pPr>
+        <w:numPr>
+          <w:ilvl w:val="0"/>
+          <w:numId w:val="1017"/>
+        </w:numPr>
+      </w:pPr>
+      <w:r>
+        <w:rPr>
+          <w:bCs/>
+          <w:b/>
+        </w:rPr>
+        <w:t xml:space="preserve">Immediately notify</w:t>
+      </w:r>
+      <w:r>
+        <w:t xml:space="preserve"> </w:t>
+      </w:r>
+      <w:r>
+        <w:t xml:space="preserve">the Supervisor of any unauthorized disclosure, use, or access to Confidential Information of which the Intern becomes aware; and</w:t>
+      </w:r>
+    </w:p>
+    <w:p>
+      <w:pPr>
+        <w:numPr>
+          <w:ilvl w:val="0"/>
+          <w:numId w:val="1017"/>
+        </w:numPr>
+      </w:pPr>
+      <w:r>
+        <w:rPr>
+          <w:bCs/>
+          <w:b/>
+        </w:rPr>
+        <w:t xml:space="preserve">Not reverse-engineer, decompile, or disassemble</w:t>
+      </w:r>
+      <w:r>
+        <w:t xml:space="preserve"> </w:t>
+      </w:r>
+      <w:r>
+        <w:t xml:space="preserve">any software, hardware, or other technology of the Company.</w:t>
+      </w:r>
+    </w:p>
+    <w:bookmarkEnd w:id="61"/>
+    <w:bookmarkStart w:id="62" w:name="return-of-materials"/>
+    <w:p>
+      <w:pPr>
+        <w:pStyle w:val="Heading3"/>
+        <w:rPr>
+          <w:color w:val="E08A00"/>
+        </w:rPr>
+      </w:pPr>
+      <w:r>
+        <w:rPr>
+          <w:b/>
+          <w:color w:val="E08A00"/>
+          <w:sz w:val="26"/>
+        </w:rPr>
+        <w:t xml:space="preserve">8.3 Return of Materials</w:t>
+      </w:r>
+    </w:p>
+    <w:p>
+      <w:pPr>
+        <w:pStyle w:val="FirstParagraph"/>
+      </w:pPr>
+      <w:r>
+        <w:t xml:space="preserve">Upon termination or expiration of this Agreement, or at any time upon the Company’s request, the Intern shall:</w:t>
+      </w:r>
+    </w:p>
+    <w:p>
+      <w:pPr>
+        <w:numPr>
+          <w:ilvl w:val="0"/>
+          <w:numId w:val="1018"/>
+        </w:numPr>
+      </w:pPr>
+      <w:r>
+        <w:t xml:space="preserve">Immediately return to the Company all documents, files, records, devices, equipment, access cards, keys, and any other materials containing or relating to Confidential Information;</w:t>
+      </w:r>
+    </w:p>
+    <w:p>
+      <w:pPr>
+        <w:numPr>
+          <w:ilvl w:val="0"/>
+          <w:numId w:val="1018"/>
+        </w:numPr>
+      </w:pPr>
+      <w:r>
+        <w:t xml:space="preserve">Permanently delete all Confidential Information from any personal devices, storage media, cloud services, or email accounts; and</w:t>
+      </w:r>
+    </w:p>
+    <w:p>
+      <w:pPr>
+        <w:numPr>
+          <w:ilvl w:val="0"/>
+          <w:numId w:val="1018"/>
+        </w:numPr>
+      </w:pPr>
+      <w:r>
+        <w:t xml:space="preserve">Provide written certification to the Company that all Confidential Information has been returned or destroyed.</w:t>
+      </w:r>
+    </w:p>
     <w:bookmarkEnd w:id="62"/>
-    <w:bookmarkStart w:id="63" w:name="obligations-of-confidentiality"/>
+    <w:bookmarkStart w:id="63" w:name="duration-of-confidentiality-obligations"/>
     <w:p>
       <w:pPr>
         <w:pStyle w:val="Heading3"/>
@@ -3795,7 +3924,99 @@
           <w:color w:val="E08A00"/>
           <w:sz w:val="26"/>
         </w:rPr>
-        <w:t xml:space="preserve">8.2 Obligations of Confidentiality</w:t>
+        <w:t xml:space="preserve">8.4 Duration of Confidentiality Obligations</w:t>
+      </w:r>
+    </w:p>
+    <w:p>
+      <w:pPr>
+        <w:numPr>
+          <w:ilvl w:val="0"/>
+          <w:numId w:val="1019"/>
+        </w:numPr>
+      </w:pPr>
+      <w:r>
+        <w:rPr>
+          <w:bCs/>
+          <w:b/>
+        </w:rPr>
+        <w:t xml:space="preserve">Trade Secrets:</w:t>
+      </w:r>
+      <w:r>
+        <w:t xml:space="preserve"> </w:t>
+      </w:r>
+      <w:r>
+        <w:t xml:space="preserve">The Intern’s obligations with respect to Trade Secrets shall continue</w:t>
+      </w:r>
+      <w:r>
+        <w:t xml:space="preserve"> </w:t>
+      </w:r>
+      <w:r>
+        <w:rPr>
+          <w:bCs/>
+          <w:b/>
+        </w:rPr>
+        <w:t xml:space="preserve">in perpetuity</w:t>
+      </w:r>
+      <w:r>
+        <w:t xml:space="preserve"> </w:t>
+      </w:r>
+      <w:r>
+        <w:t xml:space="preserve">(i.e., for an unlimited period) and shall survive the termination or expiration of this Agreement indefinitely, for so long as the information retains its character as a Trade Secret.</w:t>
+      </w:r>
+    </w:p>
+    <w:p>
+      <w:pPr>
+        <w:numPr>
+          <w:ilvl w:val="0"/>
+          <w:numId w:val="1019"/>
+        </w:numPr>
+      </w:pPr>
+      <w:r>
+        <w:rPr>
+          <w:bCs/>
+          <w:b/>
+        </w:rPr>
+        <w:t xml:space="preserve">Other Confidential Information:</w:t>
+      </w:r>
+      <w:r>
+        <w:t xml:space="preserve"> </w:t>
+      </w:r>
+      <w:r>
+        <w:t xml:space="preserve">The Intern’s obligations with respect to all other Confidential Information shall continue for a period of</w:t>
+      </w:r>
+      <w:r>
+        <w:t xml:space="preserve"> </w:t>
+      </w:r>
+      <w:r>
+        <w:rPr>
+          <w:bCs/>
+          <w:b/>
+        </w:rPr>
+        <w:t xml:space="preserve">three (3) years</w:t>
+      </w:r>
+      <w:r>
+        <w:t xml:space="preserve"> </w:t>
+      </w:r>
+      <w:r>
+        <w:t xml:space="preserve">from the date of termination or expiration of this Agreement.</w:t>
+      </w:r>
+    </w:p>
+    <w:bookmarkEnd w:id="63"/>
+    <w:bookmarkStart w:id="64" w:name="permitted-disclosures"/>
+    <w:p>
+      <w:pPr>
+        <w:pStyle w:val="Heading3"/>
+        <w:rPr>
+          <w:color w:val="E08A00"/>
+        </w:rPr>
+      </w:pPr>
+      <w:r>
+        <w:rPr>
+          <w:b/>
+          <w:color w:val="E08A00"/>
+          <w:sz w:val="26"/>
+        </w:rPr>
+        <w:t xml:space="preserve">8.5 Permitted Disclosures</w:t>
       </w:r>
     </w:p>
     <w:p>
@@ -3803,336 +4024,33 @@
         <w:pStyle w:val="FirstParagraph"/>
       </w:pPr>
       <w:r>
-        <w:t xml:space="preserve">The Intern agrees to:</w:t>
-      </w:r>
-    </w:p>
-    <w:p>
-      <w:pPr>
-        <w:numPr>
-          <w:ilvl w:val="0"/>
-          <w:numId w:val="1017"/>
-        </w:numPr>
-      </w:pPr>
-      <w:r>
-        <w:rPr>
-          <w:bCs/>
-          <w:b/>
-        </w:rPr>
-        <w:t xml:space="preserve">Hold all Confidential Information in strict confidence</w:t>
-      </w:r>
-      <w:r>
-        <w:t xml:space="preserve"> </w:t>
-      </w:r>
-      <w:r>
-        <w:t xml:space="preserve">and not disclose, publish, or otherwise disseminate it to any third party without the prior written consent of the Company;</w:t>
-      </w:r>
-    </w:p>
-    <w:p>
-      <w:pPr>
-        <w:numPr>
-          <w:ilvl w:val="0"/>
-          <w:numId w:val="1017"/>
-        </w:numPr>
-      </w:pPr>
-      <w:r>
-        <w:rPr>
-          <w:bCs/>
-          <w:b/>
-        </w:rPr>
-        <w:t xml:space="preserve">Use Confidential Information solely</w:t>
-      </w:r>
-      <w:r>
-        <w:t xml:space="preserve"> </w:t>
-      </w:r>
-      <w:r>
-        <w:t xml:space="preserve">for the purpose of performing duties and tasks assigned during the Internship;</w:t>
-      </w:r>
-    </w:p>
-    <w:p>
-      <w:pPr>
-        <w:numPr>
-          <w:ilvl w:val="0"/>
-          <w:numId w:val="1017"/>
-        </w:numPr>
-      </w:pPr>
-      <w:r>
-        <w:rPr>
-          <w:bCs/>
-          <w:b/>
-        </w:rPr>
-        <w:t xml:space="preserve">Take all reasonable measures</w:t>
-      </w:r>
-      <w:r>
-        <w:t xml:space="preserve"> </w:t>
-      </w:r>
-      <w:r>
-        <w:t xml:space="preserve">to protect the secrecy and prevent the unauthorized disclosure or use of Confidential Information, using at least the same degree of care that the Intern uses to protect their own confidential information, but in no event less than reasonable care;</w:t>
-      </w:r>
-    </w:p>
-    <w:p>
-      <w:pPr>
-        <w:numPr>
-          <w:ilvl w:val="0"/>
-          <w:numId w:val="1017"/>
-        </w:numPr>
-      </w:pPr>
-      <w:r>
-        <w:rPr>
-          <w:bCs/>
-          <w:b/>
-        </w:rPr>
-        <w:t xml:space="preserve">Not copy, reproduce, or store</w:t>
-      </w:r>
-      <w:r>
-        <w:t xml:space="preserve"> </w:t>
-      </w:r>
-      <w:r>
-        <w:t xml:space="preserve">Confidential Information except as necessary for the performance of Internship duties and with the Supervisor’s authorization;</w:t>
-      </w:r>
-    </w:p>
-    <w:p>
-      <w:pPr>
-        <w:numPr>
-          <w:ilvl w:val="0"/>
-          <w:numId w:val="1017"/>
-        </w:numPr>
-      </w:pPr>
-      <w:r>
-        <w:rPr>
-          <w:bCs/>
-          <w:b/>
-        </w:rPr>
-        <w:t xml:space="preserve">Immediately notify</w:t>
-      </w:r>
-      <w:r>
-        <w:t xml:space="preserve"> </w:t>
-      </w:r>
-      <w:r>
-        <w:t xml:space="preserve">the Supervisor of any unauthorized disclosure, use, or access to Confidential Information of which the Intern becomes aware; and</w:t>
-      </w:r>
-    </w:p>
-    <w:p>
-      <w:pPr>
-        <w:numPr>
-          <w:ilvl w:val="0"/>
-          <w:numId w:val="1017"/>
-        </w:numPr>
-      </w:pPr>
-      <w:r>
-        <w:rPr>
-          <w:bCs/>
-          <w:b/>
-        </w:rPr>
-        <w:t xml:space="preserve">Not reverse-engineer, decompile, or disassemble</w:t>
-      </w:r>
-      <w:r>
-        <w:t xml:space="preserve"> </w:t>
-      </w:r>
-      <w:r>
-        <w:t xml:space="preserve">any software, hardware, or other technology of the Company.</w:t>
-      </w:r>
-    </w:p>
-    <w:bookmarkEnd w:id="63"/>
-    <w:bookmarkStart w:id="64" w:name="return-of-materials"/>
-    <w:p>
-      <w:pPr>
-        <w:pStyle w:val="Heading3"/>
-        <w:rPr>
-          <w:color w:val="E08A00"/>
-        </w:rPr>
-      </w:pPr>
-      <w:r>
-        <w:rPr>
-          <w:b/>
-          <w:color w:val="E08A00"/>
-          <w:sz w:val="26"/>
-        </w:rPr>
-        <w:t xml:space="preserve">8.3 Return of Materials</w:t>
-      </w:r>
-    </w:p>
-    <w:p>
-      <w:pPr>
-        <w:pStyle w:val="FirstParagraph"/>
-      </w:pPr>
-      <w:r>
-        <w:t xml:space="preserve">Upon termination or expiration of this Agreement, or at any time upon the Company’s request, the Intern shall:</w:t>
-      </w:r>
-    </w:p>
-    <w:p>
-      <w:pPr>
-        <w:numPr>
-          <w:ilvl w:val="0"/>
-          <w:numId w:val="1018"/>
-        </w:numPr>
-      </w:pPr>
-      <w:r>
-        <w:t xml:space="preserve">Immediately return to the Company all documents, files, records, devices, equipment, access cards, keys, and any other materials containing or relating to Confidential Information;</w:t>
-      </w:r>
-    </w:p>
-    <w:p>
-      <w:pPr>
-        <w:numPr>
-          <w:ilvl w:val="0"/>
-          <w:numId w:val="1018"/>
-        </w:numPr>
-      </w:pPr>
-      <w:r>
-        <w:t xml:space="preserve">Permanently delete all Confidential Information from any personal devices, storage media, cloud services, or email accounts; and</w:t>
-      </w:r>
-    </w:p>
-    <w:p>
-      <w:pPr>
-        <w:numPr>
-          <w:ilvl w:val="0"/>
-          <w:numId w:val="1018"/>
-        </w:numPr>
-      </w:pPr>
-      <w:r>
-        <w:t xml:space="preserve">Provide written certification to the Company that all Confidential Information has been returned or destroyed.</w:t>
+        <w:t xml:space="preserve">The Intern may disclose Confidential Information only:</w:t>
+      </w:r>
+    </w:p>
+    <w:p>
+      <w:pPr>
+        <w:numPr>
+          <w:ilvl w:val="0"/>
+          <w:numId w:val="1020"/>
+        </w:numPr>
+      </w:pPr>
+      <w:r>
+        <w:t xml:space="preserve">To the extent required by applicable law, regulation, or order of a court or governmental authority of competent jurisdiction, provided that the Intern gives the Company prompt written notice of such requirement (to the extent legally permitted) and cooperates with the Company in seeking a protective order or other appropriate remedy; and</w:t>
+      </w:r>
+    </w:p>
+    <w:p>
+      <w:pPr>
+        <w:numPr>
+          <w:ilvl w:val="0"/>
+          <w:numId w:val="1020"/>
+        </w:numPr>
+      </w:pPr>
+      <w:r>
+        <w:t xml:space="preserve">To professional advisors of the Intern who have a need to know and are bound by obligations of confidentiality no less restrictive than those contained in this Agreement.</w:t>
       </w:r>
     </w:p>
     <w:bookmarkEnd w:id="64"/>
-    <w:bookmarkStart w:id="65" w:name="duration-of-confidentiality-obligations"/>
-    <w:p>
-      <w:pPr>
-        <w:pStyle w:val="Heading3"/>
-        <w:rPr>
-          <w:color w:val="E08A00"/>
-        </w:rPr>
-      </w:pPr>
-      <w:r>
-        <w:rPr>
-          <w:b/>
-          <w:color w:val="E08A00"/>
-          <w:sz w:val="26"/>
-        </w:rPr>
-        <w:t xml:space="preserve">8.4 Duration of Confidentiality Obligations</w:t>
-      </w:r>
-    </w:p>
-    <w:p>
-      <w:pPr>
-        <w:numPr>
-          <w:ilvl w:val="0"/>
-          <w:numId w:val="1019"/>
-        </w:numPr>
-      </w:pPr>
-      <w:r>
-        <w:rPr>
-          <w:bCs/>
-          <w:b/>
-        </w:rPr>
-        <w:t xml:space="preserve">Trade Secrets:</w:t>
-      </w:r>
-      <w:r>
-        <w:t xml:space="preserve"> </w:t>
-      </w:r>
-      <w:r>
-        <w:t xml:space="preserve">The Intern’s obligations with respect to Trade Secrets shall continue</w:t>
-      </w:r>
-      <w:r>
-        <w:t xml:space="preserve"> </w:t>
-      </w:r>
-      <w:r>
-        <w:rPr>
-          <w:bCs/>
-          <w:b/>
-        </w:rPr>
-        <w:t xml:space="preserve">in perpetuity</w:t>
-      </w:r>
-      <w:r>
-        <w:t xml:space="preserve"> </w:t>
-      </w:r>
-      <w:r>
-        <w:t xml:space="preserve">(i.e., for an unlimited period) and shall survive the termination or expiration of this Agreement indefinitely, for so long as the information retains its character as a Trade Secret.</w:t>
-      </w:r>
-    </w:p>
-    <w:p>
-      <w:pPr>
-        <w:numPr>
-          <w:ilvl w:val="0"/>
-          <w:numId w:val="1019"/>
-        </w:numPr>
-      </w:pPr>
-      <w:r>
-        <w:rPr>
-          <w:bCs/>
-          <w:b/>
-        </w:rPr>
-        <w:t xml:space="preserve">Other Confidential Information:</w:t>
-      </w:r>
-      <w:r>
-        <w:t xml:space="preserve"> </w:t>
-      </w:r>
-      <w:r>
-        <w:t xml:space="preserve">The Intern’s obligations with respect to all other Confidential Information shall continue for a period of</w:t>
-      </w:r>
-      <w:r>
-        <w:t xml:space="preserve"> </w:t>
-      </w:r>
-      <w:r>
-        <w:rPr>
-          <w:bCs/>
-          <w:b/>
-        </w:rPr>
-        <w:t xml:space="preserve">three (3) years</w:t>
-      </w:r>
-      <w:r>
-        <w:t xml:space="preserve"> </w:t>
-      </w:r>
-      <w:r>
-        <w:t xml:space="preserve">from the date of termination or expiration of this Agreement.</w:t>
-      </w:r>
-    </w:p>
-    <w:bookmarkEnd w:id="65"/>
-    <w:bookmarkStart w:id="66" w:name="permitted-disclosures"/>
-    <w:p>
-      <w:pPr>
-        <w:pStyle w:val="Heading3"/>
-        <w:rPr>
-          <w:color w:val="E08A00"/>
-        </w:rPr>
-      </w:pPr>
-      <w:r>
-        <w:rPr>
-          <w:b/>
-          <w:color w:val="E08A00"/>
-          <w:sz w:val="26"/>
-        </w:rPr>
-        <w:t xml:space="preserve">8.5 Permitted Disclosures</w:t>
-      </w:r>
-    </w:p>
-    <w:p>
-      <w:pPr>
-        <w:pStyle w:val="FirstParagraph"/>
-      </w:pPr>
-      <w:r>
-        <w:t xml:space="preserve">The Intern may disclose Confidential Information only:</w:t>
-      </w:r>
-    </w:p>
-    <w:p>
-      <w:pPr>
-        <w:numPr>
-          <w:ilvl w:val="0"/>
-          <w:numId w:val="1020"/>
-        </w:numPr>
-      </w:pPr>
-      <w:r>
-        <w:t xml:space="preserve">To the extent required by applicable law, regulation, or order of a court or governmental authority of competent jurisdiction, provided that the Intern gives the Company prompt written notice of such requirement (to the extent legally permitted) and cooperates with the Company in seeking a protective order or other appropriate remedy; and</w:t>
-      </w:r>
-    </w:p>
-    <w:p>
-      <w:pPr>
-        <w:numPr>
-          <w:ilvl w:val="0"/>
-          <w:numId w:val="1020"/>
-        </w:numPr>
-      </w:pPr>
-      <w:r>
-        <w:t xml:space="preserve">To professional advisors of the Intern who have a need to know and are bound by obligations of confidentiality no less restrictive than those contained in this Agreement.</w:t>
-      </w:r>
-    </w:p>
-    <w:bookmarkEnd w:id="66"/>
-    <w:bookmarkStart w:id="67" w:name="injunctive-relief"/>
+    <w:bookmarkStart w:id="65" w:name="injunctive-relief"/>
     <w:p>
       <w:pPr>
         <w:pStyle w:val="Heading3"/>
@@ -4164,9 +4082,9 @@
         </w:pict>
       </w:r>
     </w:p>
-    <w:bookmarkEnd w:id="67"/>
-    <w:bookmarkEnd w:id="68"/>
-    <w:bookmarkStart w:id="72" w:name="media-policy"/>
+    <w:bookmarkEnd w:id="65"/>
+    <w:bookmarkEnd w:id="66"/>
+    <w:bookmarkStart w:id="70" w:name="media-policy"/>
     <w:p>
       <w:pPr>
         <w:pBdr>
@@ -4195,7 +4113,7 @@
         <w:t xml:space="preserve">9. MEDIA POLICY</w:t>
       </w:r>
     </w:p>
-    <w:bookmarkStart w:id="69" w:name="restrictions-on-public-communications"/>
+    <w:bookmarkStart w:id="67" w:name="restrictions-on-public-communications"/>
     <w:p>
       <w:pPr>
         <w:pStyle w:val="Heading3"/>
@@ -4384,8 +4302,8 @@
         <w:t xml:space="preserve">use the Company’s name, logo, trademarks, or any visual identity elements in any public communication, portfolio, or personal branding material without the prior written approval of the CEO.</w:t>
       </w:r>
     </w:p>
-    <w:bookmarkEnd w:id="69"/>
-    <w:bookmarkStart w:id="70" w:name="social-media-during-internship"/>
+    <w:bookmarkEnd w:id="67"/>
+    <w:bookmarkStart w:id="68" w:name="social-media-during-internship"/>
     <w:p>
       <w:pPr>
         <w:pStyle w:val="Heading3"/>
@@ -4443,8 +4361,8 @@
         <w:t xml:space="preserve">Exercise professional judgment and discretion in all online activity, refraining from any conduct that could reasonably be expected to harm the Company’s reputation.</w:t>
       </w:r>
     </w:p>
-    <w:bookmarkEnd w:id="70"/>
-    <w:bookmarkStart w:id="71" w:name="duration"/>
+    <w:bookmarkEnd w:id="68"/>
+    <w:bookmarkStart w:id="69" w:name="duration"/>
     <w:p>
       <w:pPr>
         <w:pStyle w:val="Heading3"/>
@@ -4492,9 +4410,9 @@
         </w:pict>
       </w:r>
     </w:p>
-    <w:bookmarkEnd w:id="71"/>
-    <w:bookmarkEnd w:id="72"/>
-    <w:bookmarkStart w:id="76" w:name="no-employment-guarantee"/>
+    <w:bookmarkEnd w:id="69"/>
+    <w:bookmarkEnd w:id="70"/>
+    <w:bookmarkStart w:id="74" w:name="no-employment-guarantee"/>
     <w:p>
       <w:pPr>
         <w:pBdr>
@@ -4523,7 +4441,7 @@
         <w:t xml:space="preserve">10. NO EMPLOYMENT GUARANTEE</w:t>
       </w:r>
     </w:p>
-    <w:bookmarkStart w:id="73" w:name="no-employment-relationship"/>
+    <w:bookmarkStart w:id="71" w:name="no-employment-relationship"/>
     <w:p>
       <w:pPr>
         <w:pStyle w:val="Heading3"/>
@@ -4613,8 +4531,8 @@
         <w:t xml:space="preserve">Nothing in this Agreement shall be construed as creating a relationship of employer and employee, principal and agent, partnership, or joint venture between the Parties.</w:t>
       </w:r>
     </w:p>
-    <w:bookmarkEnd w:id="73"/>
-    <w:bookmarkStart w:id="74" w:name="no-expectation-of-future-employment"/>
+    <w:bookmarkEnd w:id="71"/>
+    <w:bookmarkStart w:id="72" w:name="no-expectation-of-future-employment"/>
     <w:p>
       <w:pPr>
         <w:pStyle w:val="Heading3"/>
@@ -4696,8 +4614,8 @@
         <w:t xml:space="preserve">The Intern agrees not to assert any claim of legitimate expectation of employment based on the existence of this Internship, any verbal statements made during the Internship, or any other circumstances arising from the Internship.</w:t>
       </w:r>
     </w:p>
-    <w:bookmarkEnd w:id="74"/>
-    <w:bookmarkStart w:id="75" w:name="no-authority-to-bind"/>
+    <w:bookmarkEnd w:id="72"/>
+    <w:bookmarkStart w:id="73" w:name="no-authority-to-bind"/>
     <w:p>
       <w:pPr>
         <w:pStyle w:val="Heading3"/>
@@ -4745,9 +4663,9 @@
         </w:pict>
       </w:r>
     </w:p>
-    <w:bookmarkEnd w:id="75"/>
-    <w:bookmarkEnd w:id="76"/>
-    <w:bookmarkStart w:id="80" w:name="code-of-conduct"/>
+    <w:bookmarkEnd w:id="73"/>
+    <w:bookmarkEnd w:id="74"/>
+    <w:bookmarkStart w:id="78" w:name="code-of-conduct"/>
     <w:p>
       <w:pPr>
         <w:pBdr>
@@ -4776,7 +4694,7 @@
         <w:t xml:space="preserve">11. CODE OF CONDUCT</w:t>
       </w:r>
     </w:p>
-    <w:bookmarkStart w:id="77" w:name="general-standards"/>
+    <w:bookmarkStart w:id="75" w:name="general-standards"/>
     <w:p>
       <w:pPr>
         <w:pStyle w:val="Heading3"/>
@@ -4982,8 +4900,8 @@
         <w:t xml:space="preserve">with the Company’s business.</w:t>
       </w:r>
     </w:p>
-    <w:bookmarkEnd w:id="77"/>
-    <w:bookmarkStart w:id="78" w:name="prohibited-conduct"/>
+    <w:bookmarkEnd w:id="75"/>
+    <w:bookmarkStart w:id="76" w:name="prohibited-conduct"/>
     <w:p>
       <w:pPr>
         <w:pStyle w:val="Heading3"/>
@@ -5116,8 +5034,8 @@
         <w:t xml:space="preserve">Any criminal conduct or conduct that brings the Company into disrepute.</w:t>
       </w:r>
     </w:p>
-    <w:bookmarkEnd w:id="78"/>
-    <w:bookmarkStart w:id="79" w:name="use-of-company-resources"/>
+    <w:bookmarkEnd w:id="76"/>
+    <w:bookmarkStart w:id="77" w:name="use-of-company-resources"/>
     <w:p>
       <w:pPr>
         <w:pStyle w:val="Heading3"/>
@@ -5149,9 +5067,9 @@
         </w:pict>
       </w:r>
     </w:p>
-    <w:bookmarkEnd w:id="79"/>
-    <w:bookmarkEnd w:id="80"/>
-    <w:bookmarkStart w:id="84" w:name="termination"/>
+    <w:bookmarkEnd w:id="77"/>
+    <w:bookmarkEnd w:id="78"/>
+    <w:bookmarkStart w:id="82" w:name="termination"/>
     <w:p>
       <w:pPr>
         <w:pBdr>
@@ -5180,7 +5098,7 @@
         <w:t xml:space="preserve">12. TERMINATION</w:t>
       </w:r>
     </w:p>
-    <w:bookmarkStart w:id="81" w:name="termination-by-either-party"/>
+    <w:bookmarkStart w:id="79" w:name="termination-by-either-party"/>
     <w:p>
       <w:pPr>
         <w:pStyle w:val="Heading3"/>
@@ -5221,8 +5139,8 @@
         <w:t xml:space="preserve">to the other Party, without the need to provide reasons. Notice shall be delivered in person, by email, or by registered post to the addresses specified in this Agreement.</w:t>
       </w:r>
     </w:p>
-    <w:bookmarkEnd w:id="81"/>
-    <w:bookmarkStart w:id="82" w:name="immediate-termination-by-the-company"/>
+    <w:bookmarkEnd w:id="79"/>
+    <w:bookmarkStart w:id="80" w:name="immediate-termination-by-the-company"/>
     <w:p>
       <w:pPr>
         <w:pStyle w:val="Heading3"/>
@@ -5332,8 +5250,8 @@
         <w:t xml:space="preserve">Fails to perform assigned duties to a minimally acceptable standard after having been given a reasonable opportunity and written notice to improve.</w:t>
       </w:r>
     </w:p>
-    <w:bookmarkEnd w:id="82"/>
-    <w:bookmarkStart w:id="83" w:name="effect-of-termination"/>
+    <w:bookmarkEnd w:id="80"/>
+    <w:bookmarkStart w:id="81" w:name="effect-of-termination"/>
     <w:p>
       <w:pPr>
         <w:pStyle w:val="Heading3"/>
@@ -5441,9 +5359,9 @@
         </w:pict>
       </w:r>
     </w:p>
-    <w:bookmarkEnd w:id="83"/>
-    <w:bookmarkEnd w:id="84"/>
-    <w:bookmarkStart w:id="89" w:name="certificate-of-completion"/>
+    <w:bookmarkEnd w:id="81"/>
+    <w:bookmarkEnd w:id="82"/>
+    <w:bookmarkStart w:id="87" w:name="certificate-of-completion"/>
     <w:p>
       <w:pPr>
         <w:pBdr>
@@ -5472,7 +5390,7 @@
         <w:t xml:space="preserve">13. CERTIFICATE OF COMPLETION</w:t>
       </w:r>
     </w:p>
-    <w:bookmarkStart w:id="85" w:name="eligibility"/>
+    <w:bookmarkStart w:id="83" w:name="eligibility"/>
     <w:p>
       <w:pPr>
         <w:pStyle w:val="Heading3"/>
@@ -5513,120 +5431,120 @@
         <w:t xml:space="preserve">acknowledging the Intern’s participation in the Internship programme.</w:t>
       </w:r>
     </w:p>
+    <w:bookmarkEnd w:id="83"/>
+    <w:bookmarkStart w:id="84" w:name="content"/>
+    <w:p>
+      <w:pPr>
+        <w:pStyle w:val="Heading3"/>
+        <w:rPr>
+          <w:color w:val="E08A00"/>
+        </w:rPr>
+      </w:pPr>
+      <w:r>
+        <w:rPr>
+          <w:b/>
+          <w:color w:val="E08A00"/>
+          <w:sz w:val="26"/>
+        </w:rPr>
+        <w:t xml:space="preserve">13.2 Content</w:t>
+      </w:r>
+    </w:p>
+    <w:p>
+      <w:pPr>
+        <w:pStyle w:val="FirstParagraph"/>
+      </w:pPr>
+      <w:r>
+        <w:t xml:space="preserve">The Certificate of Completion shall state:</w:t>
+      </w:r>
+    </w:p>
+    <w:p>
+      <w:pPr>
+        <w:numPr>
+          <w:ilvl w:val="0"/>
+          <w:numId w:val="1031"/>
+        </w:numPr>
+        <w:pStyle w:val="Compact"/>
+      </w:pPr>
+      <w:r>
+        <w:t xml:space="preserve">The Intern’s full name;</w:t>
+      </w:r>
+    </w:p>
+    <w:p>
+      <w:pPr>
+        <w:numPr>
+          <w:ilvl w:val="0"/>
+          <w:numId w:val="1031"/>
+        </w:numPr>
+        <w:pStyle w:val="Compact"/>
+      </w:pPr>
+      <w:r>
+        <w:t xml:space="preserve">The dates of the Internship;</w:t>
+      </w:r>
+    </w:p>
+    <w:p>
+      <w:pPr>
+        <w:numPr>
+          <w:ilvl w:val="0"/>
+          <w:numId w:val="1031"/>
+        </w:numPr>
+        <w:pStyle w:val="Compact"/>
+      </w:pPr>
+      <w:r>
+        <w:t xml:space="preserve">The department or team to which the Intern was assigned;</w:t>
+      </w:r>
+    </w:p>
+    <w:p>
+      <w:pPr>
+        <w:numPr>
+          <w:ilvl w:val="0"/>
+          <w:numId w:val="1031"/>
+        </w:numPr>
+        <w:pStyle w:val="Compact"/>
+      </w:pPr>
+      <w:r>
+        <w:t xml:space="preserve">A general description of the Internship programme; and</w:t>
+      </w:r>
+    </w:p>
+    <w:p>
+      <w:pPr>
+        <w:numPr>
+          <w:ilvl w:val="0"/>
+          <w:numId w:val="1031"/>
+        </w:numPr>
+        <w:pStyle w:val="Compact"/>
+      </w:pPr>
+      <w:r>
+        <w:t xml:space="preserve">Such other information as the Company deems appropriate.</w:t>
+      </w:r>
+    </w:p>
+    <w:bookmarkEnd w:id="84"/>
+    <w:bookmarkStart w:id="85" w:name="no-certificate-for-early-termination"/>
+    <w:p>
+      <w:pPr>
+        <w:pStyle w:val="Heading3"/>
+        <w:rPr>
+          <w:color w:val="E08A00"/>
+        </w:rPr>
+      </w:pPr>
+      <w:r>
+        <w:rPr>
+          <w:b/>
+          <w:color w:val="E08A00"/>
+          <w:sz w:val="26"/>
+        </w:rPr>
+        <w:t xml:space="preserve">13.3 No Certificate for Early Termination</w:t>
+      </w:r>
+    </w:p>
+    <w:p>
+      <w:pPr>
+        <w:pStyle w:val="FirstParagraph"/>
+      </w:pPr>
+      <w:r>
+        <w:t xml:space="preserve">If the Internship is terminated prior to the Completion Date for any reason, the Company shall have no obligation to issue a Certificate of Completion. The Company may, at its sole discretion, issue a letter of participation instead.</w:t>
+      </w:r>
+    </w:p>
     <w:bookmarkEnd w:id="85"/>
-    <w:bookmarkStart w:id="86" w:name="content"/>
-    <w:p>
-      <w:pPr>
-        <w:pStyle w:val="Heading3"/>
-        <w:rPr>
-          <w:color w:val="E08A00"/>
-        </w:rPr>
-      </w:pPr>
-      <w:r>
-        <w:rPr>
-          <w:b/>
-          <w:color w:val="E08A00"/>
-          <w:sz w:val="26"/>
-        </w:rPr>
-        <w:t xml:space="preserve">13.2 Content</w:t>
-      </w:r>
-    </w:p>
-    <w:p>
-      <w:pPr>
-        <w:pStyle w:val="FirstParagraph"/>
-      </w:pPr>
-      <w:r>
-        <w:t xml:space="preserve">The Certificate of Completion shall state:</w:t>
-      </w:r>
-    </w:p>
-    <w:p>
-      <w:pPr>
-        <w:numPr>
-          <w:ilvl w:val="0"/>
-          <w:numId w:val="1031"/>
-        </w:numPr>
-        <w:pStyle w:val="Compact"/>
-      </w:pPr>
-      <w:r>
-        <w:t xml:space="preserve">The Intern’s full name;</w:t>
-      </w:r>
-    </w:p>
-    <w:p>
-      <w:pPr>
-        <w:numPr>
-          <w:ilvl w:val="0"/>
-          <w:numId w:val="1031"/>
-        </w:numPr>
-        <w:pStyle w:val="Compact"/>
-      </w:pPr>
-      <w:r>
-        <w:t xml:space="preserve">The dates of the Internship;</w:t>
-      </w:r>
-    </w:p>
-    <w:p>
-      <w:pPr>
-        <w:numPr>
-          <w:ilvl w:val="0"/>
-          <w:numId w:val="1031"/>
-        </w:numPr>
-        <w:pStyle w:val="Compact"/>
-      </w:pPr>
-      <w:r>
-        <w:t xml:space="preserve">The department or team to which the Intern was assigned;</w:t>
-      </w:r>
-    </w:p>
-    <w:p>
-      <w:pPr>
-        <w:numPr>
-          <w:ilvl w:val="0"/>
-          <w:numId w:val="1031"/>
-        </w:numPr>
-        <w:pStyle w:val="Compact"/>
-      </w:pPr>
-      <w:r>
-        <w:t xml:space="preserve">A general description of the Internship programme; and</w:t>
-      </w:r>
-    </w:p>
-    <w:p>
-      <w:pPr>
-        <w:numPr>
-          <w:ilvl w:val="0"/>
-          <w:numId w:val="1031"/>
-        </w:numPr>
-        <w:pStyle w:val="Compact"/>
-      </w:pPr>
-      <w:r>
-        <w:t xml:space="preserve">Such other information as the Company deems appropriate.</w:t>
-      </w:r>
-    </w:p>
-    <w:bookmarkEnd w:id="86"/>
-    <w:bookmarkStart w:id="87" w:name="no-certificate-for-early-termination"/>
-    <w:p>
-      <w:pPr>
-        <w:pStyle w:val="Heading3"/>
-        <w:rPr>
-          <w:color w:val="E08A00"/>
-        </w:rPr>
-      </w:pPr>
-      <w:r>
-        <w:rPr>
-          <w:b/>
-          <w:color w:val="E08A00"/>
-          <w:sz w:val="26"/>
-        </w:rPr>
-        <w:t xml:space="preserve">13.3 No Certificate for Early Termination</w:t>
-      </w:r>
-    </w:p>
-    <w:p>
-      <w:pPr>
-        <w:pStyle w:val="FirstParagraph"/>
-      </w:pPr>
-      <w:r>
-        <w:t xml:space="preserve">If the Internship is terminated prior to the Completion Date for any reason, the Company shall have no obligation to issue a Certificate of Completion. The Company may, at its sole discretion, issue a letter of participation instead.</w:t>
-      </w:r>
-    </w:p>
-    <w:bookmarkEnd w:id="87"/>
-    <w:bookmarkStart w:id="88" w:name="reference-requests"/>
+    <w:bookmarkStart w:id="86" w:name="reference-requests"/>
     <w:p>
       <w:pPr>
         <w:pStyle w:val="Heading3"/>
@@ -5658,9 +5576,9 @@
         </w:pict>
       </w:r>
     </w:p>
-    <w:bookmarkEnd w:id="88"/>
-    <w:bookmarkEnd w:id="89"/>
-    <w:bookmarkStart w:id="97" w:name="data-protection-consent"/>
+    <w:bookmarkEnd w:id="86"/>
+    <w:bookmarkEnd w:id="87"/>
+    <w:bookmarkStart w:id="95" w:name="data-protection-consent"/>
     <w:p>
       <w:pPr>
         <w:pBdr>
@@ -5689,7 +5607,7 @@
         <w:t xml:space="preserve">14. DATA PROTECTION CONSENT</w:t>
       </w:r>
     </w:p>
-    <w:bookmarkStart w:id="90" w:name="compliance-with-ndpa-2023"/>
+    <w:bookmarkStart w:id="88" w:name="compliance-with-ndpa-2023"/>
     <w:p>
       <w:pPr>
         <w:pStyle w:val="Heading3"/>
@@ -5743,8 +5661,228 @@
         <w:t xml:space="preserve">, as applicable.</w:t>
       </w:r>
     </w:p>
+    <w:bookmarkEnd w:id="88"/>
+    <w:bookmarkStart w:id="89" w:name="personal-data-collected"/>
+    <w:p>
+      <w:pPr>
+        <w:pStyle w:val="Heading3"/>
+        <w:rPr>
+          <w:color w:val="E08A00"/>
+        </w:rPr>
+      </w:pPr>
+      <w:r>
+        <w:rPr>
+          <w:b/>
+          <w:color w:val="E08A00"/>
+          <w:sz w:val="26"/>
+        </w:rPr>
+        <w:t xml:space="preserve">14.2 Personal Data Collected</w:t>
+      </w:r>
+    </w:p>
+    <w:p>
+      <w:pPr>
+        <w:pStyle w:val="FirstParagraph"/>
+      </w:pPr>
+      <w:r>
+        <w:t xml:space="preserve">The Intern acknowledges that the Company may collect, process, and store the following categories of personal data:</w:t>
+      </w:r>
+    </w:p>
+    <w:p>
+      <w:pPr>
+        <w:numPr>
+          <w:ilvl w:val="0"/>
+          <w:numId w:val="1032"/>
+        </w:numPr>
+        <w:pStyle w:val="Compact"/>
+      </w:pPr>
+      <w:r>
+        <w:t xml:space="preserve">Identification data (full name, date of birth, nationality, NIN, photograph);</w:t>
+      </w:r>
+    </w:p>
+    <w:p>
+      <w:pPr>
+        <w:numPr>
+          <w:ilvl w:val="0"/>
+          <w:numId w:val="1032"/>
+        </w:numPr>
+        <w:pStyle w:val="Compact"/>
+      </w:pPr>
+      <w:r>
+        <w:t xml:space="preserve">Contact data (address, email, phone number);</w:t>
+      </w:r>
+    </w:p>
+    <w:p>
+      <w:pPr>
+        <w:numPr>
+          <w:ilvl w:val="0"/>
+          <w:numId w:val="1032"/>
+        </w:numPr>
+        <w:pStyle w:val="Compact"/>
+      </w:pPr>
+      <w:r>
+        <w:t xml:space="preserve">Educational data (institution, programme, academic records);</w:t>
+      </w:r>
+    </w:p>
+    <w:p>
+      <w:pPr>
+        <w:numPr>
+          <w:ilvl w:val="0"/>
+          <w:numId w:val="1032"/>
+        </w:numPr>
+        <w:pStyle w:val="Compact"/>
+      </w:pPr>
+      <w:r>
+        <w:t xml:space="preserve">Financial data (bank account details for stipend payments);</w:t>
+      </w:r>
+    </w:p>
+    <w:p>
+      <w:pPr>
+        <w:numPr>
+          <w:ilvl w:val="0"/>
+          <w:numId w:val="1032"/>
+        </w:numPr>
+        <w:pStyle w:val="Compact"/>
+      </w:pPr>
+      <w:r>
+        <w:t xml:space="preserve">Performance data (evaluations, feedback, attendance records);</w:t>
+      </w:r>
+    </w:p>
+    <w:p>
+      <w:pPr>
+        <w:numPr>
+          <w:ilvl w:val="0"/>
+          <w:numId w:val="1032"/>
+        </w:numPr>
+        <w:pStyle w:val="Compact"/>
+      </w:pPr>
+      <w:r>
+        <w:t xml:space="preserve">IT usage data (system logs, email records, internet usage); and</w:t>
+      </w:r>
+    </w:p>
+    <w:p>
+      <w:pPr>
+        <w:numPr>
+          <w:ilvl w:val="0"/>
+          <w:numId w:val="1032"/>
+        </w:numPr>
+        <w:pStyle w:val="Compact"/>
+      </w:pPr>
+      <w:r>
+        <w:t xml:space="preserve">Such other data as may be necessary for the administration of the Internship.</w:t>
+      </w:r>
+    </w:p>
+    <w:bookmarkEnd w:id="89"/>
+    <w:bookmarkStart w:id="90" w:name="purpose-of-processing"/>
+    <w:p>
+      <w:pPr>
+        <w:pStyle w:val="Heading3"/>
+        <w:rPr>
+          <w:color w:val="E08A00"/>
+        </w:rPr>
+      </w:pPr>
+      <w:r>
+        <w:rPr>
+          <w:b/>
+          <w:color w:val="E08A00"/>
+          <w:sz w:val="26"/>
+        </w:rPr>
+        <w:t xml:space="preserve">14.3 Purpose of Processing</w:t>
+      </w:r>
+    </w:p>
+    <w:p>
+      <w:pPr>
+        <w:pStyle w:val="FirstParagraph"/>
+      </w:pPr>
+      <w:r>
+        <w:t xml:space="preserve">The Intern’s personal data shall be processed for the following purposes:</w:t>
+      </w:r>
+    </w:p>
+    <w:p>
+      <w:pPr>
+        <w:numPr>
+          <w:ilvl w:val="0"/>
+          <w:numId w:val="1033"/>
+        </w:numPr>
+        <w:pStyle w:val="Compact"/>
+      </w:pPr>
+      <w:r>
+        <w:t xml:space="preserve">Administration and management of the Internship;</w:t>
+      </w:r>
+    </w:p>
+    <w:p>
+      <w:pPr>
+        <w:numPr>
+          <w:ilvl w:val="0"/>
+          <w:numId w:val="1033"/>
+        </w:numPr>
+        <w:pStyle w:val="Compact"/>
+      </w:pPr>
+      <w:r>
+        <w:t xml:space="preserve">Payment of the stipend;</w:t>
+      </w:r>
+    </w:p>
+    <w:p>
+      <w:pPr>
+        <w:numPr>
+          <w:ilvl w:val="0"/>
+          <w:numId w:val="1033"/>
+        </w:numPr>
+        <w:pStyle w:val="Compact"/>
+      </w:pPr>
+      <w:r>
+        <w:t xml:space="preserve">Compliance with legal and regulatory obligations;</w:t>
+      </w:r>
+    </w:p>
+    <w:p>
+      <w:pPr>
+        <w:numPr>
+          <w:ilvl w:val="0"/>
+          <w:numId w:val="1033"/>
+        </w:numPr>
+        <w:pStyle w:val="Compact"/>
+      </w:pPr>
+      <w:r>
+        <w:t xml:space="preserve">Performance monitoring and evaluation;</w:t>
+      </w:r>
+    </w:p>
+    <w:p>
+      <w:pPr>
+        <w:numPr>
+          <w:ilvl w:val="0"/>
+          <w:numId w:val="1033"/>
+        </w:numPr>
+        <w:pStyle w:val="Compact"/>
+      </w:pPr>
+      <w:r>
+        <w:t xml:space="preserve">Communication with the Intern’s educational institution (where applicable);</w:t>
+      </w:r>
+    </w:p>
+    <w:p>
+      <w:pPr>
+        <w:numPr>
+          <w:ilvl w:val="0"/>
+          <w:numId w:val="1033"/>
+        </w:numPr>
+        <w:pStyle w:val="Compact"/>
+      </w:pPr>
+      <w:r>
+        <w:t xml:space="preserve">Health and safety management; and</w:t>
+      </w:r>
+    </w:p>
+    <w:p>
+      <w:pPr>
+        <w:numPr>
+          <w:ilvl w:val="0"/>
+          <w:numId w:val="1033"/>
+        </w:numPr>
+        <w:pStyle w:val="Compact"/>
+      </w:pPr>
+      <w:r>
+        <w:t xml:space="preserve">Protection of the Company’s legitimate interests.</w:t>
+      </w:r>
+    </w:p>
     <w:bookmarkEnd w:id="90"/>
-    <w:bookmarkStart w:id="91" w:name="personal-data-collected"/>
+    <w:bookmarkStart w:id="91" w:name="legal-basis-for-processing"/>
     <w:p>
       <w:pPr>
         <w:pStyle w:val="Heading3"/>
@@ -5758,7 +5896,7 @@
           <w:color w:val="E08A00"/>
           <w:sz w:val="26"/>
         </w:rPr>
-        <w:t xml:space="preserve">14.2 Personal Data Collected</w:t>
+        <w:t xml:space="preserve">14.4 Legal Basis for Processing</w:t>
       </w:r>
     </w:p>
     <w:p>
@@ -5766,95 +5904,59 @@
         <w:pStyle w:val="FirstParagraph"/>
       </w:pPr>
       <w:r>
-        <w:t xml:space="preserve">The Intern acknowledges that the Company may collect, process, and store the following categories of personal data:</w:t>
-      </w:r>
-    </w:p>
-    <w:p>
-      <w:pPr>
-        <w:numPr>
-          <w:ilvl w:val="0"/>
-          <w:numId w:val="1032"/>
-        </w:numPr>
-        <w:pStyle w:val="Compact"/>
-      </w:pPr>
-      <w:r>
-        <w:t xml:space="preserve">Identification data (full name, date of birth, nationality, NIN, photograph);</w:t>
-      </w:r>
-    </w:p>
-    <w:p>
-      <w:pPr>
-        <w:numPr>
-          <w:ilvl w:val="0"/>
-          <w:numId w:val="1032"/>
-        </w:numPr>
-        <w:pStyle w:val="Compact"/>
-      </w:pPr>
-      <w:r>
-        <w:t xml:space="preserve">Contact data (address, email, phone number);</w:t>
-      </w:r>
-    </w:p>
-    <w:p>
-      <w:pPr>
-        <w:numPr>
-          <w:ilvl w:val="0"/>
-          <w:numId w:val="1032"/>
-        </w:numPr>
-        <w:pStyle w:val="Compact"/>
-      </w:pPr>
-      <w:r>
-        <w:t xml:space="preserve">Educational data (institution, programme, academic records);</w:t>
-      </w:r>
-    </w:p>
-    <w:p>
-      <w:pPr>
-        <w:numPr>
-          <w:ilvl w:val="0"/>
-          <w:numId w:val="1032"/>
-        </w:numPr>
-        <w:pStyle w:val="Compact"/>
-      </w:pPr>
-      <w:r>
-        <w:t xml:space="preserve">Financial data (bank account details for stipend payments);</w:t>
-      </w:r>
-    </w:p>
-    <w:p>
-      <w:pPr>
-        <w:numPr>
-          <w:ilvl w:val="0"/>
-          <w:numId w:val="1032"/>
-        </w:numPr>
-        <w:pStyle w:val="Compact"/>
-      </w:pPr>
-      <w:r>
-        <w:t xml:space="preserve">Performance data (evaluations, feedback, attendance records);</w:t>
-      </w:r>
-    </w:p>
-    <w:p>
-      <w:pPr>
-        <w:numPr>
-          <w:ilvl w:val="0"/>
-          <w:numId w:val="1032"/>
-        </w:numPr>
-        <w:pStyle w:val="Compact"/>
-      </w:pPr>
-      <w:r>
-        <w:t xml:space="preserve">IT usage data (system logs, email records, internet usage); and</w:t>
-      </w:r>
-    </w:p>
-    <w:p>
-      <w:pPr>
-        <w:numPr>
-          <w:ilvl w:val="0"/>
-          <w:numId w:val="1032"/>
-        </w:numPr>
-        <w:pStyle w:val="Compact"/>
-      </w:pPr>
-      <w:r>
-        <w:t xml:space="preserve">Such other data as may be necessary for the administration of the Internship.</w:t>
+        <w:t xml:space="preserve">The legal basis for processing the Intern’s personal data includes:</w:t>
+      </w:r>
+    </w:p>
+    <w:p>
+      <w:pPr>
+        <w:numPr>
+          <w:ilvl w:val="0"/>
+          <w:numId w:val="1034"/>
+        </w:numPr>
+        <w:pStyle w:val="Compact"/>
+      </w:pPr>
+      <w:r>
+        <w:t xml:space="preserve">The Intern’s consent as provided in this Agreement;</w:t>
+      </w:r>
+    </w:p>
+    <w:p>
+      <w:pPr>
+        <w:numPr>
+          <w:ilvl w:val="0"/>
+          <w:numId w:val="1034"/>
+        </w:numPr>
+        <w:pStyle w:val="Compact"/>
+      </w:pPr>
+      <w:r>
+        <w:t xml:space="preserve">The performance of this Agreement;</w:t>
+      </w:r>
+    </w:p>
+    <w:p>
+      <w:pPr>
+        <w:numPr>
+          <w:ilvl w:val="0"/>
+          <w:numId w:val="1034"/>
+        </w:numPr>
+        <w:pStyle w:val="Compact"/>
+      </w:pPr>
+      <w:r>
+        <w:t xml:space="preserve">Compliance with legal obligations; and</w:t>
+      </w:r>
+    </w:p>
+    <w:p>
+      <w:pPr>
+        <w:numPr>
+          <w:ilvl w:val="0"/>
+          <w:numId w:val="1034"/>
+        </w:numPr>
+        <w:pStyle w:val="Compact"/>
+      </w:pPr>
+      <w:r>
+        <w:t xml:space="preserve">The legitimate interests of the Company.</w:t>
       </w:r>
     </w:p>
     <w:bookmarkEnd w:id="91"/>
-    <w:bookmarkStart w:id="92" w:name="purpose-of-processing"/>
+    <w:bookmarkStart w:id="92" w:name="data-retention"/>
     <w:p>
       <w:pPr>
         <w:pStyle w:val="Heading3"/>
@@ -5868,7 +5970,7 @@
           <w:color w:val="E08A00"/>
           <w:sz w:val="26"/>
         </w:rPr>
-        <w:t xml:space="preserve">14.3 Purpose of Processing</w:t>
+        <w:t xml:space="preserve">14.5 Data Retention</w:t>
       </w:r>
     </w:p>
     <w:p>
@@ -5876,95 +5978,11 @@
         <w:pStyle w:val="FirstParagraph"/>
       </w:pPr>
       <w:r>
-        <w:t xml:space="preserve">The Intern’s personal data shall be processed for the following purposes:</w:t>
-      </w:r>
-    </w:p>
-    <w:p>
-      <w:pPr>
-        <w:numPr>
-          <w:ilvl w:val="0"/>
-          <w:numId w:val="1033"/>
-        </w:numPr>
-        <w:pStyle w:val="Compact"/>
-      </w:pPr>
-      <w:r>
-        <w:t xml:space="preserve">Administration and management of the Internship;</w:t>
-      </w:r>
-    </w:p>
-    <w:p>
-      <w:pPr>
-        <w:numPr>
-          <w:ilvl w:val="0"/>
-          <w:numId w:val="1033"/>
-        </w:numPr>
-        <w:pStyle w:val="Compact"/>
-      </w:pPr>
-      <w:r>
-        <w:t xml:space="preserve">Payment of the stipend;</w:t>
-      </w:r>
-    </w:p>
-    <w:p>
-      <w:pPr>
-        <w:numPr>
-          <w:ilvl w:val="0"/>
-          <w:numId w:val="1033"/>
-        </w:numPr>
-        <w:pStyle w:val="Compact"/>
-      </w:pPr>
-      <w:r>
-        <w:t xml:space="preserve">Compliance with legal and regulatory obligations;</w:t>
-      </w:r>
-    </w:p>
-    <w:p>
-      <w:pPr>
-        <w:numPr>
-          <w:ilvl w:val="0"/>
-          <w:numId w:val="1033"/>
-        </w:numPr>
-        <w:pStyle w:val="Compact"/>
-      </w:pPr>
-      <w:r>
-        <w:t xml:space="preserve">Performance monitoring and evaluation;</w:t>
-      </w:r>
-    </w:p>
-    <w:p>
-      <w:pPr>
-        <w:numPr>
-          <w:ilvl w:val="0"/>
-          <w:numId w:val="1033"/>
-        </w:numPr>
-        <w:pStyle w:val="Compact"/>
-      </w:pPr>
-      <w:r>
-        <w:t xml:space="preserve">Communication with the Intern’s educational institution (where applicable);</w:t>
-      </w:r>
-    </w:p>
-    <w:p>
-      <w:pPr>
-        <w:numPr>
-          <w:ilvl w:val="0"/>
-          <w:numId w:val="1033"/>
-        </w:numPr>
-        <w:pStyle w:val="Compact"/>
-      </w:pPr>
-      <w:r>
-        <w:t xml:space="preserve">Health and safety management; and</w:t>
-      </w:r>
-    </w:p>
-    <w:p>
-      <w:pPr>
-        <w:numPr>
-          <w:ilvl w:val="0"/>
-          <w:numId w:val="1033"/>
-        </w:numPr>
-        <w:pStyle w:val="Compact"/>
-      </w:pPr>
-      <w:r>
-        <w:t xml:space="preserve">Protection of the Company’s legitimate interests.</w:t>
+        <w:t xml:space="preserve">The Company shall retain the Intern’s personal data for a period not exceeding what is necessary for the purposes for which it was collected, or as required by applicable law, whichever is longer. The Company’s data retention policy shall be made available to the Intern upon request.</w:t>
       </w:r>
     </w:p>
     <w:bookmarkEnd w:id="92"/>
-    <w:bookmarkStart w:id="93" w:name="legal-basis-for-processing"/>
+    <w:bookmarkStart w:id="93" w:name="data-subject-rights"/>
     <w:p>
       <w:pPr>
         <w:pStyle w:val="Heading3"/>
@@ -5978,7 +5996,7 @@
           <w:color w:val="E08A00"/>
           <w:sz w:val="26"/>
         </w:rPr>
-        <w:t xml:space="preserve">14.4 Legal Basis for Processing</w:t>
+        <w:t xml:space="preserve">14.6 Data Subject Rights</w:t>
       </w:r>
     </w:p>
     <w:p>
@@ -5986,183 +6004,83 @@
         <w:pStyle w:val="FirstParagraph"/>
       </w:pPr>
       <w:r>
-        <w:t xml:space="preserve">The legal basis for processing the Intern’s personal data includes:</w:t>
-      </w:r>
-    </w:p>
-    <w:p>
-      <w:pPr>
-        <w:numPr>
-          <w:ilvl w:val="0"/>
-          <w:numId w:val="1034"/>
-        </w:numPr>
-        <w:pStyle w:val="Compact"/>
-      </w:pPr>
-      <w:r>
-        <w:t xml:space="preserve">The Intern’s consent as provided in this Agreement;</w:t>
-      </w:r>
-    </w:p>
-    <w:p>
-      <w:pPr>
-        <w:numPr>
-          <w:ilvl w:val="0"/>
-          <w:numId w:val="1034"/>
-        </w:numPr>
-        <w:pStyle w:val="Compact"/>
-      </w:pPr>
-      <w:r>
-        <w:t xml:space="preserve">The performance of this Agreement;</w:t>
-      </w:r>
-    </w:p>
-    <w:p>
-      <w:pPr>
-        <w:numPr>
-          <w:ilvl w:val="0"/>
-          <w:numId w:val="1034"/>
-        </w:numPr>
-        <w:pStyle w:val="Compact"/>
-      </w:pPr>
-      <w:r>
-        <w:t xml:space="preserve">Compliance with legal obligations; and</w:t>
-      </w:r>
-    </w:p>
-    <w:p>
-      <w:pPr>
-        <w:numPr>
-          <w:ilvl w:val="0"/>
-          <w:numId w:val="1034"/>
-        </w:numPr>
-        <w:pStyle w:val="Compact"/>
-      </w:pPr>
-      <w:r>
-        <w:t xml:space="preserve">The legitimate interests of the Company.</w:t>
+        <w:t xml:space="preserve">The Intern has the right, subject to applicable law, to:</w:t>
+      </w:r>
+    </w:p>
+    <w:p>
+      <w:pPr>
+        <w:numPr>
+          <w:ilvl w:val="0"/>
+          <w:numId w:val="1035"/>
+        </w:numPr>
+        <w:pStyle w:val="Compact"/>
+      </w:pPr>
+      <w:r>
+        <w:t xml:space="preserve">Access their personal data held by the Company;</w:t>
+      </w:r>
+    </w:p>
+    <w:p>
+      <w:pPr>
+        <w:numPr>
+          <w:ilvl w:val="0"/>
+          <w:numId w:val="1035"/>
+        </w:numPr>
+        <w:pStyle w:val="Compact"/>
+      </w:pPr>
+      <w:r>
+        <w:t xml:space="preserve">Request rectification of inaccurate personal data;</w:t>
+      </w:r>
+    </w:p>
+    <w:p>
+      <w:pPr>
+        <w:numPr>
+          <w:ilvl w:val="0"/>
+          <w:numId w:val="1035"/>
+        </w:numPr>
+        <w:pStyle w:val="Compact"/>
+      </w:pPr>
+      <w:r>
+        <w:t xml:space="preserve">Request erasure of personal data (subject to legal and contractual obligations);</w:t>
+      </w:r>
+    </w:p>
+    <w:p>
+      <w:pPr>
+        <w:numPr>
+          <w:ilvl w:val="0"/>
+          <w:numId w:val="1035"/>
+        </w:numPr>
+        <w:pStyle w:val="Compact"/>
+      </w:pPr>
+      <w:r>
+        <w:t xml:space="preserve">Object to or restrict certain processing activities;</w:t>
+      </w:r>
+    </w:p>
+    <w:p>
+      <w:pPr>
+        <w:numPr>
+          <w:ilvl w:val="0"/>
+          <w:numId w:val="1035"/>
+        </w:numPr>
+        <w:pStyle w:val="Compact"/>
+      </w:pPr>
+      <w:r>
+        <w:t xml:space="preserve">Data portability; and</w:t>
+      </w:r>
+    </w:p>
+    <w:p>
+      <w:pPr>
+        <w:numPr>
+          <w:ilvl w:val="0"/>
+          <w:numId w:val="1035"/>
+        </w:numPr>
+        <w:pStyle w:val="Compact"/>
+      </w:pPr>
+      <w:r>
+        <w:t xml:space="preserve">Lodge a complaint with the Nigeria Data Protection Commission (NDPC).</w:t>
       </w:r>
     </w:p>
     <w:bookmarkEnd w:id="93"/>
-    <w:bookmarkStart w:id="94" w:name="data-retention"/>
-    <w:p>
-      <w:pPr>
-        <w:pStyle w:val="Heading3"/>
-        <w:rPr>
-          <w:color w:val="E08A00"/>
-        </w:rPr>
-      </w:pPr>
-      <w:r>
-        <w:rPr>
-          <w:b/>
-          <w:color w:val="E08A00"/>
-          <w:sz w:val="26"/>
-        </w:rPr>
-        <w:t xml:space="preserve">14.5 Data Retention</w:t>
-      </w:r>
-    </w:p>
-    <w:p>
-      <w:pPr>
-        <w:pStyle w:val="FirstParagraph"/>
-      </w:pPr>
-      <w:r>
-        <w:t xml:space="preserve">The Company shall retain the Intern’s personal data for a period not exceeding what is necessary for the purposes for which it was collected, or as required by applicable law, whichever is longer. The Company’s data retention policy shall be made available to the Intern upon request.</w:t>
-      </w:r>
-    </w:p>
-    <w:bookmarkEnd w:id="94"/>
-    <w:bookmarkStart w:id="95" w:name="data-subject-rights"/>
-    <w:p>
-      <w:pPr>
-        <w:pStyle w:val="Heading3"/>
-        <w:rPr>
-          <w:color w:val="E08A00"/>
-        </w:rPr>
-      </w:pPr>
-      <w:r>
-        <w:rPr>
-          <w:b/>
-          <w:color w:val="E08A00"/>
-          <w:sz w:val="26"/>
-        </w:rPr>
-        <w:t xml:space="preserve">14.6 Data Subject Rights</w:t>
-      </w:r>
-    </w:p>
-    <w:p>
-      <w:pPr>
-        <w:pStyle w:val="FirstParagraph"/>
-      </w:pPr>
-      <w:r>
-        <w:t xml:space="preserve">The Intern has the right, subject to applicable law, to:</w:t>
-      </w:r>
-    </w:p>
-    <w:p>
-      <w:pPr>
-        <w:numPr>
-          <w:ilvl w:val="0"/>
-          <w:numId w:val="1035"/>
-        </w:numPr>
-        <w:pStyle w:val="Compact"/>
-      </w:pPr>
-      <w:r>
-        <w:t xml:space="preserve">Access their personal data held by the Company;</w:t>
-      </w:r>
-    </w:p>
-    <w:p>
-      <w:pPr>
-        <w:numPr>
-          <w:ilvl w:val="0"/>
-          <w:numId w:val="1035"/>
-        </w:numPr>
-        <w:pStyle w:val="Compact"/>
-      </w:pPr>
-      <w:r>
-        <w:t xml:space="preserve">Request rectification of inaccurate personal data;</w:t>
-      </w:r>
-    </w:p>
-    <w:p>
-      <w:pPr>
-        <w:numPr>
-          <w:ilvl w:val="0"/>
-          <w:numId w:val="1035"/>
-        </w:numPr>
-        <w:pStyle w:val="Compact"/>
-      </w:pPr>
-      <w:r>
-        <w:t xml:space="preserve">Request erasure of personal data (subject to legal and contractual obligations);</w:t>
-      </w:r>
-    </w:p>
-    <w:p>
-      <w:pPr>
-        <w:numPr>
-          <w:ilvl w:val="0"/>
-          <w:numId w:val="1035"/>
-        </w:numPr>
-        <w:pStyle w:val="Compact"/>
-      </w:pPr>
-      <w:r>
-        <w:t xml:space="preserve">Object to or restrict certain processing activities;</w:t>
-      </w:r>
-    </w:p>
-    <w:p>
-      <w:pPr>
-        <w:numPr>
-          <w:ilvl w:val="0"/>
-          <w:numId w:val="1035"/>
-        </w:numPr>
-        <w:pStyle w:val="Compact"/>
-      </w:pPr>
-      <w:r>
-        <w:t xml:space="preserve">Data portability; and</w:t>
-      </w:r>
-    </w:p>
-    <w:p>
-      <w:pPr>
-        <w:numPr>
-          <w:ilvl w:val="0"/>
-          <w:numId w:val="1035"/>
-        </w:numPr>
-        <w:pStyle w:val="Compact"/>
-      </w:pPr>
-      <w:r>
-        <w:t xml:space="preserve">Lodge a complaint with the Nigeria Data Protection Commission (NDPC).</w:t>
-      </w:r>
-    </w:p>
-    <w:bookmarkEnd w:id="95"/>
-    <w:bookmarkStart w:id="96" w:name="consent"/>
+    <w:bookmarkStart w:id="94" w:name="consent"/>
     <w:p>
       <w:pPr>
         <w:pStyle w:val="Heading3"/>
@@ -6210,9 +6128,9 @@
         </w:pict>
       </w:r>
     </w:p>
-    <w:bookmarkEnd w:id="96"/>
-    <w:bookmarkEnd w:id="97"/>
-    <w:bookmarkStart w:id="107" w:name="general-provisions"/>
+    <w:bookmarkEnd w:id="94"/>
+    <w:bookmarkEnd w:id="95"/>
+    <w:bookmarkStart w:id="105" w:name="general-provisions"/>
     <w:p>
       <w:pPr>
         <w:pBdr>
@@ -6241,7 +6159,7 @@
         <w:t xml:space="preserve">15. GENERAL PROVISIONS</w:t>
       </w:r>
     </w:p>
-    <w:bookmarkStart w:id="98" w:name="severability"/>
+    <w:bookmarkStart w:id="96" w:name="severability"/>
     <w:p>
       <w:pPr>
         <w:pStyle w:val="Heading3"/>
@@ -6266,8 +6184,76 @@
         <w:t xml:space="preserve">If any provision of this Agreement is held to be invalid, illegal, or unenforceable by a court or tribunal of competent jurisdiction, such provision shall be severed from this Agreement and the remaining provisions shall continue in full force and effect. The Parties shall negotiate in good faith to replace the severed provision with a valid provision that achieves, to the extent possible, the original commercial intent.</w:t>
       </w:r>
     </w:p>
+    <w:bookmarkEnd w:id="96"/>
+    <w:bookmarkStart w:id="97" w:name="entire-agreement"/>
+    <w:p>
+      <w:pPr>
+        <w:pStyle w:val="Heading3"/>
+        <w:rPr>
+          <w:color w:val="E08A00"/>
+        </w:rPr>
+      </w:pPr>
+      <w:r>
+        <w:rPr>
+          <w:b/>
+          <w:color w:val="E08A00"/>
+          <w:sz w:val="26"/>
+        </w:rPr>
+        <w:t xml:space="preserve">15.2 Entire Agreement</w:t>
+      </w:r>
+    </w:p>
+    <w:p>
+      <w:pPr>
+        <w:pStyle w:val="FirstParagraph"/>
+      </w:pPr>
+      <w:r>
+        <w:t xml:space="preserve">This Agreement, together with all schedules and annexures hereto, constitutes the</w:t>
+      </w:r>
+      <w:r>
+        <w:t xml:space="preserve"> </w:t>
+      </w:r>
+      <w:r>
+        <w:rPr>
+          <w:bCs/>
+          <w:b/>
+        </w:rPr>
+        <w:t xml:space="preserve">entire agreement</w:t>
+      </w:r>
+      <w:r>
+        <w:t xml:space="preserve"> </w:t>
+      </w:r>
+      <w:r>
+        <w:t xml:space="preserve">between the Parties with respect to the subject matter hereof and supersedes all prior negotiations, representations, warranties, understandings, and agreements between the Parties, whether written or oral, relating to the Internship.</w:t>
+      </w:r>
+    </w:p>
+    <w:bookmarkEnd w:id="97"/>
+    <w:bookmarkStart w:id="98" w:name="amendments"/>
+    <w:p>
+      <w:pPr>
+        <w:pStyle w:val="Heading3"/>
+        <w:rPr>
+          <w:color w:val="E08A00"/>
+        </w:rPr>
+      </w:pPr>
+      <w:r>
+        <w:rPr>
+          <w:b/>
+          <w:color w:val="E08A00"/>
+          <w:sz w:val="26"/>
+        </w:rPr>
+        <w:t xml:space="preserve">15.3 Amendments</w:t>
+      </w:r>
+    </w:p>
+    <w:p>
+      <w:pPr>
+        <w:pStyle w:val="FirstParagraph"/>
+      </w:pPr>
+      <w:r>
+        <w:t xml:space="preserve">No amendment, modification, or waiver of any provision of this Agreement shall be effective unless made in writing and signed by both Parties.</w:t>
+      </w:r>
+    </w:p>
     <w:bookmarkEnd w:id="98"/>
-    <w:bookmarkStart w:id="99" w:name="entire-agreement"/>
+    <w:bookmarkStart w:id="99" w:name="waiver"/>
     <w:p>
       <w:pPr>
         <w:pStyle w:val="Heading3"/>
@@ -6281,7 +6267,7 @@
           <w:color w:val="E08A00"/>
           <w:sz w:val="26"/>
         </w:rPr>
-        <w:t xml:space="preserve">15.2 Entire Agreement</w:t>
+        <w:t xml:space="preserve">15.4 Waiver</w:t>
       </w:r>
     </w:p>
     <w:p>
@@ -6289,27 +6275,11 @@
         <w:pStyle w:val="FirstParagraph"/>
       </w:pPr>
       <w:r>
-        <w:t xml:space="preserve">This Agreement, together with all schedules and annexures hereto, constitutes the</w:t>
-      </w:r>
-      <w:r>
-        <w:t xml:space="preserve"> </w:t>
-      </w:r>
-      <w:r>
-        <w:rPr>
-          <w:bCs/>
-          <w:b/>
-        </w:rPr>
-        <w:t xml:space="preserve">entire agreement</w:t>
-      </w:r>
-      <w:r>
-        <w:t xml:space="preserve"> </w:t>
-      </w:r>
-      <w:r>
-        <w:t xml:space="preserve">between the Parties with respect to the subject matter hereof and supersedes all prior negotiations, representations, warranties, understandings, and agreements between the Parties, whether written or oral, relating to the Internship.</w:t>
+        <w:t xml:space="preserve">The failure of either Party to enforce any provision of this Agreement shall not constitute a waiver of that Party’s right to enforce that provision or any other provision at any later time.</w:t>
       </w:r>
     </w:p>
     <w:bookmarkEnd w:id="99"/>
-    <w:bookmarkStart w:id="100" w:name="amendments"/>
+    <w:bookmarkStart w:id="100" w:name="assignment"/>
     <w:p>
       <w:pPr>
         <w:pStyle w:val="Heading3"/>
@@ -6323,7 +6293,7 @@
           <w:color w:val="E08A00"/>
           <w:sz w:val="26"/>
         </w:rPr>
-        <w:t xml:space="preserve">15.3 Amendments</w:t>
+        <w:t xml:space="preserve">15.5 Assignment</w:t>
       </w:r>
     </w:p>
     <w:p>
@@ -6331,11 +6301,11 @@
         <w:pStyle w:val="FirstParagraph"/>
       </w:pPr>
       <w:r>
-        <w:t xml:space="preserve">No amendment, modification, or waiver of any provision of this Agreement shall be effective unless made in writing and signed by both Parties.</w:t>
+        <w:t xml:space="preserve">The Intern may not assign, transfer, or delegate any of their rights or obligations under this Agreement without the prior written consent of the Company. The Company may assign this Agreement to any affiliate, successor, or acquirer of all or substantially all of its business or assets.</w:t>
       </w:r>
     </w:p>
     <w:bookmarkEnd w:id="100"/>
-    <w:bookmarkStart w:id="101" w:name="waiver"/>
+    <w:bookmarkStart w:id="101" w:name="notices"/>
     <w:p>
       <w:pPr>
         <w:pStyle w:val="Heading3"/>
@@ -6349,7 +6319,7 @@
           <w:color w:val="E08A00"/>
           <w:sz w:val="26"/>
         </w:rPr>
-        <w:t xml:space="preserve">15.4 Waiver</w:t>
+        <w:t xml:space="preserve">15.6 Notices</w:t>
       </w:r>
     </w:p>
     <w:p>
@@ -6357,11 +6327,47 @@
         <w:pStyle w:val="FirstParagraph"/>
       </w:pPr>
       <w:r>
-        <w:t xml:space="preserve">The failure of either Party to enforce any provision of this Agreement shall not constitute a waiver of that Party’s right to enforce that provision or any other provision at any later time.</w:t>
+        <w:t xml:space="preserve">All notices under this Agreement shall be in writing and shall be deemed to have been duly given when:</w:t>
+      </w:r>
+    </w:p>
+    <w:p>
+      <w:pPr>
+        <w:numPr>
+          <w:ilvl w:val="0"/>
+          <w:numId w:val="1036"/>
+        </w:numPr>
+        <w:pStyle w:val="Compact"/>
+      </w:pPr>
+      <w:r>
+        <w:t xml:space="preserve">Delivered personally;</w:t>
+      </w:r>
+    </w:p>
+    <w:p>
+      <w:pPr>
+        <w:numPr>
+          <w:ilvl w:val="0"/>
+          <w:numId w:val="1036"/>
+        </w:numPr>
+        <w:pStyle w:val="Compact"/>
+      </w:pPr>
+      <w:r>
+        <w:t xml:space="preserve">Sent by email to the email addresses specified in this Agreement (with confirmation of receipt); or</w:t>
+      </w:r>
+    </w:p>
+    <w:p>
+      <w:pPr>
+        <w:numPr>
+          <w:ilvl w:val="0"/>
+          <w:numId w:val="1036"/>
+        </w:numPr>
+        <w:pStyle w:val="Compact"/>
+      </w:pPr>
+      <w:r>
+        <w:t xml:space="preserve">Sent by registered post to the addresses specified in this Agreement.</w:t>
       </w:r>
     </w:p>
     <w:bookmarkEnd w:id="101"/>
-    <w:bookmarkStart w:id="102" w:name="assignment"/>
+    <w:bookmarkStart w:id="102" w:name="governing-law"/>
     <w:p>
       <w:pPr>
         <w:pStyle w:val="Heading3"/>
@@ -6375,7 +6381,7 @@
           <w:color w:val="E08A00"/>
           <w:sz w:val="26"/>
         </w:rPr>
-        <w:t xml:space="preserve">15.5 Assignment</w:t>
+        <w:t xml:space="preserve">15.7 Governing Law</w:t>
       </w:r>
     </w:p>
     <w:p>
@@ -6383,11 +6389,24 @@
         <w:pStyle w:val="FirstParagraph"/>
       </w:pPr>
       <w:r>
-        <w:t xml:space="preserve">The Intern may not assign, transfer, or delegate any of their rights or obligations under this Agreement without the prior written consent of the Company. The Company may assign this Agreement to any affiliate, successor, or acquirer of all or substantially all of its business or assets.</w:t>
+        <w:t xml:space="preserve">This Agreement shall be governed by and construed in accordance with the</w:t>
+      </w:r>
+      <w:r>
+        <w:t xml:space="preserve"> </w:t>
+      </w:r>
+      <w:r>
+        <w:rPr>
+          <w:bCs/>
+          <w:b/>
+        </w:rPr>
+        <w:t xml:space="preserve">laws of the Federal Republic of Nigeria</w:t>
+      </w:r>
+      <w:r>
+        <w:t xml:space="preserve">.</w:t>
       </w:r>
     </w:p>
     <w:bookmarkEnd w:id="102"/>
-    <w:bookmarkStart w:id="103" w:name="notices"/>
+    <w:bookmarkStart w:id="103" w:name="relationship-to-other-agreements"/>
     <w:p>
       <w:pPr>
         <w:pStyle w:val="Heading3"/>
@@ -6401,7 +6420,7 @@
           <w:color w:val="E08A00"/>
           <w:sz w:val="26"/>
         </w:rPr>
-        <w:t xml:space="preserve">15.6 Notices</w:t>
+        <w:t xml:space="preserve">15.8 Relationship to Other Agreements</w:t>
       </w:r>
     </w:p>
     <w:p>
@@ -6409,112 +6428,11 @@
         <w:pStyle w:val="FirstParagraph"/>
       </w:pPr>
       <w:r>
-        <w:t xml:space="preserve">All notices under this Agreement shall be in writing and shall be deemed to have been duly given when:</w:t>
-      </w:r>
-    </w:p>
-    <w:p>
-      <w:pPr>
-        <w:numPr>
-          <w:ilvl w:val="0"/>
-          <w:numId w:val="1036"/>
-        </w:numPr>
-        <w:pStyle w:val="Compact"/>
-      </w:pPr>
-      <w:r>
-        <w:t xml:space="preserve">Delivered personally;</w:t>
-      </w:r>
-    </w:p>
-    <w:p>
-      <w:pPr>
-        <w:numPr>
-          <w:ilvl w:val="0"/>
-          <w:numId w:val="1036"/>
-        </w:numPr>
-        <w:pStyle w:val="Compact"/>
-      </w:pPr>
-      <w:r>
-        <w:t xml:space="preserve">Sent by email to the email addresses specified in this Agreement (with confirmation of receipt); or</w:t>
-      </w:r>
-    </w:p>
-    <w:p>
-      <w:pPr>
-        <w:numPr>
-          <w:ilvl w:val="0"/>
-          <w:numId w:val="1036"/>
-        </w:numPr>
-        <w:pStyle w:val="Compact"/>
-      </w:pPr>
-      <w:r>
-        <w:t xml:space="preserve">Sent by registered post to the addresses specified in this Agreement.</w:t>
+        <w:t xml:space="preserve">If the Intern has entered into any other agreement with the Company (including but not limited to a separate non-disclosure agreement), the provisions of this Agreement shall be in addition to, and shall not limit or supersede, the provisions of such other agreement, unless expressly stated otherwise in writing.</w:t>
       </w:r>
     </w:p>
     <w:bookmarkEnd w:id="103"/>
-    <w:bookmarkStart w:id="104" w:name="governing-law"/>
-    <w:p>
-      <w:pPr>
-        <w:pStyle w:val="Heading3"/>
-        <w:rPr>
-          <w:color w:val="E08A00"/>
-        </w:rPr>
-      </w:pPr>
-      <w:r>
-        <w:rPr>
-          <w:b/>
-          <w:color w:val="E08A00"/>
-          <w:sz w:val="26"/>
-        </w:rPr>
-        <w:t xml:space="preserve">15.7 Governing Law</w:t>
-      </w:r>
-    </w:p>
-    <w:p>
-      <w:pPr>
-        <w:pStyle w:val="FirstParagraph"/>
-      </w:pPr>
-      <w:r>
-        <w:t xml:space="preserve">This Agreement shall be governed by and construed in accordance with the</w:t>
-      </w:r>
-      <w:r>
-        <w:t xml:space="preserve"> </w:t>
-      </w:r>
-      <w:r>
-        <w:rPr>
-          <w:bCs/>
-          <w:b/>
-        </w:rPr>
-        <w:t xml:space="preserve">laws of the Federal Republic of Nigeria</w:t>
-      </w:r>
-      <w:r>
-        <w:t xml:space="preserve">.</w:t>
-      </w:r>
-    </w:p>
-    <w:bookmarkEnd w:id="104"/>
-    <w:bookmarkStart w:id="105" w:name="relationship-to-other-agreements"/>
-    <w:p>
-      <w:pPr>
-        <w:pStyle w:val="Heading3"/>
-        <w:rPr>
-          <w:color w:val="E08A00"/>
-        </w:rPr>
-      </w:pPr>
-      <w:r>
-        <w:rPr>
-          <w:b/>
-          <w:color w:val="E08A00"/>
-          <w:sz w:val="26"/>
-        </w:rPr>
-        <w:t xml:space="preserve">15.8 Relationship to Other Agreements</w:t>
-      </w:r>
-    </w:p>
-    <w:p>
-      <w:pPr>
-        <w:pStyle w:val="FirstParagraph"/>
-      </w:pPr>
-      <w:r>
-        <w:t xml:space="preserve">If the Intern has entered into any other agreement with the Company (including but not limited to a separate non-disclosure agreement), the provisions of this Agreement shall be in addition to, and shall not limit or supersede, the provisions of such other agreement, unless expressly stated otherwise in writing.</w:t>
-      </w:r>
-    </w:p>
-    <w:bookmarkEnd w:id="105"/>
-    <w:bookmarkStart w:id="106" w:name="counterparts"/>
+    <w:bookmarkStart w:id="104" w:name="counterparts"/>
     <w:p>
       <w:pPr>
         <w:pStyle w:val="Heading3"/>
@@ -6546,9 +6464,9 @@
         </w:pict>
       </w:r>
     </w:p>
-    <w:bookmarkEnd w:id="106"/>
-    <w:bookmarkEnd w:id="107"/>
-    <w:bookmarkStart w:id="112" w:name="dispute-resolution"/>
+    <w:bookmarkEnd w:id="104"/>
+    <w:bookmarkEnd w:id="105"/>
+    <w:bookmarkStart w:id="110" w:name="dispute-resolution"/>
     <w:p>
       <w:pPr>
         <w:pBdr>
@@ -6577,7 +6495,7 @@
         <w:t xml:space="preserve">16. DISPUTE RESOLUTION</w:t>
       </w:r>
     </w:p>
-    <w:bookmarkStart w:id="108" w:name="good-faith-negotiation"/>
+    <w:bookmarkStart w:id="106" w:name="good-faith-negotiation"/>
     <w:p>
       <w:pPr>
         <w:pStyle w:val="Heading3"/>
@@ -6618,320 +6536,320 @@
         <w:t xml:space="preserve">between the Parties (or their designated representatives) for a period of not less than fourteen (14) calendar days from the date on which one Party notifies the other in writing of the dispute.</w:t>
       </w:r>
     </w:p>
+    <w:bookmarkEnd w:id="106"/>
+    <w:bookmarkStart w:id="107" w:name="mediation"/>
+    <w:p>
+      <w:pPr>
+        <w:pStyle w:val="Heading3"/>
+        <w:rPr>
+          <w:color w:val="E08A00"/>
+        </w:rPr>
+      </w:pPr>
+      <w:r>
+        <w:rPr>
+          <w:b/>
+          <w:color w:val="E08A00"/>
+          <w:sz w:val="26"/>
+        </w:rPr>
+        <w:t xml:space="preserve">16.2 Mediation</w:t>
+      </w:r>
+    </w:p>
+    <w:p>
+      <w:pPr>
+        <w:pStyle w:val="FirstParagraph"/>
+      </w:pPr>
+      <w:r>
+        <w:t xml:space="preserve">If the dispute is not resolved through negotiation within the period specified in Section 16.1, either Party may refer the dispute to</w:t>
+      </w:r>
+      <w:r>
+        <w:t xml:space="preserve"> </w:t>
+      </w:r>
+      <w:r>
+        <w:rPr>
+          <w:bCs/>
+          <w:b/>
+        </w:rPr>
+        <w:t xml:space="preserve">mediation</w:t>
+      </w:r>
+      <w:r>
+        <w:t xml:space="preserve"> </w:t>
+      </w:r>
+      <w:r>
+        <w:t xml:space="preserve">administered by:</w:t>
+      </w:r>
+    </w:p>
+    <w:p>
+      <w:pPr>
+        <w:pStyle w:val="BodyText"/>
+      </w:pPr>
+      <w:r>
+        <w:rPr>
+          <w:bCs/>
+          <w:b/>
+        </w:rPr>
+        <w:t xml:space="preserve">Mediating Body:</w:t>
+      </w:r>
+      <w:r>
+        <w:t xml:space="preserve"> </w:t>
+      </w:r>
+      <w:r>
+        <w:t xml:space="preserve">The Lagos Court of Arbitration (LCA) or such other reputable mediation institution as the Parties may agree.</w:t>
+      </w:r>
+    </w:p>
+    <w:p>
+      <w:pPr>
+        <w:pStyle w:val="BodyText"/>
+      </w:pPr>
+      <w:r>
+        <w:rPr>
+          <w:bCs/>
+          <w:b/>
+        </w:rPr>
+        <w:t xml:space="preserve">Location:</w:t>
+      </w:r>
+      <w:r>
+        <w:t xml:space="preserve"> </w:t>
+      </w:r>
+      <w:r>
+        <w:t xml:space="preserve">Lagos, Nigeria</w:t>
+      </w:r>
+    </w:p>
+    <w:p>
+      <w:pPr>
+        <w:pStyle w:val="BodyText"/>
+      </w:pPr>
+      <w:r>
+        <w:t xml:space="preserve">The mediation shall be conducted in accordance with the mediation rules of the chosen institution. The costs of mediation shall be shared equally between the Parties unless the mediator determines otherwise.</w:t>
+      </w:r>
+    </w:p>
+    <w:bookmarkEnd w:id="107"/>
+    <w:bookmarkStart w:id="108" w:name="arbitration"/>
+    <w:p>
+      <w:pPr>
+        <w:pStyle w:val="Heading3"/>
+        <w:rPr>
+          <w:color w:val="E08A00"/>
+        </w:rPr>
+      </w:pPr>
+      <w:r>
+        <w:rPr>
+          <w:b/>
+          <w:color w:val="E08A00"/>
+          <w:sz w:val="26"/>
+        </w:rPr>
+        <w:t xml:space="preserve">16.3 Arbitration</w:t>
+      </w:r>
+    </w:p>
+    <w:p>
+      <w:pPr>
+        <w:pStyle w:val="FirstParagraph"/>
+      </w:pPr>
+      <w:r>
+        <w:t xml:space="preserve">If the dispute is not resolved through mediation within thirty (30) calendar days of the commencement of the mediation process (or such longer period as the Parties may agree), either Party may refer the dispute to</w:t>
+      </w:r>
+      <w:r>
+        <w:t xml:space="preserve"> </w:t>
+      </w:r>
+      <w:r>
+        <w:rPr>
+          <w:bCs/>
+          <w:b/>
+        </w:rPr>
+        <w:t xml:space="preserve">binding arbitration</w:t>
+      </w:r>
+      <w:r>
+        <w:t xml:space="preserve"> </w:t>
+      </w:r>
+      <w:r>
+        <w:t xml:space="preserve">in accordance with the following:</w:t>
+      </w:r>
+    </w:p>
+    <w:p>
+      <w:pPr>
+        <w:numPr>
+          <w:ilvl w:val="0"/>
+          <w:numId w:val="1037"/>
+        </w:numPr>
+      </w:pPr>
+      <w:r>
+        <w:rPr>
+          <w:bCs/>
+          <w:b/>
+        </w:rPr>
+        <w:t xml:space="preserve">Administering Body:</w:t>
+      </w:r>
+      <w:r>
+        <w:t xml:space="preserve"> </w:t>
+      </w:r>
+      <w:r>
+        <w:t xml:space="preserve">The Lagos Court of Arbitration (LCA)</w:t>
+      </w:r>
+    </w:p>
+    <w:p>
+      <w:pPr>
+        <w:numPr>
+          <w:ilvl w:val="0"/>
+          <w:numId w:val="1037"/>
+        </w:numPr>
+      </w:pPr>
+      <w:r>
+        <w:rPr>
+          <w:bCs/>
+          <w:b/>
+        </w:rPr>
+        <w:t xml:space="preserve">Rules:</w:t>
+      </w:r>
+      <w:r>
+        <w:t xml:space="preserve"> </w:t>
+      </w:r>
+      <w:r>
+        <w:t xml:space="preserve">The Arbitration and Conciliation Act, Cap A18, Laws of the Federation of Nigeria, 2004, and the rules of the Lagos Court of Arbitration</w:t>
+      </w:r>
+    </w:p>
+    <w:p>
+      <w:pPr>
+        <w:numPr>
+          <w:ilvl w:val="0"/>
+          <w:numId w:val="1037"/>
+        </w:numPr>
+      </w:pPr>
+      <w:r>
+        <w:rPr>
+          <w:bCs/>
+          <w:b/>
+        </w:rPr>
+        <w:t xml:space="preserve">Seat of Arbitration:</w:t>
+      </w:r>
+      <w:r>
+        <w:t xml:space="preserve"> </w:t>
+      </w:r>
+      <w:r>
+        <w:t xml:space="preserve">Lagos, Nigeria</w:t>
+      </w:r>
+    </w:p>
+    <w:p>
+      <w:pPr>
+        <w:numPr>
+          <w:ilvl w:val="0"/>
+          <w:numId w:val="1037"/>
+        </w:numPr>
+      </w:pPr>
+      <w:r>
+        <w:rPr>
+          <w:bCs/>
+          <w:b/>
+        </w:rPr>
+        <w:t xml:space="preserve">Language:</w:t>
+      </w:r>
+      <w:r>
+        <w:t xml:space="preserve"> </w:t>
+      </w:r>
+      <w:r>
+        <w:t xml:space="preserve">English</w:t>
+      </w:r>
+    </w:p>
+    <w:p>
+      <w:pPr>
+        <w:numPr>
+          <w:ilvl w:val="0"/>
+          <w:numId w:val="1037"/>
+        </w:numPr>
+      </w:pPr>
+      <w:r>
+        <w:rPr>
+          <w:bCs/>
+          <w:b/>
+        </w:rPr>
+        <w:t xml:space="preserve">Number of Arbitrators:</w:t>
+      </w:r>
+      <w:r>
+        <w:t xml:space="preserve"> </w:t>
+      </w:r>
+      <w:r>
+        <w:t xml:space="preserve">One (1) arbitrator, to be appointed by mutual agreement of the Parties or, failing agreement within fourteen (14) calendar days, by the Lagos Court of Arbitration</w:t>
+      </w:r>
+    </w:p>
+    <w:p>
+      <w:pPr>
+        <w:numPr>
+          <w:ilvl w:val="0"/>
+          <w:numId w:val="1037"/>
+        </w:numPr>
+      </w:pPr>
+      <w:r>
+        <w:rPr>
+          <w:bCs/>
+          <w:b/>
+        </w:rPr>
+        <w:t xml:space="preserve">Binding Decision:</w:t>
+      </w:r>
+      <w:r>
+        <w:t xml:space="preserve"> </w:t>
+      </w:r>
+      <w:r>
+        <w:t xml:space="preserve">The decision of the arbitrator shall be</w:t>
+      </w:r>
+      <w:r>
+        <w:t xml:space="preserve"> </w:t>
+      </w:r>
+      <w:r>
+        <w:rPr>
+          <w:bCs/>
+          <w:b/>
+        </w:rPr>
+        <w:t xml:space="preserve">final and binding</w:t>
+      </w:r>
+      <w:r>
+        <w:t xml:space="preserve"> </w:t>
+      </w:r>
+      <w:r>
+        <w:t xml:space="preserve">on both Parties, and judgment upon the award may be entered in any court of competent jurisdiction.</w:t>
+      </w:r>
+    </w:p>
+    <w:p>
+      <w:pPr>
+        <w:numPr>
+          <w:ilvl w:val="0"/>
+          <w:numId w:val="1037"/>
+        </w:numPr>
+      </w:pPr>
+      <w:r>
+        <w:rPr>
+          <w:bCs/>
+          <w:b/>
+        </w:rPr>
+        <w:t xml:space="preserve">Confidentiality:</w:t>
+      </w:r>
+      <w:r>
+        <w:t xml:space="preserve"> </w:t>
+      </w:r>
+      <w:r>
+        <w:t xml:space="preserve">All arbitration proceedings and any award shall be kept confidential by both Parties.</w:t>
+      </w:r>
+    </w:p>
+    <w:p>
+      <w:pPr>
+        <w:numPr>
+          <w:ilvl w:val="0"/>
+          <w:numId w:val="1037"/>
+        </w:numPr>
+      </w:pPr>
+      <w:r>
+        <w:rPr>
+          <w:bCs/>
+          <w:b/>
+        </w:rPr>
+        <w:t xml:space="preserve">Costs:</w:t>
+      </w:r>
+      <w:r>
+        <w:t xml:space="preserve"> </w:t>
+      </w:r>
+      <w:r>
+        <w:t xml:space="preserve">The arbitrator shall have the authority to award costs, including reasonable legal fees, to the prevailing Party.</w:t>
+      </w:r>
+    </w:p>
     <w:bookmarkEnd w:id="108"/>
-    <w:bookmarkStart w:id="109" w:name="mediation"/>
-    <w:p>
-      <w:pPr>
-        <w:pStyle w:val="Heading3"/>
-        <w:rPr>
-          <w:color w:val="E08A00"/>
-        </w:rPr>
-      </w:pPr>
-      <w:r>
-        <w:rPr>
-          <w:b/>
-          <w:color w:val="E08A00"/>
-          <w:sz w:val="26"/>
-        </w:rPr>
-        <w:t xml:space="preserve">16.2 Mediation</w:t>
-      </w:r>
-    </w:p>
-    <w:p>
-      <w:pPr>
-        <w:pStyle w:val="FirstParagraph"/>
-      </w:pPr>
-      <w:r>
-        <w:t xml:space="preserve">If the dispute is not resolved through negotiation within the period specified in Section 16.1, either Party may refer the dispute to</w:t>
-      </w:r>
-      <w:r>
-        <w:t xml:space="preserve"> </w:t>
-      </w:r>
-      <w:r>
-        <w:rPr>
-          <w:bCs/>
-          <w:b/>
-        </w:rPr>
-        <w:t xml:space="preserve">mediation</w:t>
-      </w:r>
-      <w:r>
-        <w:t xml:space="preserve"> </w:t>
-      </w:r>
-      <w:r>
-        <w:t xml:space="preserve">administered by:</w:t>
-      </w:r>
-    </w:p>
-    <w:p>
-      <w:pPr>
-        <w:pStyle w:val="BodyText"/>
-      </w:pPr>
-      <w:r>
-        <w:rPr>
-          <w:bCs/>
-          <w:b/>
-        </w:rPr>
-        <w:t xml:space="preserve">Mediating Body:</w:t>
-      </w:r>
-      <w:r>
-        <w:t xml:space="preserve"> </w:t>
-      </w:r>
-      <w:r>
-        <w:t xml:space="preserve">The Lagos Court of Arbitration (LCA) or such other reputable mediation institution as the Parties may agree.</w:t>
-      </w:r>
-    </w:p>
-    <w:p>
-      <w:pPr>
-        <w:pStyle w:val="BodyText"/>
-      </w:pPr>
-      <w:r>
-        <w:rPr>
-          <w:bCs/>
-          <w:b/>
-        </w:rPr>
-        <w:t xml:space="preserve">Location:</w:t>
-      </w:r>
-      <w:r>
-        <w:t xml:space="preserve"> </w:t>
-      </w:r>
-      <w:r>
-        <w:t xml:space="preserve">Lagos, Nigeria</w:t>
-      </w:r>
-    </w:p>
-    <w:p>
-      <w:pPr>
-        <w:pStyle w:val="BodyText"/>
-      </w:pPr>
-      <w:r>
-        <w:t xml:space="preserve">The mediation shall be conducted in accordance with the mediation rules of the chosen institution. The costs of mediation shall be shared equally between the Parties unless the mediator determines otherwise.</w:t>
-      </w:r>
-    </w:p>
-    <w:bookmarkEnd w:id="109"/>
-    <w:bookmarkStart w:id="110" w:name="arbitration"/>
-    <w:p>
-      <w:pPr>
-        <w:pStyle w:val="Heading3"/>
-        <w:rPr>
-          <w:color w:val="E08A00"/>
-        </w:rPr>
-      </w:pPr>
-      <w:r>
-        <w:rPr>
-          <w:b/>
-          <w:color w:val="E08A00"/>
-          <w:sz w:val="26"/>
-        </w:rPr>
-        <w:t xml:space="preserve">16.3 Arbitration</w:t>
-      </w:r>
-    </w:p>
-    <w:p>
-      <w:pPr>
-        <w:pStyle w:val="FirstParagraph"/>
-      </w:pPr>
-      <w:r>
-        <w:t xml:space="preserve">If the dispute is not resolved through mediation within thirty (30) calendar days of the commencement of the mediation process (or such longer period as the Parties may agree), either Party may refer the dispute to</w:t>
-      </w:r>
-      <w:r>
-        <w:t xml:space="preserve"> </w:t>
-      </w:r>
-      <w:r>
-        <w:rPr>
-          <w:bCs/>
-          <w:b/>
-        </w:rPr>
-        <w:t xml:space="preserve">binding arbitration</w:t>
-      </w:r>
-      <w:r>
-        <w:t xml:space="preserve"> </w:t>
-      </w:r>
-      <w:r>
-        <w:t xml:space="preserve">in accordance with the following:</w:t>
-      </w:r>
-    </w:p>
-    <w:p>
-      <w:pPr>
-        <w:numPr>
-          <w:ilvl w:val="0"/>
-          <w:numId w:val="1037"/>
-        </w:numPr>
-      </w:pPr>
-      <w:r>
-        <w:rPr>
-          <w:bCs/>
-          <w:b/>
-        </w:rPr>
-        <w:t xml:space="preserve">Administering Body:</w:t>
-      </w:r>
-      <w:r>
-        <w:t xml:space="preserve"> </w:t>
-      </w:r>
-      <w:r>
-        <w:t xml:space="preserve">The Lagos Court of Arbitration (LCA)</w:t>
-      </w:r>
-    </w:p>
-    <w:p>
-      <w:pPr>
-        <w:numPr>
-          <w:ilvl w:val="0"/>
-          <w:numId w:val="1037"/>
-        </w:numPr>
-      </w:pPr>
-      <w:r>
-        <w:rPr>
-          <w:bCs/>
-          <w:b/>
-        </w:rPr>
-        <w:t xml:space="preserve">Rules:</w:t>
-      </w:r>
-      <w:r>
-        <w:t xml:space="preserve"> </w:t>
-      </w:r>
-      <w:r>
-        <w:t xml:space="preserve">The Arbitration and Conciliation Act, Cap A18, Laws of the Federation of Nigeria, 2004, and the rules of the Lagos Court of Arbitration</w:t>
-      </w:r>
-    </w:p>
-    <w:p>
-      <w:pPr>
-        <w:numPr>
-          <w:ilvl w:val="0"/>
-          <w:numId w:val="1037"/>
-        </w:numPr>
-      </w:pPr>
-      <w:r>
-        <w:rPr>
-          <w:bCs/>
-          <w:b/>
-        </w:rPr>
-        <w:t xml:space="preserve">Seat of Arbitration:</w:t>
-      </w:r>
-      <w:r>
-        <w:t xml:space="preserve"> </w:t>
-      </w:r>
-      <w:r>
-        <w:t xml:space="preserve">Lagos, Nigeria</w:t>
-      </w:r>
-    </w:p>
-    <w:p>
-      <w:pPr>
-        <w:numPr>
-          <w:ilvl w:val="0"/>
-          <w:numId w:val="1037"/>
-        </w:numPr>
-      </w:pPr>
-      <w:r>
-        <w:rPr>
-          <w:bCs/>
-          <w:b/>
-        </w:rPr>
-        <w:t xml:space="preserve">Language:</w:t>
-      </w:r>
-      <w:r>
-        <w:t xml:space="preserve"> </w:t>
-      </w:r>
-      <w:r>
-        <w:t xml:space="preserve">English</w:t>
-      </w:r>
-    </w:p>
-    <w:p>
-      <w:pPr>
-        <w:numPr>
-          <w:ilvl w:val="0"/>
-          <w:numId w:val="1037"/>
-        </w:numPr>
-      </w:pPr>
-      <w:r>
-        <w:rPr>
-          <w:bCs/>
-          <w:b/>
-        </w:rPr>
-        <w:t xml:space="preserve">Number of Arbitrators:</w:t>
-      </w:r>
-      <w:r>
-        <w:t xml:space="preserve"> </w:t>
-      </w:r>
-      <w:r>
-        <w:t xml:space="preserve">One (1) arbitrator, to be appointed by mutual agreement of the Parties or, failing agreement within fourteen (14) calendar days, by the Lagos Court of Arbitration</w:t>
-      </w:r>
-    </w:p>
-    <w:p>
-      <w:pPr>
-        <w:numPr>
-          <w:ilvl w:val="0"/>
-          <w:numId w:val="1037"/>
-        </w:numPr>
-      </w:pPr>
-      <w:r>
-        <w:rPr>
-          <w:bCs/>
-          <w:b/>
-        </w:rPr>
-        <w:t xml:space="preserve">Binding Decision:</w:t>
-      </w:r>
-      <w:r>
-        <w:t xml:space="preserve"> </w:t>
-      </w:r>
-      <w:r>
-        <w:t xml:space="preserve">The decision of the arbitrator shall be</w:t>
-      </w:r>
-      <w:r>
-        <w:t xml:space="preserve"> </w:t>
-      </w:r>
-      <w:r>
-        <w:rPr>
-          <w:bCs/>
-          <w:b/>
-        </w:rPr>
-        <w:t xml:space="preserve">final and binding</w:t>
-      </w:r>
-      <w:r>
-        <w:t xml:space="preserve"> </w:t>
-      </w:r>
-      <w:r>
-        <w:t xml:space="preserve">on both Parties, and judgment upon the award may be entered in any court of competent jurisdiction.</w:t>
-      </w:r>
-    </w:p>
-    <w:p>
-      <w:pPr>
-        <w:numPr>
-          <w:ilvl w:val="0"/>
-          <w:numId w:val="1037"/>
-        </w:numPr>
-      </w:pPr>
-      <w:r>
-        <w:rPr>
-          <w:bCs/>
-          <w:b/>
-        </w:rPr>
-        <w:t xml:space="preserve">Confidentiality:</w:t>
-      </w:r>
-      <w:r>
-        <w:t xml:space="preserve"> </w:t>
-      </w:r>
-      <w:r>
-        <w:t xml:space="preserve">All arbitration proceedings and any award shall be kept confidential by both Parties.</w:t>
-      </w:r>
-    </w:p>
-    <w:p>
-      <w:pPr>
-        <w:numPr>
-          <w:ilvl w:val="0"/>
-          <w:numId w:val="1037"/>
-        </w:numPr>
-      </w:pPr>
-      <w:r>
-        <w:rPr>
-          <w:bCs/>
-          <w:b/>
-        </w:rPr>
-        <w:t xml:space="preserve">Costs:</w:t>
-      </w:r>
-      <w:r>
-        <w:t xml:space="preserve"> </w:t>
-      </w:r>
-      <w:r>
-        <w:t xml:space="preserve">The arbitrator shall have the authority to award costs, including reasonable legal fees, to the prevailing Party.</w:t>
-      </w:r>
-    </w:p>
-    <w:bookmarkEnd w:id="110"/>
-    <w:bookmarkStart w:id="111" w:name="injunctive-relief-1"/>
+    <w:bookmarkStart w:id="109" w:name="injunctive-relief-1"/>
     <w:p>
       <w:pPr>
         <w:pStyle w:val="Heading3"/>
@@ -6979,9 +6897,9 @@
         </w:pict>
       </w:r>
     </w:p>
-    <w:bookmarkEnd w:id="111"/>
-    <w:bookmarkEnd w:id="112"/>
-    <w:bookmarkStart w:id="117" w:name="signature-block"/>
+    <w:bookmarkEnd w:id="109"/>
+    <w:bookmarkEnd w:id="110"/>
+    <w:bookmarkStart w:id="115" w:name="signature-block"/>
     <w:p>
       <w:pPr>
         <w:pBdr>
@@ -7032,7 +6950,7 @@
         </w:pict>
       </w:r>
     </w:p>
-    <w:bookmarkStart w:id="113" w:name="the-company-1"/>
+    <w:bookmarkStart w:id="111" w:name="the-company-1"/>
     <w:p>
       <w:pPr>
         <w:pStyle w:val="Heading3"/>
@@ -7281,8 +7199,8 @@
         </w:pict>
       </w:r>
     </w:p>
-    <w:bookmarkEnd w:id="113"/>
-    <w:bookmarkStart w:id="114" w:name="the-intern-1"/>
+    <w:bookmarkEnd w:id="111"/>
+    <w:bookmarkStart w:id="112" w:name="the-intern-1"/>
     <w:p>
       <w:pPr>
         <w:pStyle w:val="Heading3"/>
@@ -7447,8 +7365,8 @@
         </w:pict>
       </w:r>
     </w:p>
-    <w:bookmarkEnd w:id="114"/>
-    <w:bookmarkStart w:id="115" w:name="Xb285e1a10be016bdc34c02e8f16cf64c3ca1480"/>
+    <w:bookmarkEnd w:id="112"/>
+    <w:bookmarkStart w:id="113" w:name="Xb285e1a10be016bdc34c02e8f16cf64c3ca1480"/>
     <w:p>
       <w:pPr>
         <w:pStyle w:val="Heading3"/>
@@ -7741,8 +7659,8 @@
         </w:pict>
       </w:r>
     </w:p>
-    <w:bookmarkEnd w:id="115"/>
-    <w:bookmarkStart w:id="116" w:name="witness"/>
+    <w:bookmarkEnd w:id="113"/>
+    <w:bookmarkStart w:id="114" w:name="witness"/>
     <w:p>
       <w:pPr>
         <w:pStyle w:val="Heading3"/>
@@ -7987,9 +7905,9 @@
         </w:pict>
       </w:r>
     </w:p>
-    <w:bookmarkEnd w:id="116"/>
-    <w:bookmarkEnd w:id="117"/>
-    <w:bookmarkStart w:id="118" w:name="X119fde79b1a3444de37b45d1c76b31f470dc127"/>
+    <w:bookmarkEnd w:id="114"/>
+    <w:bookmarkEnd w:id="115"/>
+    <w:bookmarkStart w:id="116" w:name="X119fde79b1a3444de37b45d1c76b31f470dc127"/>
     <w:p>
       <w:pPr>
         <w:pBdr>
@@ -8431,16 +8349,8 @@
         <w:t xml:space="preserve">PECH Group Holdings Ltd | Confidential | pechgroupholdings.tech</w:t>
       </w:r>
     </w:p>
-    <w:bookmarkEnd w:id="118"/>
-    <w:bookmarkEnd w:id="119"/>
-    <w:sectPr>
-      <w:pgBorders w:offsetFrom="page">
-        <w:top w:val="single" w:sz="18" w:space="24" w:color="00BFFF"/>
-        <w:left w:val="single" w:sz="18" w:space="24" w:color="0099CC"/>
-        <w:bottom w:val="single" w:sz="18" w:space="24" w:color="F5A623"/>
-        <w:right w:val="single" w:sz="18" w:space="24" w:color="E08A00"/>
-      </w:pgBorders>
-    </w:sectPr>
+    <w:bookmarkEnd w:id="116"/>
+    <w:sectPr/>
     <w:p>
       <w:pPr>
         <w:pBdr>
